--- a/docs/18_달란트시장_계획서.docx
+++ b/docs/18_달란트시장_계획서.docx
@@ -11,7 +11,7 @@
         <w:rPr>
           <w:b w:val="0"/>
         </w:rPr>
-        <w:t>202_년 (교회명) 유치·아동부 달란트 잔치 계획안</w:t>
+        <w:t>________년 (교회명) 유치부·아동부 달란트 시장 계획서</w:t>
       </w:r>
     </w:p>
     <w:p>
@@ -22,62 +22,95 @@
         <w:rPr>
           <w:b w:val="0"/>
         </w:rPr>
-        <w:t>1. 목적 및 개요</w:t>
+        <w:t>개요</w:t>
       </w:r>
     </w:p>
     <w:p>
       <w:pPr>
-        <w:pStyle w:val="ListNumber"/>
+        <w:pStyle w:val="ListBullet"/>
       </w:pPr>
       <w:r>
         <w:rPr>
           <w:b w:val="0"/>
         </w:rPr>
-        <w:t>목적: 한 학기 동안 신앙생활에 힘쓴 어린이들을 격려하고, 달란트의 성경적 의미(마태복음 25:14-30)를 되새기며 공동체적 기쁨을 나눈다.</w:t>
+        <w:t>주제 : 함께 기뻐하고 나누는 달란트 시장</w:t>
       </w:r>
     </w:p>
     <w:p>
       <w:pPr>
-        <w:pStyle w:val="ListNumber"/>
+        <w:pStyle w:val="ListBullet"/>
       </w:pPr>
       <w:r>
         <w:rPr>
           <w:b w:val="0"/>
         </w:rPr>
-        <w:t>주제: "착하고 충성된 종아, 함께 즐거워하자!"</w:t>
+        <w:t>주제 말씀 : 베드로전서 4:10</w:t>
       </w:r>
     </w:p>
     <w:p>
       <w:pPr>
-        <w:pStyle w:val="ListNumber"/>
+        <w:pStyle w:val="ListBullet"/>
       </w:pPr>
       <w:r>
         <w:rPr>
           <w:b w:val="0"/>
         </w:rPr>
-        <w:t>일시: 202_년 ____월 ____일(주일) 오전/오후 ____시</w:t>
+        <w:t>목적 : 예배와 말씀 생활을 격려하고, 선택과 나눔을 즐겁게 경험한다.</w:t>
       </w:r>
     </w:p>
     <w:p>
       <w:pPr>
-        <w:pStyle w:val="ListNumber"/>
+        <w:pStyle w:val="ListBullet"/>
       </w:pPr>
       <w:r>
         <w:rPr>
           <w:b w:val="0"/>
         </w:rPr>
-        <w:t>장소: (교회명) ________층 ________실 및 교육관</w:t>
+        <w:t>장소 : ________</w:t>
       </w:r>
     </w:p>
     <w:p>
       <w:pPr>
-        <w:pStyle w:val="ListNumber"/>
+        <w:pStyle w:val="ListBullet"/>
       </w:pPr>
       <w:r>
         <w:rPr>
           <w:b w:val="0"/>
         </w:rPr>
-        <w:t>대상: 유치부 및 아동부 재적 인원 및 초청 친구</w:t>
+        <w:t>일시 : ________년 ________월 ________일 ________시</w:t>
+      </w:r>
+    </w:p>
+    <w:p>
+      <w:pPr>
+        <w:pStyle w:val="ListBullet"/>
+      </w:pPr>
+      <w:r>
+        <w:rPr>
+          <w:b w:val="0"/>
+        </w:rPr>
+        <w:t>담당 : ________</w:t>
+      </w:r>
+    </w:p>
+    <w:p>
+      <w:pPr>
+        <w:pStyle w:val="ListBullet"/>
+      </w:pPr>
+      <w:r>
+        <w:rPr>
+          <w:b w:val="0"/>
+        </w:rPr>
+        <w:t>대상 : 유치부·아동부 (예상 인원 ________명: 학생 ________, 교사 ________)</w:t>
+      </w:r>
+    </w:p>
+    <w:p>
+      <w:pPr>
+        <w:pStyle w:val="ListBullet"/>
+      </w:pPr>
+      <w:r>
+        <w:rPr>
+          <w:b w:val="0"/>
+        </w:rPr>
+        <w:t>달란트 적립 기간 : ________부터 ________까지</w:t>
       </w:r>
     </w:p>
     <w:p>
@@ -88,7 +121,7 @@
         <w:rPr>
           <w:b w:val="0"/>
         </w:rPr>
-        <w:t>2. 달란트 적립 및 운영 기준</w:t>
+        <w:t>달란트 적립 기준표</w:t>
       </w:r>
     </w:p>
     <w:tbl>
@@ -126,7 +159,7 @@
               <w:rPr>
                 <w:b/>
               </w:rPr>
-              <w:t>지급 기준</w:t>
+              <w:t>적립 기준</w:t>
             </w:r>
           </w:p>
         </w:tc>
@@ -139,7 +172,7 @@
               <w:rPr>
                 <w:b/>
               </w:rPr>
-              <w:t>지급 금액</w:t>
+              <w:t>달란트</w:t>
             </w:r>
           </w:p>
         </w:tc>
@@ -152,7 +185,7 @@
               <w:rPr>
                 <w:b/>
               </w:rPr>
-              <w:t>비고</w:t>
+              <w:t>확인 방법</w:t>
             </w:r>
           </w:p>
         </w:tc>
@@ -167,7 +200,7 @@
               <w:rPr>
                 <w:b w:val="0"/>
               </w:rPr>
-              <w:t>주일 출석</w:t>
+              <w:t>출석</w:t>
             </w:r>
           </w:p>
         </w:tc>
@@ -180,7 +213,7 @@
               <w:rPr>
                 <w:b w:val="0"/>
               </w:rPr>
-              <w:t>매주 예배 참석 시</w:t>
+              <w:t>주일예배 참석, 주 1회</w:t>
             </w:r>
           </w:p>
         </w:tc>
@@ -193,7 +226,7 @@
               <w:rPr>
                 <w:b w:val="0"/>
               </w:rPr>
-              <w:t>2 달란트</w:t>
+              <w:t>2</w:t>
             </w:r>
           </w:p>
         </w:tc>
@@ -201,7 +234,14 @@
           <w:tcPr>
             <w:tcW w:type="dxa" w:w="2160"/>
           </w:tcPr>
-          <w:p/>
+          <w:p>
+            <w:r>
+              <w:rPr>
+                <w:b w:val="0"/>
+              </w:rPr>
+              <w:t>출석부</w:t>
+            </w:r>
+          </w:p>
         </w:tc>
       </w:tr>
       <w:tr>
@@ -214,7 +254,7 @@
               <w:rPr>
                 <w:b w:val="0"/>
               </w:rPr>
-              <w:t>성경 암송</w:t>
+              <w:t>암송</w:t>
             </w:r>
           </w:p>
         </w:tc>
@@ -227,7 +267,7 @@
               <w:rPr>
                 <w:b w:val="0"/>
               </w:rPr>
-              <w:t>요절 복습 및 당일 요절 암송 시</w:t>
+              <w:t>부서별 정한 말씀 암송, 주 1회</w:t>
             </w:r>
           </w:p>
         </w:tc>
@@ -240,7 +280,7 @@
               <w:rPr>
                 <w:b w:val="0"/>
               </w:rPr>
-              <w:t>3 달란트</w:t>
+              <w:t>1</w:t>
             </w:r>
           </w:p>
         </w:tc>
@@ -248,7 +288,14 @@
           <w:tcPr>
             <w:tcW w:type="dxa" w:w="2160"/>
           </w:tcPr>
-          <w:p/>
+          <w:p>
+            <w:r>
+              <w:rPr>
+                <w:b w:val="0"/>
+              </w:rPr>
+              <w:t>담당 교사 확인</w:t>
+            </w:r>
+          </w:p>
         </w:tc>
       </w:tr>
       <w:tr>
@@ -261,7 +308,7 @@
               <w:rPr>
                 <w:b w:val="0"/>
               </w:rPr>
-              <w:t>성경 공부</w:t>
+              <w:t>전도</w:t>
             </w:r>
           </w:p>
         </w:tc>
@@ -274,7 +321,7 @@
               <w:rPr>
                 <w:b w:val="0"/>
               </w:rPr>
-              <w:t>공과 공부 성실 참여 및 교재 지참</w:t>
+              <w:t>친구에게 초대장 전하기, 주 1회</w:t>
             </w:r>
           </w:p>
         </w:tc>
@@ -287,28 +334,7 @@
               <w:rPr>
                 <w:b w:val="0"/>
               </w:rPr>
-              <w:t>2 달란트</w:t>
-            </w:r>
-          </w:p>
-        </w:tc>
-        <w:tc>
-          <w:tcPr>
-            <w:tcW w:type="dxa" w:w="2160"/>
-          </w:tcPr>
-          <w:p/>
-        </w:tc>
-      </w:tr>
-      <w:tr>
-        <w:tc>
-          <w:tcPr>
-            <w:tcW w:type="dxa" w:w="2160"/>
-          </w:tcPr>
-          <w:p>
-            <w:r>
-              <w:rPr>
-                <w:b w:val="0"/>
-              </w:rPr>
-              <w:t>전도(초청)</w:t>
+              <w:t>1</w:t>
             </w:r>
           </w:p>
         </w:tc>
@@ -321,33 +347,7 @@
               <w:rPr>
                 <w:b w:val="0"/>
               </w:rPr>
-              <w:t>새로운 친구를 데려왔을 때</w:t>
-            </w:r>
-          </w:p>
-        </w:tc>
-        <w:tc>
-          <w:tcPr>
-            <w:tcW w:type="dxa" w:w="2160"/>
-          </w:tcPr>
-          <w:p>
-            <w:r>
-              <w:rPr>
-                <w:b w:val="0"/>
-              </w:rPr>
-              <w:t>10 달란트</w:t>
-            </w:r>
-          </w:p>
-        </w:tc>
-        <w:tc>
-          <w:tcPr>
-            <w:tcW w:type="dxa" w:w="2160"/>
-          </w:tcPr>
-          <w:p>
-            <w:r>
-              <w:rPr>
-                <w:b w:val="0"/>
-              </w:rPr>
-              <w:t>신규 친구에게는 별도 지급</w:t>
+              <w:t>학생 이야기 듣기</w:t>
             </w:r>
           </w:p>
         </w:tc>
@@ -375,7 +375,7 @@
               <w:rPr>
                 <w:b w:val="0"/>
               </w:rPr>
-              <w:t>자원하여 예물을 드릴 때</w:t>
+              <w:t>금액·여부에 따른 차등 적립 없음</w:t>
             </w:r>
           </w:p>
         </w:tc>
@@ -388,7 +388,7 @@
               <w:rPr>
                 <w:b w:val="0"/>
               </w:rPr>
-              <w:t>1 달란트</w:t>
+              <w:t>—</w:t>
             </w:r>
           </w:p>
         </w:tc>
@@ -401,7 +401,7 @@
               <w:rPr>
                 <w:b w:val="0"/>
               </w:rPr>
-              <w:t>액수 무관</w:t>
+              <w:t>확인·기록하지 않음</w:t>
             </w:r>
           </w:p>
         </w:tc>
@@ -416,7 +416,7 @@
               <w:rPr>
                 <w:b w:val="0"/>
               </w:rPr>
-              <w:t>봉사/선행</w:t>
+              <w:t>친구 초청</w:t>
             </w:r>
           </w:p>
         </w:tc>
@@ -429,7 +429,7 @@
               <w:rPr>
                 <w:b w:val="0"/>
               </w:rPr>
-              <w:t>청소, 인사, 교사 돕기 등</w:t>
+              <w:t>초대한 친구가 참석한 경우, 기간 중 1회</w:t>
             </w:r>
           </w:p>
         </w:tc>
@@ -442,7 +442,7 @@
               <w:rPr>
                 <w:b w:val="0"/>
               </w:rPr>
-              <w:t>1~5 달란트</w:t>
+              <w:t>2</w:t>
             </w:r>
           </w:p>
         </w:tc>
@@ -455,7 +455,80 @@
               <w:rPr>
                 <w:b w:val="0"/>
               </w:rPr>
-              <w:t>담당 교사 재량</w:t>
+              <w:t>담당 교사 확인</w:t>
+            </w:r>
+          </w:p>
+        </w:tc>
+      </w:tr>
+    </w:tbl>
+    <w:p/>
+    <w:p>
+      <w:r>
+        <w:rPr>
+          <w:b w:val="0"/>
+        </w:rPr>
+        <w:t>※ 유치부는 따라 말하기·그림 말씀 설명으로 암송을 대신할 수 있다. 전도와 친구 초청은 같은 주에 중복 적립하지 않는다.</w:t>
+      </w:r>
+    </w:p>
+    <w:p>
+      <w:pPr>
+        <w:pStyle w:val="Heading2"/>
+      </w:pPr>
+      <w:r>
+        <w:rPr>
+          <w:b w:val="0"/>
+        </w:rPr>
+        <w:t>준비물</w:t>
+      </w:r>
+    </w:p>
+    <w:tbl>
+      <w:tblPr>
+        <w:tblStyle w:val="TableGrid"/>
+        <w:tblW w:type="auto" w:w="0"/>
+        <w:tblLook w:firstColumn="1" w:firstRow="1" w:lastColumn="0" w:lastRow="0" w:noHBand="0" w:noVBand="1" w:val="04A0"/>
+      </w:tblPr>
+      <w:tblGrid>
+        <w:gridCol w:w="2880"/>
+        <w:gridCol w:w="2880"/>
+        <w:gridCol w:w="2880"/>
+      </w:tblGrid>
+      <w:tr>
+        <w:tc>
+          <w:tcPr>
+            <w:tcW w:type="dxa" w:w="2880"/>
+          </w:tcPr>
+          <w:p>
+            <w:r>
+              <w:rPr>
+                <w:b/>
+              </w:rPr>
+              <w:t>구분</w:t>
+            </w:r>
+          </w:p>
+        </w:tc>
+        <w:tc>
+          <w:tcPr>
+            <w:tcW w:type="dxa" w:w="2880"/>
+          </w:tcPr>
+          <w:p>
+            <w:r>
+              <w:rPr>
+                <w:b/>
+              </w:rPr>
+              <w:t>준비물</w:t>
+            </w:r>
+          </w:p>
+        </w:tc>
+        <w:tc>
+          <w:tcPr>
+            <w:tcW w:type="dxa" w:w="2880"/>
+          </w:tcPr>
+          <w:p>
+            <w:r>
+              <w:rPr>
+                <w:b/>
+              </w:rPr>
+              <w:t>비고</w:t>
             </w:r>
           </w:p>
         </w:tc>
@@ -463,53 +536,163 @@
       <w:tr>
         <w:tc>
           <w:tcPr>
-            <w:tcW w:type="dxa" w:w="2160"/>
+            <w:tcW w:type="dxa" w:w="2880"/>
           </w:tcPr>
           <w:p>
             <w:r>
               <w:rPr>
                 <w:b w:val="0"/>
               </w:rPr>
-              <w:t>특별 시상</w:t>
+              <w:t>운영</w:t>
             </w:r>
           </w:p>
         </w:tc>
         <w:tc>
           <w:tcPr>
-            <w:tcW w:type="dxa" w:w="2160"/>
+            <w:tcW w:type="dxa" w:w="2880"/>
           </w:tcPr>
           <w:p>
             <w:r>
               <w:rPr>
                 <w:b w:val="0"/>
               </w:rPr>
-              <w:t>출석왕(분기), 암송왕 등</w:t>
+              <w:t>달란트 기록표, 종이 달란트, 필기구</w:t>
             </w:r>
           </w:p>
         </w:tc>
         <w:tc>
           <w:tcPr>
-            <w:tcW w:type="dxa" w:w="2160"/>
+            <w:tcW w:type="dxa" w:w="2880"/>
           </w:tcPr>
           <w:p>
             <w:r>
               <w:rPr>
                 <w:b w:val="0"/>
               </w:rPr>
-              <w:t>(확인 필요)</w:t>
+              <w:t>분실 시 기록표로 확인</w:t>
             </w:r>
           </w:p>
         </w:tc>
+      </w:tr>
+      <w:tr>
         <w:tc>
           <w:tcPr>
-            <w:tcW w:type="dxa" w:w="2160"/>
+            <w:tcW w:type="dxa" w:w="2880"/>
           </w:tcPr>
           <w:p>
             <w:r>
               <w:rPr>
                 <w:b w:val="0"/>
               </w:rPr>
-              <w:t>당해 예산에 따라 조정</w:t>
+              <w:t>부스</w:t>
+            </w:r>
+          </w:p>
+        </w:tc>
+        <w:tc>
+          <w:tcPr>
+            <w:tcW w:type="dxa" w:w="2880"/>
+          </w:tcPr>
+          <w:p>
+            <w:r>
+              <w:rPr>
+                <w:b w:val="0"/>
+              </w:rPr>
+              <w:t>책상, 가격표, 부스 이름표, 바구니</w:t>
+            </w:r>
+          </w:p>
+        </w:tc>
+        <w:tc>
+          <w:tcPr>
+            <w:tcW w:type="dxa" w:w="2880"/>
+          </w:tcPr>
+          <w:p>
+            <w:r>
+              <w:rPr>
+                <w:b w:val="0"/>
+              </w:rPr>
+              <w:t>가격은 1·2·3·5달란트</w:t>
+            </w:r>
+          </w:p>
+        </w:tc>
+      </w:tr>
+      <w:tr>
+        <w:tc>
+          <w:tcPr>
+            <w:tcW w:type="dxa" w:w="2880"/>
+          </w:tcPr>
+          <w:p>
+            <w:r>
+              <w:rPr>
+                <w:b w:val="0"/>
+              </w:rPr>
+              <w:t>물품</w:t>
+            </w:r>
+          </w:p>
+        </w:tc>
+        <w:tc>
+          <w:tcPr>
+            <w:tcW w:type="dxa" w:w="2880"/>
+          </w:tcPr>
+          <w:p>
+            <w:r>
+              <w:rPr>
+                <w:b w:val="0"/>
+              </w:rPr>
+              <w:t>문구, 작은 장난감, 간식</w:t>
+            </w:r>
+          </w:p>
+        </w:tc>
+        <w:tc>
+          <w:tcPr>
+            <w:tcW w:type="dxa" w:w="2880"/>
+          </w:tcPr>
+          <w:p>
+            <w:r>
+              <w:rPr>
+                <w:b w:val="0"/>
+              </w:rPr>
+              <w:t>연령·안전·알레르기 확인</w:t>
+            </w:r>
+          </w:p>
+        </w:tc>
+      </w:tr>
+      <w:tr>
+        <w:tc>
+          <w:tcPr>
+            <w:tcW w:type="dxa" w:w="2880"/>
+          </w:tcPr>
+          <w:p>
+            <w:r>
+              <w:rPr>
+                <w:b w:val="0"/>
+              </w:rPr>
+              <w:t>공통</w:t>
+            </w:r>
+          </w:p>
+        </w:tc>
+        <w:tc>
+          <w:tcPr>
+            <w:tcW w:type="dxa" w:w="2880"/>
+          </w:tcPr>
+          <w:p>
+            <w:r>
+              <w:rPr>
+                <w:b w:val="0"/>
+              </w:rPr>
+              <w:t>손 소독제, 쓰레기봉투, 구급함</w:t>
+            </w:r>
+          </w:p>
+        </w:tc>
+        <w:tc>
+          <w:tcPr>
+            <w:tcW w:type="dxa" w:w="2880"/>
+          </w:tcPr>
+          <w:p>
+            <w:r>
+              <w:rPr>
+                <w:b w:val="0"/>
+              </w:rPr>
+              <w:t>비상 연락망 별도 준비</w:t>
             </w:r>
           </w:p>
         </w:tc>
@@ -524,7 +707,978 @@
         <w:rPr>
           <w:b w:val="0"/>
         </w:rPr>
-        <w:t>3. 물품 준비 목록 및 예산</w:t>
+        <w:t>시간표</w:t>
+      </w:r>
+    </w:p>
+    <w:tbl>
+      <w:tblPr>
+        <w:tblStyle w:val="TableGrid"/>
+        <w:tblW w:type="auto" w:w="0"/>
+        <w:tblLook w:firstColumn="1" w:firstRow="1" w:lastColumn="0" w:lastRow="0" w:noHBand="0" w:noVBand="1" w:val="04A0"/>
+      </w:tblPr>
+      <w:tblGrid>
+        <w:gridCol w:w="2880"/>
+        <w:gridCol w:w="2880"/>
+        <w:gridCol w:w="2880"/>
+      </w:tblGrid>
+      <w:tr>
+        <w:tc>
+          <w:tcPr>
+            <w:tcW w:type="dxa" w:w="2880"/>
+          </w:tcPr>
+          <w:p>
+            <w:r>
+              <w:rPr>
+                <w:b/>
+              </w:rPr>
+              <w:t>시간</w:t>
+            </w:r>
+          </w:p>
+        </w:tc>
+        <w:tc>
+          <w:tcPr>
+            <w:tcW w:type="dxa" w:w="2880"/>
+          </w:tcPr>
+          <w:p>
+            <w:r>
+              <w:rPr>
+                <w:b/>
+              </w:rPr>
+              <w:t>진행 내용</w:t>
+            </w:r>
+          </w:p>
+        </w:tc>
+        <w:tc>
+          <w:tcPr>
+            <w:tcW w:type="dxa" w:w="2880"/>
+          </w:tcPr>
+          <w:p>
+            <w:r>
+              <w:rPr>
+                <w:b/>
+              </w:rPr>
+              <w:t>담당</w:t>
+            </w:r>
+          </w:p>
+        </w:tc>
+      </w:tr>
+      <w:tr>
+        <w:tc>
+          <w:tcPr>
+            <w:tcW w:type="dxa" w:w="2880"/>
+          </w:tcPr>
+          <w:p>
+            <w:r>
+              <w:rPr>
+                <w:b w:val="0"/>
+              </w:rPr>
+              <w:t>시작 30분 전</w:t>
+            </w:r>
+          </w:p>
+        </w:tc>
+        <w:tc>
+          <w:tcPr>
+            <w:tcW w:type="dxa" w:w="2880"/>
+          </w:tcPr>
+          <w:p>
+            <w:r>
+              <w:rPr>
+                <w:b w:val="0"/>
+              </w:rPr>
+              <w:t>부스 설치, 수량·가격·안전 점검</w:t>
+            </w:r>
+          </w:p>
+        </w:tc>
+        <w:tc>
+          <w:tcPr>
+            <w:tcW w:type="dxa" w:w="2880"/>
+          </w:tcPr>
+          <w:p>
+            <w:r>
+              <w:rPr>
+                <w:b w:val="0"/>
+              </w:rPr>
+              <w:t>전체 교사</w:t>
+            </w:r>
+          </w:p>
+        </w:tc>
+      </w:tr>
+      <w:tr>
+        <w:tc>
+          <w:tcPr>
+            <w:tcW w:type="dxa" w:w="2880"/>
+          </w:tcPr>
+          <w:p>
+            <w:r>
+              <w:rPr>
+                <w:b w:val="0"/>
+              </w:rPr>
+              <w:t>00~10분</w:t>
+            </w:r>
+          </w:p>
+        </w:tc>
+        <w:tc>
+          <w:tcPr>
+            <w:tcW w:type="dxa" w:w="2880"/>
+          </w:tcPr>
+          <w:p>
+            <w:r>
+              <w:rPr>
+                <w:b w:val="0"/>
+              </w:rPr>
+              <w:t>찬양·기도, 목적과 이용 방법 안내</w:t>
+            </w:r>
+          </w:p>
+        </w:tc>
+        <w:tc>
+          <w:tcPr>
+            <w:tcW w:type="dxa" w:w="2880"/>
+          </w:tcPr>
+          <w:p>
+            <w:r>
+              <w:rPr>
+                <w:b w:val="0"/>
+              </w:rPr>
+              <w:t>진행 교사</w:t>
+            </w:r>
+          </w:p>
+        </w:tc>
+      </w:tr>
+      <w:tr>
+        <w:tc>
+          <w:tcPr>
+            <w:tcW w:type="dxa" w:w="2880"/>
+          </w:tcPr>
+          <w:p>
+            <w:r>
+              <w:rPr>
+                <w:b w:val="0"/>
+              </w:rPr>
+              <w:t>10~20분</w:t>
+            </w:r>
+          </w:p>
+        </w:tc>
+        <w:tc>
+          <w:tcPr>
+            <w:tcW w:type="dxa" w:w="2880"/>
+          </w:tcPr>
+          <w:p>
+            <w:r>
+              <w:rPr>
+                <w:b w:val="0"/>
+              </w:rPr>
+              <w:t>달란트 확인·배부, 부스 소개</w:t>
+            </w:r>
+          </w:p>
+        </w:tc>
+        <w:tc>
+          <w:tcPr>
+            <w:tcW w:type="dxa" w:w="2880"/>
+          </w:tcPr>
+          <w:p>
+            <w:r>
+              <w:rPr>
+                <w:b w:val="0"/>
+              </w:rPr>
+              <w:t>반별 교사</w:t>
+            </w:r>
+          </w:p>
+        </w:tc>
+      </w:tr>
+      <w:tr>
+        <w:tc>
+          <w:tcPr>
+            <w:tcW w:type="dxa" w:w="2880"/>
+          </w:tcPr>
+          <w:p>
+            <w:r>
+              <w:rPr>
+                <w:b w:val="0"/>
+              </w:rPr>
+              <w:t>20~45분</w:t>
+            </w:r>
+          </w:p>
+        </w:tc>
+        <w:tc>
+          <w:tcPr>
+            <w:tcW w:type="dxa" w:w="2880"/>
+          </w:tcPr>
+          <w:p>
+            <w:r>
+              <w:rPr>
+                <w:b w:val="0"/>
+              </w:rPr>
+              <w:t>시장 이용, 유치부부터 순차 입장</w:t>
+            </w:r>
+          </w:p>
+        </w:tc>
+        <w:tc>
+          <w:tcPr>
+            <w:tcW w:type="dxa" w:w="2880"/>
+          </w:tcPr>
+          <w:p>
+            <w:r>
+              <w:rPr>
+                <w:b w:val="0"/>
+              </w:rPr>
+              <w:t>부스별 교사</w:t>
+            </w:r>
+          </w:p>
+        </w:tc>
+      </w:tr>
+      <w:tr>
+        <w:tc>
+          <w:tcPr>
+            <w:tcW w:type="dxa" w:w="2880"/>
+          </w:tcPr>
+          <w:p>
+            <w:r>
+              <w:rPr>
+                <w:b w:val="0"/>
+              </w:rPr>
+              <w:t>45~55분</w:t>
+            </w:r>
+          </w:p>
+        </w:tc>
+        <w:tc>
+          <w:tcPr>
+            <w:tcW w:type="dxa" w:w="2880"/>
+          </w:tcPr>
+          <w:p>
+            <w:r>
+              <w:rPr>
+                <w:b w:val="0"/>
+              </w:rPr>
+              <w:t>나눔 활동, 소감 나누기</w:t>
+            </w:r>
+          </w:p>
+        </w:tc>
+        <w:tc>
+          <w:tcPr>
+            <w:tcW w:type="dxa" w:w="2880"/>
+          </w:tcPr>
+          <w:p>
+            <w:r>
+              <w:rPr>
+                <w:b w:val="0"/>
+              </w:rPr>
+              <w:t>반별 교사</w:t>
+            </w:r>
+          </w:p>
+        </w:tc>
+      </w:tr>
+      <w:tr>
+        <w:tc>
+          <w:tcPr>
+            <w:tcW w:type="dxa" w:w="2880"/>
+          </w:tcPr>
+          <w:p>
+            <w:r>
+              <w:rPr>
+                <w:b w:val="0"/>
+              </w:rPr>
+              <w:t>55~60분</w:t>
+            </w:r>
+          </w:p>
+        </w:tc>
+        <w:tc>
+          <w:tcPr>
+            <w:tcW w:type="dxa" w:w="2880"/>
+          </w:tcPr>
+          <w:p>
+            <w:r>
+              <w:rPr>
+                <w:b w:val="0"/>
+              </w:rPr>
+              <w:t>마침 기도, 정리·보호자 인계</w:t>
+            </w:r>
+          </w:p>
+        </w:tc>
+        <w:tc>
+          <w:tcPr>
+            <w:tcW w:type="dxa" w:w="2880"/>
+          </w:tcPr>
+          <w:p>
+            <w:r>
+              <w:rPr>
+                <w:b w:val="0"/>
+              </w:rPr>
+              <w:t>전체 교사</w:t>
+            </w:r>
+          </w:p>
+        </w:tc>
+      </w:tr>
+    </w:tbl>
+    <w:p/>
+    <w:p>
+      <w:pPr>
+        <w:pStyle w:val="Heading2"/>
+      </w:pPr>
+      <w:r>
+        <w:rPr>
+          <w:b w:val="0"/>
+        </w:rPr>
+        <w:t>특별활동</w:t>
+      </w:r>
+    </w:p>
+    <w:p>
+      <w:r>
+        <w:rPr>
+          <w:b w:val="0"/>
+        </w:rPr>
+        <w:t xml:space="preserve">1) </w:t>
+      </w:r>
+      <w:r>
+        <w:rPr>
+          <w:b/>
+        </w:rPr>
+        <w:t>고르기 활동</w:t>
+      </w:r>
+      <w:r>
+        <w:rPr>
+          <w:b w:val="0"/>
+        </w:rPr>
+        <w:t xml:space="preserve"> : 가진 달란트 안에서 필요한 물품을 고르고 값을 계산한다. 유치부는 교사가 함께 돕는다.</w:t>
+      </w:r>
+    </w:p>
+    <w:p>
+      <w:r>
+        <w:rPr>
+          <w:b w:val="0"/>
+        </w:rPr>
+        <w:t xml:space="preserve">2) </w:t>
+      </w:r>
+      <w:r>
+        <w:rPr>
+          <w:b/>
+        </w:rPr>
+        <w:t>나눔 바구니</w:t>
+      </w:r>
+      <w:r>
+        <w:rPr>
+          <w:b w:val="0"/>
+        </w:rPr>
+        <w:t xml:space="preserve"> : 원하는 어린이만 달란트나 물품을 나눈다. 참여 여부와 수량은 공개하지 않는다.</w:t>
+      </w:r>
+    </w:p>
+    <w:p>
+      <w:r>
+        <w:rPr>
+          <w:b w:val="0"/>
+        </w:rPr>
+        <w:t xml:space="preserve">3) </w:t>
+      </w:r>
+      <w:r>
+        <w:rPr>
+          <w:b/>
+        </w:rPr>
+        <w:t>감사 한마디</w:t>
+      </w:r>
+      <w:r>
+        <w:rPr>
+          <w:b w:val="0"/>
+        </w:rPr>
+        <w:t xml:space="preserve"> : 친구·교사에게 감사한 일을 한 가지씩 말한다.</w:t>
+      </w:r>
+    </w:p>
+    <w:p>
+      <w:pPr>
+        <w:pStyle w:val="Heading2"/>
+      </w:pPr>
+      <w:r>
+        <w:rPr>
+          <w:b w:val="0"/>
+        </w:rPr>
+        <w:t>부스 배치</w:t>
+      </w:r>
+    </w:p>
+    <w:tbl>
+      <w:tblPr>
+        <w:tblStyle w:val="TableGrid"/>
+        <w:tblW w:type="auto" w:w="0"/>
+        <w:tblLook w:firstColumn="1" w:firstRow="1" w:lastColumn="0" w:lastRow="0" w:noHBand="0" w:noVBand="1" w:val="04A0"/>
+      </w:tblPr>
+      <w:tblGrid>
+        <w:gridCol w:w="2880"/>
+        <w:gridCol w:w="2880"/>
+        <w:gridCol w:w="2880"/>
+      </w:tblGrid>
+      <w:tr>
+        <w:tc>
+          <w:tcPr>
+            <w:tcW w:type="dxa" w:w="2880"/>
+          </w:tcPr>
+          <w:p>
+            <w:r>
+              <w:rPr>
+                <w:b/>
+              </w:rPr>
+              <w:t>위치</w:t>
+            </w:r>
+          </w:p>
+        </w:tc>
+        <w:tc>
+          <w:tcPr>
+            <w:tcW w:type="dxa" w:w="2880"/>
+          </w:tcPr>
+          <w:p>
+            <w:r>
+              <w:rPr>
+                <w:b/>
+              </w:rPr>
+              <w:t>부스</w:t>
+            </w:r>
+          </w:p>
+        </w:tc>
+        <w:tc>
+          <w:tcPr>
+            <w:tcW w:type="dxa" w:w="2880"/>
+          </w:tcPr>
+          <w:p>
+            <w:r>
+              <w:rPr>
+                <w:b/>
+              </w:rPr>
+              <w:t>운영 방법</w:t>
+            </w:r>
+          </w:p>
+        </w:tc>
+      </w:tr>
+      <w:tr>
+        <w:tc>
+          <w:tcPr>
+            <w:tcW w:type="dxa" w:w="2880"/>
+          </w:tcPr>
+          <w:p>
+            <w:r>
+              <w:rPr>
+                <w:b w:val="0"/>
+              </w:rPr>
+              <w:t>입구</w:t>
+            </w:r>
+          </w:p>
+        </w:tc>
+        <w:tc>
+          <w:tcPr>
+            <w:tcW w:type="dxa" w:w="2880"/>
+          </w:tcPr>
+          <w:p>
+            <w:r>
+              <w:rPr>
+                <w:b w:val="0"/>
+              </w:rPr>
+              <w:t>달란트 확인·안내</w:t>
+            </w:r>
+          </w:p>
+        </w:tc>
+        <w:tc>
+          <w:tcPr>
+            <w:tcW w:type="dxa" w:w="2880"/>
+          </w:tcPr>
+          <w:p>
+            <w:r>
+              <w:rPr>
+                <w:b w:val="0"/>
+              </w:rPr>
+              <w:t>기록 확인 후 배부, 문의 접수</w:t>
+            </w:r>
+          </w:p>
+        </w:tc>
+      </w:tr>
+      <w:tr>
+        <w:tc>
+          <w:tcPr>
+            <w:tcW w:type="dxa" w:w="2880"/>
+          </w:tcPr>
+          <w:p>
+            <w:r>
+              <w:rPr>
+                <w:b w:val="0"/>
+              </w:rPr>
+              <w:t>벽면 ①</w:t>
+            </w:r>
+          </w:p>
+        </w:tc>
+        <w:tc>
+          <w:tcPr>
+            <w:tcW w:type="dxa" w:w="2880"/>
+          </w:tcPr>
+          <w:p>
+            <w:r>
+              <w:rPr>
+                <w:b w:val="0"/>
+              </w:rPr>
+              <w:t>문구</w:t>
+            </w:r>
+          </w:p>
+        </w:tc>
+        <w:tc>
+          <w:tcPr>
+            <w:tcW w:type="dxa" w:w="2880"/>
+          </w:tcPr>
+          <w:p>
+            <w:r>
+              <w:rPr>
+                <w:b w:val="0"/>
+              </w:rPr>
+              <w:t>품목별 가격·수량 표시</w:t>
+            </w:r>
+          </w:p>
+        </w:tc>
+      </w:tr>
+      <w:tr>
+        <w:tc>
+          <w:tcPr>
+            <w:tcW w:type="dxa" w:w="2880"/>
+          </w:tcPr>
+          <w:p>
+            <w:r>
+              <w:rPr>
+                <w:b w:val="0"/>
+              </w:rPr>
+              <w:t>벽면 ②</w:t>
+            </w:r>
+          </w:p>
+        </w:tc>
+        <w:tc>
+          <w:tcPr>
+            <w:tcW w:type="dxa" w:w="2880"/>
+          </w:tcPr>
+          <w:p>
+            <w:r>
+              <w:rPr>
+                <w:b w:val="0"/>
+              </w:rPr>
+              <w:t>장난감</w:t>
+            </w:r>
+          </w:p>
+        </w:tc>
+        <w:tc>
+          <w:tcPr>
+            <w:tcW w:type="dxa" w:w="2880"/>
+          </w:tcPr>
+          <w:p>
+            <w:r>
+              <w:rPr>
+                <w:b w:val="0"/>
+              </w:rPr>
+              <w:t>작은 부품 등 연령 적합성 확인</w:t>
+            </w:r>
+          </w:p>
+        </w:tc>
+      </w:tr>
+      <w:tr>
+        <w:tc>
+          <w:tcPr>
+            <w:tcW w:type="dxa" w:w="2880"/>
+          </w:tcPr>
+          <w:p>
+            <w:r>
+              <w:rPr>
+                <w:b w:val="0"/>
+              </w:rPr>
+              <w:t>벽면 ③</w:t>
+            </w:r>
+          </w:p>
+        </w:tc>
+        <w:tc>
+          <w:tcPr>
+            <w:tcW w:type="dxa" w:w="2880"/>
+          </w:tcPr>
+          <w:p>
+            <w:r>
+              <w:rPr>
+                <w:b w:val="0"/>
+              </w:rPr>
+              <w:t>간식</w:t>
+            </w:r>
+          </w:p>
+        </w:tc>
+        <w:tc>
+          <w:tcPr>
+            <w:tcW w:type="dxa" w:w="2880"/>
+          </w:tcPr>
+          <w:p>
+            <w:r>
+              <w:rPr>
+                <w:b w:val="0"/>
+              </w:rPr>
+              <w:t>알레르기 확인 후 교사가 전달</w:t>
+            </w:r>
+          </w:p>
+        </w:tc>
+      </w:tr>
+      <w:tr>
+        <w:tc>
+          <w:tcPr>
+            <w:tcW w:type="dxa" w:w="2880"/>
+          </w:tcPr>
+          <w:p>
+            <w:r>
+              <w:rPr>
+                <w:b w:val="0"/>
+              </w:rPr>
+              <w:t>출구 옆</w:t>
+            </w:r>
+          </w:p>
+        </w:tc>
+        <w:tc>
+          <w:tcPr>
+            <w:tcW w:type="dxa" w:w="2880"/>
+          </w:tcPr>
+          <w:p>
+            <w:r>
+              <w:rPr>
+                <w:b w:val="0"/>
+              </w:rPr>
+              <w:t>나눔·포장</w:t>
+            </w:r>
+          </w:p>
+        </w:tc>
+        <w:tc>
+          <w:tcPr>
+            <w:tcW w:type="dxa" w:w="2880"/>
+          </w:tcPr>
+          <w:p>
+            <w:r>
+              <w:rPr>
+                <w:b w:val="0"/>
+              </w:rPr>
+              <w:t>자율 나눔, 구입 물품 담기</w:t>
+            </w:r>
+          </w:p>
+        </w:tc>
+      </w:tr>
+      <w:tr>
+        <w:tc>
+          <w:tcPr>
+            <w:tcW w:type="dxa" w:w="2880"/>
+          </w:tcPr>
+          <w:p>
+            <w:r>
+              <w:rPr>
+                <w:b w:val="0"/>
+              </w:rPr>
+              <w:t>중앙</w:t>
+            </w:r>
+          </w:p>
+        </w:tc>
+        <w:tc>
+          <w:tcPr>
+            <w:tcW w:type="dxa" w:w="2880"/>
+          </w:tcPr>
+          <w:p>
+            <w:r>
+              <w:rPr>
+                <w:b w:val="0"/>
+              </w:rPr>
+              <w:t>이동·대기 공간</w:t>
+            </w:r>
+          </w:p>
+        </w:tc>
+        <w:tc>
+          <w:tcPr>
+            <w:tcW w:type="dxa" w:w="2880"/>
+          </w:tcPr>
+          <w:p>
+            <w:r>
+              <w:rPr>
+                <w:b w:val="0"/>
+              </w:rPr>
+              <w:t>출입구와 비상 통로 확보</w:t>
+            </w:r>
+          </w:p>
+        </w:tc>
+      </w:tr>
+    </w:tbl>
+    <w:p/>
+    <w:p>
+      <w:pPr>
+        <w:pStyle w:val="Heading2"/>
+      </w:pPr>
+      <w:r>
+        <w:rPr>
+          <w:b w:val="0"/>
+        </w:rPr>
+        <w:t>교사 역할</w:t>
+      </w:r>
+    </w:p>
+    <w:tbl>
+      <w:tblPr>
+        <w:tblStyle w:val="TableGrid"/>
+        <w:tblW w:type="auto" w:w="0"/>
+        <w:tblLook w:firstColumn="1" w:firstRow="1" w:lastColumn="0" w:lastRow="0" w:noHBand="0" w:noVBand="1" w:val="04A0"/>
+      </w:tblPr>
+      <w:tblGrid>
+        <w:gridCol w:w="2880"/>
+        <w:gridCol w:w="2880"/>
+        <w:gridCol w:w="2880"/>
+      </w:tblGrid>
+      <w:tr>
+        <w:tc>
+          <w:tcPr>
+            <w:tcW w:type="dxa" w:w="2880"/>
+          </w:tcPr>
+          <w:p>
+            <w:r>
+              <w:rPr>
+                <w:b/>
+              </w:rPr>
+              <w:t>역할</w:t>
+            </w:r>
+          </w:p>
+        </w:tc>
+        <w:tc>
+          <w:tcPr>
+            <w:tcW w:type="dxa" w:w="2880"/>
+          </w:tcPr>
+          <w:p>
+            <w:r>
+              <w:rPr>
+                <w:b/>
+              </w:rPr>
+              <w:t>담당</w:t>
+            </w:r>
+          </w:p>
+        </w:tc>
+        <w:tc>
+          <w:tcPr>
+            <w:tcW w:type="dxa" w:w="2880"/>
+          </w:tcPr>
+          <w:p>
+            <w:r>
+              <w:rPr>
+                <w:b/>
+              </w:rPr>
+              <w:t>할 일</w:t>
+            </w:r>
+          </w:p>
+        </w:tc>
+      </w:tr>
+      <w:tr>
+        <w:tc>
+          <w:tcPr>
+            <w:tcW w:type="dxa" w:w="2880"/>
+          </w:tcPr>
+          <w:p>
+            <w:r>
+              <w:rPr>
+                <w:b w:val="0"/>
+              </w:rPr>
+              <w:t>총괄·진행</w:t>
+            </w:r>
+          </w:p>
+        </w:tc>
+        <w:tc>
+          <w:tcPr>
+            <w:tcW w:type="dxa" w:w="2880"/>
+          </w:tcPr>
+          <w:p>
+            <w:r>
+              <w:rPr>
+                <w:b w:val="0"/>
+              </w:rPr>
+              <w:t>________</w:t>
+            </w:r>
+          </w:p>
+        </w:tc>
+        <w:tc>
+          <w:tcPr>
+            <w:tcW w:type="dxa" w:w="2880"/>
+          </w:tcPr>
+          <w:p>
+            <w:r>
+              <w:rPr>
+                <w:b w:val="0"/>
+              </w:rPr>
+              <w:t>일정 안내, 안전 관리, 운영 조정</w:t>
+            </w:r>
+          </w:p>
+        </w:tc>
+      </w:tr>
+      <w:tr>
+        <w:tc>
+          <w:tcPr>
+            <w:tcW w:type="dxa" w:w="2880"/>
+          </w:tcPr>
+          <w:p>
+            <w:r>
+              <w:rPr>
+                <w:b w:val="0"/>
+              </w:rPr>
+              <w:t>기록·달란트 배부</w:t>
+            </w:r>
+          </w:p>
+        </w:tc>
+        <w:tc>
+          <w:tcPr>
+            <w:tcW w:type="dxa" w:w="2880"/>
+          </w:tcPr>
+          <w:p>
+            <w:r>
+              <w:rPr>
+                <w:b w:val="0"/>
+              </w:rPr>
+              <w:t>________</w:t>
+            </w:r>
+          </w:p>
+        </w:tc>
+        <w:tc>
+          <w:tcPr>
+            <w:tcW w:type="dxa" w:w="2880"/>
+          </w:tcPr>
+          <w:p>
+            <w:r>
+              <w:rPr>
+                <w:b w:val="0"/>
+              </w:rPr>
+              <w:t>적립 내역 확인, 누락·분실 처리</w:t>
+            </w:r>
+          </w:p>
+        </w:tc>
+      </w:tr>
+      <w:tr>
+        <w:tc>
+          <w:tcPr>
+            <w:tcW w:type="dxa" w:w="2880"/>
+          </w:tcPr>
+          <w:p>
+            <w:r>
+              <w:rPr>
+                <w:b w:val="0"/>
+              </w:rPr>
+              <w:t>문구·장난감 부스</w:t>
+            </w:r>
+          </w:p>
+        </w:tc>
+        <w:tc>
+          <w:tcPr>
+            <w:tcW w:type="dxa" w:w="2880"/>
+          </w:tcPr>
+          <w:p>
+            <w:r>
+              <w:rPr>
+                <w:b w:val="0"/>
+              </w:rPr>
+              <w:t>________</w:t>
+            </w:r>
+          </w:p>
+        </w:tc>
+        <w:tc>
+          <w:tcPr>
+            <w:tcW w:type="dxa" w:w="2880"/>
+          </w:tcPr>
+          <w:p>
+            <w:r>
+              <w:rPr>
+                <w:b w:val="0"/>
+              </w:rPr>
+              <w:t>판매, 재고·구입 제한 관리</w:t>
+            </w:r>
+          </w:p>
+        </w:tc>
+      </w:tr>
+      <w:tr>
+        <w:tc>
+          <w:tcPr>
+            <w:tcW w:type="dxa" w:w="2880"/>
+          </w:tcPr>
+          <w:p>
+            <w:r>
+              <w:rPr>
+                <w:b w:val="0"/>
+              </w:rPr>
+              <w:t>간식·나눔 부스</w:t>
+            </w:r>
+          </w:p>
+        </w:tc>
+        <w:tc>
+          <w:tcPr>
+            <w:tcW w:type="dxa" w:w="2880"/>
+          </w:tcPr>
+          <w:p>
+            <w:r>
+              <w:rPr>
+                <w:b w:val="0"/>
+              </w:rPr>
+              <w:t>________</w:t>
+            </w:r>
+          </w:p>
+        </w:tc>
+        <w:tc>
+          <w:tcPr>
+            <w:tcW w:type="dxa" w:w="2880"/>
+          </w:tcPr>
+          <w:p>
+            <w:r>
+              <w:rPr>
+                <w:b w:val="0"/>
+              </w:rPr>
+              <w:t>알레르기 확인, 포장 지원</w:t>
+            </w:r>
+          </w:p>
+        </w:tc>
+      </w:tr>
+      <w:tr>
+        <w:tc>
+          <w:tcPr>
+            <w:tcW w:type="dxa" w:w="2880"/>
+          </w:tcPr>
+          <w:p>
+            <w:r>
+              <w:rPr>
+                <w:b w:val="0"/>
+              </w:rPr>
+              <w:t>반별 동행·정리</w:t>
+            </w:r>
+          </w:p>
+        </w:tc>
+        <w:tc>
+          <w:tcPr>
+            <w:tcW w:type="dxa" w:w="2880"/>
+          </w:tcPr>
+          <w:p>
+            <w:r>
+              <w:rPr>
+                <w:b w:val="0"/>
+              </w:rPr>
+              <w:t>________</w:t>
+            </w:r>
+          </w:p>
+        </w:tc>
+        <w:tc>
+          <w:tcPr>
+            <w:tcW w:type="dxa" w:w="2880"/>
+          </w:tcPr>
+          <w:p>
+            <w:r>
+              <w:rPr>
+                <w:b w:val="0"/>
+              </w:rPr>
+              <w:t>유치부 지원, 대기 관리, 보호자 인계</w:t>
+            </w:r>
+          </w:p>
+        </w:tc>
+      </w:tr>
+    </w:tbl>
+    <w:p/>
+    <w:p>
+      <w:r>
+        <w:rPr>
+          <w:b w:val="0"/>
+        </w:rPr>
+        <w:t>※ 교사가 적으면 문구·장난감 부스를 합치고, 부스는 교사가 지킬 수 있는 수만 운영한다.</w:t>
+      </w:r>
+    </w:p>
+    <w:p>
+      <w:pPr>
+        <w:pStyle w:val="Heading2"/>
+      </w:pPr>
+      <w:r>
+        <w:rPr>
+          <w:b w:val="0"/>
+        </w:rPr>
+        <w:t>예산표</w:t>
       </w:r>
     </w:p>
     <w:tbl>
@@ -550,7 +1704,7 @@
               <w:rPr>
                 <w:b/>
               </w:rPr>
-              <w:t>구분</w:t>
+              <w:t>항목</w:t>
             </w:r>
           </w:p>
         </w:tc>
@@ -563,7 +1717,7 @@
               <w:rPr>
                 <w:b/>
               </w:rPr>
-              <w:t>세부 항목</w:t>
+              <w:t>단가</w:t>
             </w:r>
           </w:p>
         </w:tc>
@@ -589,7 +1743,7 @@
               <w:rPr>
                 <w:b/>
               </w:rPr>
-              <w:t>예상 단가</w:t>
+              <w:t>금액</w:t>
             </w:r>
           </w:p>
         </w:tc>
@@ -602,7 +1756,7 @@
               <w:rPr>
                 <w:b/>
               </w:rPr>
-              <w:t>합계</w:t>
+              <w:t>비고</w:t>
             </w:r>
           </w:p>
         </w:tc>
@@ -615,35 +1769,9 @@
           <w:p>
             <w:r>
               <w:rPr>
-                <w:b/>
+                <w:b w:val="0"/>
               </w:rPr>
               <w:t>문구류</w:t>
-            </w:r>
-          </w:p>
-        </w:tc>
-        <w:tc>
-          <w:tcPr>
-            <w:tcW w:type="dxa" w:w="1728"/>
-          </w:tcPr>
-          <w:p>
-            <w:r>
-              <w:rPr>
-                <w:b w:val="0"/>
-              </w:rPr>
-              <w:t>공책, 볼펜, 스티커, 필통 등</w:t>
-            </w:r>
-          </w:p>
-        </w:tc>
-        <w:tc>
-          <w:tcPr>
-            <w:tcW w:type="dxa" w:w="1728"/>
-          </w:tcPr>
-          <w:p>
-            <w:r>
-              <w:rPr>
-                <w:b w:val="0"/>
-              </w:rPr>
-              <w:t>____개</w:t>
             </w:r>
           </w:p>
         </w:tc>
@@ -669,48 +1797,7 @@
               <w:rPr>
                 <w:b w:val="0"/>
               </w:rPr>
-              <w:t>________원</w:t>
-            </w:r>
-          </w:p>
-        </w:tc>
-      </w:tr>
-      <w:tr>
-        <w:tc>
-          <w:tcPr>
-            <w:tcW w:type="dxa" w:w="1728"/>
-          </w:tcPr>
-          <w:p>
-            <w:r>
-              <w:rPr>
-                <w:b/>
-              </w:rPr>
-              <w:t>장난감</w:t>
-            </w:r>
-          </w:p>
-        </w:tc>
-        <w:tc>
-          <w:tcPr>
-            <w:tcW w:type="dxa" w:w="1728"/>
-          </w:tcPr>
-          <w:p>
-            <w:r>
-              <w:rPr>
-                <w:b w:val="0"/>
-              </w:rPr>
-              <w:t>슬라임, 보드게임, 인형, 레고 등</w:t>
-            </w:r>
-          </w:p>
-        </w:tc>
-        <w:tc>
-          <w:tcPr>
-            <w:tcW w:type="dxa" w:w="1728"/>
-          </w:tcPr>
-          <w:p>
-            <w:r>
-              <w:rPr>
-                <w:b w:val="0"/>
-              </w:rPr>
-              <w:t>____개</w:t>
+              <w:t>________개</w:t>
             </w:r>
           </w:p>
         </w:tc>
@@ -736,7 +1823,7 @@
               <w:rPr>
                 <w:b w:val="0"/>
               </w:rPr>
-              <w:t>________원</w:t>
+              <w:t>연령별 준비</w:t>
             </w:r>
           </w:p>
         </w:tc>
@@ -749,35 +1836,9 @@
           <w:p>
             <w:r>
               <w:rPr>
-                <w:b/>
-              </w:rPr>
-              <w:t>생활용품</w:t>
-            </w:r>
-          </w:p>
-        </w:tc>
-        <w:tc>
-          <w:tcPr>
-            <w:tcW w:type="dxa" w:w="1728"/>
-          </w:tcPr>
-          <w:p>
-            <w:r>
-              <w:rPr>
                 <w:b w:val="0"/>
               </w:rPr>
-              <w:t>양말, 칫솔세트, 캐릭터 컵 등</w:t>
-            </w:r>
-          </w:p>
-        </w:tc>
-        <w:tc>
-          <w:tcPr>
-            <w:tcW w:type="dxa" w:w="1728"/>
-          </w:tcPr>
-          <w:p>
-            <w:r>
-              <w:rPr>
-                <w:b w:val="0"/>
-              </w:rPr>
-              <w:t>____개</w:t>
+              <w:t>장난감류</w:t>
             </w:r>
           </w:p>
         </w:tc>
@@ -803,48 +1864,7 @@
               <w:rPr>
                 <w:b w:val="0"/>
               </w:rPr>
-              <w:t>________원</w:t>
-            </w:r>
-          </w:p>
-        </w:tc>
-      </w:tr>
-      <w:tr>
-        <w:tc>
-          <w:tcPr>
-            <w:tcW w:type="dxa" w:w="1728"/>
-          </w:tcPr>
-          <w:p>
-            <w:r>
-              <w:rPr>
-                <w:b/>
-              </w:rPr>
-              <w:t>간식(조리)</w:t>
-            </w:r>
-          </w:p>
-        </w:tc>
-        <w:tc>
-          <w:tcPr>
-            <w:tcW w:type="dxa" w:w="1728"/>
-          </w:tcPr>
-          <w:p>
-            <w:r>
-              <w:rPr>
-                <w:b w:val="0"/>
-              </w:rPr>
-              <w:t>떡볶이, 어묵, 팝콘, 소떡소떡 등</w:t>
-            </w:r>
-          </w:p>
-        </w:tc>
-        <w:tc>
-          <w:tcPr>
-            <w:tcW w:type="dxa" w:w="1728"/>
-          </w:tcPr>
-          <w:p>
-            <w:r>
-              <w:rPr>
-                <w:b w:val="0"/>
-              </w:rPr>
-              <w:t>____인분</w:t>
+              <w:t>________개</w:t>
             </w:r>
           </w:p>
         </w:tc>
@@ -870,7 +1890,7 @@
               <w:rPr>
                 <w:b w:val="0"/>
               </w:rPr>
-              <w:t>________원</w:t>
+              <w:t>안전 표시 확인</w:t>
             </w:r>
           </w:p>
         </w:tc>
@@ -883,35 +1903,9 @@
           <w:p>
             <w:r>
               <w:rPr>
-                <w:b/>
-              </w:rPr>
-              <w:t>완제품</w:t>
-            </w:r>
-          </w:p>
-        </w:tc>
-        <w:tc>
-          <w:tcPr>
-            <w:tcW w:type="dxa" w:w="1728"/>
-          </w:tcPr>
-          <w:p>
-            <w:r>
-              <w:rPr>
                 <w:b w:val="0"/>
               </w:rPr>
-              <w:t>음료수, 과자 묶음, 컵라면 등</w:t>
-            </w:r>
-          </w:p>
-        </w:tc>
-        <w:tc>
-          <w:tcPr>
-            <w:tcW w:type="dxa" w:w="1728"/>
-          </w:tcPr>
-          <w:p>
-            <w:r>
-              <w:rPr>
-                <w:b w:val="0"/>
-              </w:rPr>
-              <w:t>____개</w:t>
+              <w:t>개별 포장 간식</w:t>
             </w:r>
           </w:p>
         </w:tc>
@@ -937,48 +1931,7 @@
               <w:rPr>
                 <w:b w:val="0"/>
               </w:rPr>
-              <w:t>________원</w:t>
-            </w:r>
-          </w:p>
-        </w:tc>
-      </w:tr>
-      <w:tr>
-        <w:tc>
-          <w:tcPr>
-            <w:tcW w:type="dxa" w:w="1728"/>
-          </w:tcPr>
-          <w:p>
-            <w:r>
-              <w:rPr>
-                <w:b/>
-              </w:rPr>
-              <w:t>기타</w:t>
-            </w:r>
-          </w:p>
-        </w:tc>
-        <w:tc>
-          <w:tcPr>
-            <w:tcW w:type="dxa" w:w="1728"/>
-          </w:tcPr>
-          <w:p>
-            <w:r>
-              <w:rPr>
-                <w:b w:val="0"/>
-              </w:rPr>
-              <w:t>비닐봉투, 일회용 접시, 나무젓가락</w:t>
-            </w:r>
-          </w:p>
-        </w:tc>
-        <w:tc>
-          <w:tcPr>
-            <w:tcW w:type="dxa" w:w="1728"/>
-          </w:tcPr>
-          <w:p>
-            <w:r>
-              <w:rPr>
-                <w:b w:val="0"/>
-              </w:rPr>
-              <w:t>____개</w:t>
+              <w:t>________개</w:t>
             </w:r>
           </w:p>
         </w:tc>
@@ -1004,7 +1957,208 @@
               <w:rPr>
                 <w:b w:val="0"/>
               </w:rPr>
+              <w:t>알레르기 확인</w:t>
+            </w:r>
+          </w:p>
+        </w:tc>
+      </w:tr>
+      <w:tr>
+        <w:tc>
+          <w:tcPr>
+            <w:tcW w:type="dxa" w:w="1728"/>
+          </w:tcPr>
+          <w:p>
+            <w:r>
+              <w:rPr>
+                <w:b w:val="0"/>
+              </w:rPr>
+              <w:t>공통 선물</w:t>
+            </w:r>
+          </w:p>
+        </w:tc>
+        <w:tc>
+          <w:tcPr>
+            <w:tcW w:type="dxa" w:w="1728"/>
+          </w:tcPr>
+          <w:p>
+            <w:r>
+              <w:rPr>
+                <w:b w:val="0"/>
+              </w:rPr>
               <w:t>________원</w:t>
+            </w:r>
+          </w:p>
+        </w:tc>
+        <w:tc>
+          <w:tcPr>
+            <w:tcW w:type="dxa" w:w="1728"/>
+          </w:tcPr>
+          <w:p>
+            <w:r>
+              <w:rPr>
+                <w:b w:val="0"/>
+              </w:rPr>
+              <w:t>________개</w:t>
+            </w:r>
+          </w:p>
+        </w:tc>
+        <w:tc>
+          <w:tcPr>
+            <w:tcW w:type="dxa" w:w="1728"/>
+          </w:tcPr>
+          <w:p>
+            <w:r>
+              <w:rPr>
+                <w:b w:val="0"/>
+              </w:rPr>
+              <w:t>________원</w:t>
+            </w:r>
+          </w:p>
+        </w:tc>
+        <w:tc>
+          <w:tcPr>
+            <w:tcW w:type="dxa" w:w="1728"/>
+          </w:tcPr>
+          <w:p>
+            <w:r>
+              <w:rPr>
+                <w:b w:val="0"/>
+              </w:rPr>
+              <w:t>참석 어린이 전원</w:t>
+            </w:r>
+          </w:p>
+        </w:tc>
+      </w:tr>
+      <w:tr>
+        <w:tc>
+          <w:tcPr>
+            <w:tcW w:type="dxa" w:w="1728"/>
+          </w:tcPr>
+          <w:p>
+            <w:r>
+              <w:rPr>
+                <w:b w:val="0"/>
+              </w:rPr>
+              <w:t>운영·포장 용품</w:t>
+            </w:r>
+          </w:p>
+        </w:tc>
+        <w:tc>
+          <w:tcPr>
+            <w:tcW w:type="dxa" w:w="1728"/>
+          </w:tcPr>
+          <w:p>
+            <w:r>
+              <w:rPr>
+                <w:b w:val="0"/>
+              </w:rPr>
+              <w:t>________원</w:t>
+            </w:r>
+          </w:p>
+        </w:tc>
+        <w:tc>
+          <w:tcPr>
+            <w:tcW w:type="dxa" w:w="1728"/>
+          </w:tcPr>
+          <w:p>
+            <w:r>
+              <w:rPr>
+                <w:b w:val="0"/>
+              </w:rPr>
+              <w:t>________묶음</w:t>
+            </w:r>
+          </w:p>
+        </w:tc>
+        <w:tc>
+          <w:tcPr>
+            <w:tcW w:type="dxa" w:w="1728"/>
+          </w:tcPr>
+          <w:p>
+            <w:r>
+              <w:rPr>
+                <w:b w:val="0"/>
+              </w:rPr>
+              <w:t>________원</w:t>
+            </w:r>
+          </w:p>
+        </w:tc>
+        <w:tc>
+          <w:tcPr>
+            <w:tcW w:type="dxa" w:w="1728"/>
+          </w:tcPr>
+          <w:p>
+            <w:r>
+              <w:rPr>
+                <w:b w:val="0"/>
+              </w:rPr>
+              <w:t>보유 물품 우선</w:t>
+            </w:r>
+          </w:p>
+        </w:tc>
+      </w:tr>
+      <w:tr>
+        <w:tc>
+          <w:tcPr>
+            <w:tcW w:type="dxa" w:w="1728"/>
+          </w:tcPr>
+          <w:p>
+            <w:r>
+              <w:rPr>
+                <w:b w:val="0"/>
+              </w:rPr>
+              <w:t>예비비</w:t>
+            </w:r>
+          </w:p>
+        </w:tc>
+        <w:tc>
+          <w:tcPr>
+            <w:tcW w:type="dxa" w:w="1728"/>
+          </w:tcPr>
+          <w:p>
+            <w:r>
+              <w:rPr>
+                <w:b w:val="0"/>
+              </w:rPr>
+              <w:t>________원</w:t>
+            </w:r>
+          </w:p>
+        </w:tc>
+        <w:tc>
+          <w:tcPr>
+            <w:tcW w:type="dxa" w:w="1728"/>
+          </w:tcPr>
+          <w:p>
+            <w:r>
+              <w:rPr>
+                <w:b w:val="0"/>
+              </w:rPr>
+              <w:t>1식</w:t>
+            </w:r>
+          </w:p>
+        </w:tc>
+        <w:tc>
+          <w:tcPr>
+            <w:tcW w:type="dxa" w:w="1728"/>
+          </w:tcPr>
+          <w:p>
+            <w:r>
+              <w:rPr>
+                <w:b w:val="0"/>
+              </w:rPr>
+              <w:t>________원</w:t>
+            </w:r>
+          </w:p>
+        </w:tc>
+        <w:tc>
+          <w:tcPr>
+            <w:tcW w:type="dxa" w:w="1728"/>
+          </w:tcPr>
+          <w:p>
+            <w:r>
+              <w:rPr>
+                <w:b w:val="0"/>
+              </w:rPr>
+              <w:t>추가 참석 대비</w:t>
             </w:r>
           </w:p>
         </w:tc>
@@ -1039,12 +2193,6 @@
           <w:tcPr>
             <w:tcW w:type="dxa" w:w="1728"/>
           </w:tcPr>
-          <w:p/>
-        </w:tc>
-        <w:tc>
-          <w:tcPr>
-            <w:tcW w:type="dxa" w:w="1728"/>
-          </w:tcPr>
           <w:p>
             <w:r>
               <w:rPr>
@@ -1053,6 +2201,12 @@
               <w:t>________원</w:t>
             </w:r>
           </w:p>
+        </w:tc>
+        <w:tc>
+          <w:tcPr>
+            <w:tcW w:type="dxa" w:w="1728"/>
+          </w:tcPr>
+          <w:p/>
         </w:tc>
       </w:tr>
     </w:tbl>
@@ -1065,103 +2219,7 @@
         <w:rPr>
           <w:b w:val="0"/>
         </w:rPr>
-        <w:t>4. 행사장 배치 및 부스 구성</w:t>
-      </w:r>
-    </w:p>
-    <w:p>
-      <w:pPr>
-        <w:pStyle w:val="ListNumber"/>
-      </w:pPr>
-      <w:r>
-        <w:rPr>
-          <w:b/>
-        </w:rPr>
-        <w:t>입구(은행)</w:t>
-      </w:r>
-      <w:r>
-        <w:rPr>
-          <w:b w:val="0"/>
-        </w:rPr>
-        <w:t>: 개인이 모은 달란트 확인 및 '달란트 통장'을 실제 '달란트 화폐'로 교환하는 곳.</w:t>
-      </w:r>
-    </w:p>
-    <w:p>
-      <w:pPr>
-        <w:pStyle w:val="ListNumber"/>
-      </w:pPr>
-      <w:r>
-        <w:rPr>
-          <w:b/>
-        </w:rPr>
-        <w:t>문구/잡화 부스</w:t>
-      </w:r>
-      <w:r>
-        <w:rPr>
-          <w:b w:val="0"/>
-        </w:rPr>
-        <w:t>: 학용품 및 생활용품 배치. 저학년/고학년 선호도 고려.</w:t>
-      </w:r>
-    </w:p>
-    <w:p>
-      <w:pPr>
-        <w:pStyle w:val="ListNumber"/>
-      </w:pPr>
-      <w:r>
-        <w:rPr>
-          <w:b/>
-        </w:rPr>
-        <w:t>완구 부스</w:t>
-      </w:r>
-      <w:r>
-        <w:rPr>
-          <w:b w:val="0"/>
-        </w:rPr>
-        <w:t>: 아이들이 가장 선호하는 고가 물품 및 인기 장난감 배치.</w:t>
-      </w:r>
-    </w:p>
-    <w:p>
-      <w:pPr>
-        <w:pStyle w:val="ListNumber"/>
-      </w:pPr>
-      <w:r>
-        <w:rPr>
-          <w:b/>
-        </w:rPr>
-        <w:t>먹거리 부스</w:t>
-      </w:r>
-      <w:r>
-        <w:rPr>
-          <w:b w:val="0"/>
-        </w:rPr>
-        <w:t>: 떡볶이, 음료 등 현장에서 조리 및 배급하는 구역(안전 주의).</w:t>
-      </w:r>
-    </w:p>
-    <w:p>
-      <w:pPr>
-        <w:pStyle w:val="ListNumber"/>
-      </w:pPr>
-      <w:r>
-        <w:rPr>
-          <w:b/>
-        </w:rPr>
-        <w:t>게임 부스(선택)</w:t>
-      </w:r>
-      <w:r>
-        <w:rPr>
-          <w:b w:val="0"/>
-        </w:rPr>
-        <w:t>: '달란트 뽑기'나 '미니 게임'을 통해 달란트를 추가 획득하거나 소비하는 구역.</w:t>
-      </w:r>
-    </w:p>
-    <w:p>
-      <w:pPr>
-        <w:pStyle w:val="Heading2"/>
-      </w:pPr>
-      <w:r>
-        <w:rPr>
-          <w:b w:val="0"/>
-        </w:rPr>
-        <w:t>5. 진행 순서</w:t>
+        <w:t>구입 목록</w:t>
       </w:r>
     </w:p>
     <w:tbl>
@@ -1186,7 +2244,7 @@
               <w:rPr>
                 <w:b/>
               </w:rPr>
-              <w:t>순서</w:t>
+              <w:t>품목</w:t>
             </w:r>
           </w:p>
         </w:tc>
@@ -1199,7 +2257,7 @@
               <w:rPr>
                 <w:b/>
               </w:rPr>
-              <w:t>내용</w:t>
+              <w:t>수량</w:t>
             </w:r>
           </w:p>
         </w:tc>
@@ -1212,7 +2270,7 @@
               <w:rPr>
                 <w:b/>
               </w:rPr>
-              <w:t>소요 시간</w:t>
+              <w:t>구입처</w:t>
             </w:r>
           </w:p>
         </w:tc>
@@ -1225,7 +2283,7 @@
               <w:rPr>
                 <w:b/>
               </w:rPr>
-              <w:t>비고</w:t>
+              <w:t>담당</w:t>
             </w:r>
           </w:p>
         </w:tc>
@@ -1238,9 +2296,9 @@
           <w:p>
             <w:r>
               <w:rPr>
-                <w:b/>
+                <w:b w:val="0"/>
               </w:rPr>
-              <w:t>여는 예배</w:t>
+              <w:t>연필·지우개·스티커</w:t>
             </w:r>
           </w:p>
         </w:tc>
@@ -1253,7 +2311,7 @@
               <w:rPr>
                 <w:b w:val="0"/>
               </w:rPr>
-              <w:t>찬양, 기도, 메시지(달란트의 의미)</w:t>
+              <w:t>________개</w:t>
             </w:r>
           </w:p>
         </w:tc>
@@ -1266,7 +2324,7 @@
               <w:rPr>
                 <w:b w:val="0"/>
               </w:rPr>
-              <w:t>15분</w:t>
+              <w:t>________</w:t>
             </w:r>
           </w:p>
         </w:tc>
@@ -1279,7 +2337,7 @@
               <w:rPr>
                 <w:b w:val="0"/>
               </w:rPr>
-              <w:t>담당: ________</w:t>
+              <w:t>________</w:t>
             </w:r>
           </w:p>
         </w:tc>
@@ -1292,9 +2350,9 @@
           <w:p>
             <w:r>
               <w:rPr>
-                <w:b/>
+                <w:b w:val="0"/>
               </w:rPr>
-              <w:t>규칙 설명</w:t>
+              <w:t>연령에 맞는 작은 장난감</w:t>
             </w:r>
           </w:p>
         </w:tc>
@@ -1307,7 +2365,7 @@
               <w:rPr>
                 <w:b w:val="0"/>
               </w:rPr>
-              <w:t>구매 방법, 질서 유지, 안전 교육</w:t>
+              <w:t>________개</w:t>
             </w:r>
           </w:p>
         </w:tc>
@@ -1320,7 +2378,7 @@
               <w:rPr>
                 <w:b w:val="0"/>
               </w:rPr>
-              <w:t>5분</w:t>
+              <w:t>________</w:t>
             </w:r>
           </w:p>
         </w:tc>
@@ -1333,7 +2391,7 @@
               <w:rPr>
                 <w:b w:val="0"/>
               </w:rPr>
-              <w:t>담당: ________</w:t>
+              <w:t>________</w:t>
             </w:r>
           </w:p>
         </w:tc>
@@ -1346,9 +2404,9 @@
           <w:p>
             <w:r>
               <w:rPr>
-                <w:b/>
+                <w:b w:val="0"/>
               </w:rPr>
-              <w:t>달란트 환전</w:t>
+              <w:t>개별 포장 간식</w:t>
             </w:r>
           </w:p>
         </w:tc>
@@ -1361,7 +2419,7 @@
               <w:rPr>
                 <w:b w:val="0"/>
               </w:rPr>
-              <w:t>통장 확인 및 화폐 지급</w:t>
+              <w:t>________개</w:t>
             </w:r>
           </w:p>
         </w:tc>
@@ -1374,7 +2432,7 @@
               <w:rPr>
                 <w:b w:val="0"/>
               </w:rPr>
-              <w:t>10분</w:t>
+              <w:t>________</w:t>
             </w:r>
           </w:p>
         </w:tc>
@@ -1387,7 +2445,7 @@
               <w:rPr>
                 <w:b w:val="0"/>
               </w:rPr>
-              <w:t>교사 전원 협조</w:t>
+              <w:t>________</w:t>
             </w:r>
           </w:p>
         </w:tc>
@@ -1400,9 +2458,9 @@
           <w:p>
             <w:r>
               <w:rPr>
-                <w:b/>
+                <w:b w:val="0"/>
               </w:rPr>
-              <w:t>시장 개장</w:t>
+              <w:t>공통 선물</w:t>
             </w:r>
           </w:p>
         </w:tc>
@@ -1415,7 +2473,7 @@
               <w:rPr>
                 <w:b w:val="0"/>
               </w:rPr>
-              <w:t>물품 구매 및 먹거리 이용</w:t>
+              <w:t>________개</w:t>
             </w:r>
           </w:p>
         </w:tc>
@@ -1428,7 +2486,7 @@
               <w:rPr>
                 <w:b w:val="0"/>
               </w:rPr>
-              <w:t>50분</w:t>
+              <w:t>________</w:t>
             </w:r>
           </w:p>
         </w:tc>
@@ -1441,7 +2499,7 @@
               <w:rPr>
                 <w:b w:val="0"/>
               </w:rPr>
-              <w:t>자율 이동</w:t>
+              <w:t>________</w:t>
             </w:r>
           </w:p>
         </w:tc>
@@ -1454,9 +2512,9 @@
           <w:p>
             <w:r>
               <w:rPr>
-                <w:b/>
+                <w:b w:val="0"/>
               </w:rPr>
-              <w:t>정리 및 폐회</w:t>
+              <w:t>종이 달란트·포장 봉투</w:t>
             </w:r>
           </w:p>
         </w:tc>
@@ -1469,7 +2527,7 @@
               <w:rPr>
                 <w:b w:val="0"/>
               </w:rPr>
-              <w:t>잔여 물품 정리, 축도 및 광고</w:t>
+              <w:t>________개</w:t>
             </w:r>
           </w:p>
         </w:tc>
@@ -1482,7 +2540,7 @@
               <w:rPr>
                 <w:b w:val="0"/>
               </w:rPr>
-              <w:t>10분</w:t>
+              <w:t>________</w:t>
             </w:r>
           </w:p>
         </w:tc>
@@ -1490,7 +2548,14 @@
           <w:tcPr>
             <w:tcW w:type="dxa" w:w="2160"/>
           </w:tcPr>
-          <w:p/>
+          <w:p>
+            <w:r>
+              <w:rPr>
+                <w:b w:val="0"/>
+              </w:rPr>
+              <w:t>________</w:t>
+            </w:r>
+          </w:p>
         </w:tc>
       </w:tr>
     </w:tbl>
@@ -1503,41 +2568,7 @@
         <w:rPr>
           <w:b w:val="0"/>
         </w:rPr>
-        <w:t>6. 교사 및 봉사자 역할 분담</w:t>
-      </w:r>
-    </w:p>
-    <w:p>
-      <w:pPr>
-        <w:pStyle w:val="ListBullet"/>
-      </w:pPr>
-      <w:r>
-        <w:rPr>
-          <w:b/>
-        </w:rPr>
-        <w:t>총괄</w:t>
-      </w:r>
-      <w:r>
-        <w:rPr>
-          <w:b w:val="0"/>
-        </w:rPr>
-        <w:t>: 행정 및 전체 진행 제어 (________ 전도사/부장)</w:t>
-      </w:r>
-    </w:p>
-    <w:p>
-      <w:pPr>
-        <w:pStyle w:val="ListBullet"/>
-      </w:pPr>
-      <w:r>
-        <w:rPr>
-          <w:b/>
-        </w:rPr>
-        <w:t>판매 담당</w:t>
-      </w:r>
-      <w:r>
-        <w:rPr>
-          <w:b w:val="0"/>
-        </w:rPr>
-        <w:t>:</w:t>
+        <w:t>공정하게 운영하는 팁</w:t>
       </w:r>
     </w:p>
     <w:p>
@@ -1548,7 +2579,7 @@
         <w:rPr>
           <w:b w:val="0"/>
         </w:rPr>
-        <w:t>문구/잡화: ________ 선생님, ________ 선생님</w:t>
+        <w:t>적립 기준과 가격은 미리 알리고, 행사 당일 임의로 바꾸지 않는다.</w:t>
       </w:r>
     </w:p>
     <w:p>
@@ -1559,7 +2590,7 @@
         <w:rPr>
           <w:b w:val="0"/>
         </w:rPr>
-        <w:t>완구: ________ 선생님, ________ 선생님</w:t>
+        <w:t>새 친구·늦게 등록한 어린이도 고를 수 있도록 모든 어린이에게 기본 ________달란트를 똑같이 지급한다.</w:t>
       </w:r>
     </w:p>
     <w:p>
@@ -1568,15 +2599,9 @@
       </w:pPr>
       <w:r>
         <w:rPr>
-          <w:b/>
-        </w:rPr>
-        <w:t>음식 조리 및 배식</w:t>
-      </w:r>
-      <w:r>
-        <w:rPr>
           <w:b w:val="0"/>
         </w:rPr>
-        <w:t>: ________ 집사님, ________ 성도님 (주방 봉사 협조 확인 필요)</w:t>
+        <w:t>달란트 수량이나 순위를 공개하지 않고, 믿음의 크기와 연결해 말하지 않는다.</w:t>
       </w:r>
     </w:p>
     <w:p>
@@ -1585,15 +2610,9 @@
       </w:pPr>
       <w:r>
         <w:rPr>
-          <w:b/>
-        </w:rPr>
-        <w:t>달란트 환전 및 은행</w:t>
-      </w:r>
-      <w:r>
-        <w:rPr>
           <w:b w:val="0"/>
         </w:rPr>
-        <w:t>: ________ 선생님 (장부 대조 필수)</w:t>
+        <w:t>인기 물품은 1인 1개로 제한하고, 입장 순서별로 재고를 나누어 둔다.</w:t>
       </w:r>
     </w:p>
     <w:p>
@@ -1602,15 +2621,9 @@
       </w:pPr>
       <w:r>
         <w:rPr>
-          <w:b/>
-        </w:rPr>
-        <w:t>질서 및 안전 관리</w:t>
-      </w:r>
-      <w:r>
-        <w:rPr>
           <w:b w:val="0"/>
         </w:rPr>
-        <w:t>: ________ 선생님 (아이들이 뛰지 않도록 지도)</w:t>
+        <w:t>질병·가정 사정으로 결석한 어린이에게는 가정 말씀 활동 등 대체 참여 기회를 안내한다.</w:t>
       </w:r>
     </w:p>
     <w:p>
@@ -1619,128 +2632,20 @@
       </w:pPr>
       <w:r>
         <w:rPr>
-          <w:b/>
-        </w:rPr>
-        <w:t>사진 및 기록</w:t>
-      </w:r>
-      <w:r>
-        <w:rPr>
           <w:b w:val="0"/>
         </w:rPr>
-        <w:t>: ________ 선생님</w:t>
+        <w:t>기록 누락은 담당 교사가 조용히 확인한다. 개인 간 달란트 거래·빌려주기는 하지 않는다.</w:t>
       </w:r>
     </w:p>
     <w:p>
       <w:pPr>
-        <w:pStyle w:val="Heading2"/>
+        <w:pStyle w:val="ListBullet"/>
       </w:pPr>
       <w:r>
         <w:rPr>
           <w:b w:val="0"/>
         </w:rPr>
-        <w:t>7. 공정한 운영과 은혜로운 진행을 위한 팁</w:t>
-      </w:r>
-    </w:p>
-    <w:p>
-      <w:pPr>
-        <w:pStyle w:val="ListNumber"/>
-      </w:pPr>
-      <w:r>
-        <w:rPr>
-          <w:b/>
-        </w:rPr>
-        <w:t>구매 한도 설정</w:t>
-      </w:r>
-      <w:r>
-        <w:rPr>
-          <w:b w:val="0"/>
-        </w:rPr>
-        <w:t>: 특정 아동이 인기 물품을 독점하지 않도록 고가 물품은 '1인 1개' 제한을 둔다.</w:t>
-      </w:r>
-    </w:p>
-    <w:p>
-      <w:pPr>
-        <w:pStyle w:val="ListNumber"/>
-      </w:pPr>
-      <w:r>
-        <w:rPr>
-          <w:b/>
-        </w:rPr>
-        <w:t>유치부 배려</w:t>
-      </w:r>
-      <w:r>
-        <w:rPr>
-          <w:b w:val="0"/>
-        </w:rPr>
-        <w:t>: 글씨나 계산이 서툰 유치부 어린이들에게는 고학년 '도우미 형/누나'를 1:1로 붙여주거나 교사가 동행한다.</w:t>
-      </w:r>
-    </w:p>
-    <w:p>
-      <w:pPr>
-        <w:pStyle w:val="ListNumber"/>
-      </w:pPr>
-      <w:r>
-        <w:rPr>
-          <w:b/>
-        </w:rPr>
-        <w:t>낙심 방지</w:t>
-      </w:r>
-      <w:r>
-        <w:rPr>
-          <w:b w:val="0"/>
-        </w:rPr>
-        <w:t>: 달란트가 적은 어린이(신규 등록자 등)를 위해 '기본 달란트'를 당일 일괄 지급하거나, 게임 부스를 통해 만회할 기회를 준다.</w:t>
-      </w:r>
-    </w:p>
-    <w:p>
-      <w:pPr>
-        <w:pStyle w:val="ListNumber"/>
-      </w:pPr>
-      <w:r>
-        <w:rPr>
-          <w:b/>
-        </w:rPr>
-        <w:t>품절 관리</w:t>
-      </w:r>
-      <w:r>
-        <w:rPr>
-          <w:b w:val="0"/>
-        </w:rPr>
-        <w:t>: 물품이 조기에 품절될 경우를 대비해 '예약권'을 발행하거나 비슷한 가격대의 대체 물품을 준비한다.</w:t>
-      </w:r>
-    </w:p>
-    <w:p>
-      <w:pPr>
-        <w:pStyle w:val="ListNumber"/>
-      </w:pPr>
-      <w:r>
-        <w:rPr>
-          <w:b/>
-        </w:rPr>
-        <w:t>가격 책정</w:t>
-      </w:r>
-      <w:r>
-        <w:rPr>
-          <w:b w:val="0"/>
-        </w:rPr>
-        <w:t>: 시장 물가와 연동하기보다 아이들이 한 학기 동안 모은 평균 액수를 고려하여 '껌 한 개 1달란트', '인기 장난감 50달란트' 등으로 적절히 배분한다.</w:t>
-      </w:r>
-    </w:p>
-    <w:p>
-      <w:pPr>
-        <w:pStyle w:val="ListNumber"/>
-      </w:pPr>
-      <w:r>
-        <w:rPr>
-          <w:b/>
-        </w:rPr>
-        <w:t>위생 관리</w:t>
-      </w:r>
-      <w:r>
-        <w:rPr>
-          <w:b w:val="0"/>
-        </w:rPr>
-        <w:t>: 먹거리 부스 운영 시 교사는 반드시 위생 장갑과 마스크를 착용하며, 알레르기 유무를 미리 파악한다.</w:t>
+        <w:t>공통 선물은 달란트와 관계없이 모든 어린이에게 지급한다.</w:t>
       </w:r>
     </w:p>
     <w:sectPr>

--- a/docs/18_달란트시장_계획서.docx
+++ b/docs/18_달란트시장_계획서.docx
@@ -11,117 +11,7 @@
         <w:rPr>
           <w:b w:val="0"/>
         </w:rPr>
-        <w:t>________년 (교회명) 유치부·아동부 달란트 시장 계획서</w:t>
-      </w:r>
-    </w:p>
-    <w:p>
-      <w:pPr>
-        <w:pStyle w:val="Heading2"/>
-      </w:pPr>
-      <w:r>
-        <w:rPr>
-          <w:b w:val="0"/>
-        </w:rPr>
-        <w:t>개요</w:t>
-      </w:r>
-    </w:p>
-    <w:p>
-      <w:pPr>
-        <w:pStyle w:val="ListBullet"/>
-      </w:pPr>
-      <w:r>
-        <w:rPr>
-          <w:b w:val="0"/>
-        </w:rPr>
-        <w:t>주제 : 함께 기뻐하고 나누는 달란트 시장</w:t>
-      </w:r>
-    </w:p>
-    <w:p>
-      <w:pPr>
-        <w:pStyle w:val="ListBullet"/>
-      </w:pPr>
-      <w:r>
-        <w:rPr>
-          <w:b w:val="0"/>
-        </w:rPr>
-        <w:t>주제 말씀 : 베드로전서 4:10</w:t>
-      </w:r>
-    </w:p>
-    <w:p>
-      <w:pPr>
-        <w:pStyle w:val="ListBullet"/>
-      </w:pPr>
-      <w:r>
-        <w:rPr>
-          <w:b w:val="0"/>
-        </w:rPr>
-        <w:t>목적 : 예배와 말씀 생활을 격려하고, 선택과 나눔을 즐겁게 경험한다.</w:t>
-      </w:r>
-    </w:p>
-    <w:p>
-      <w:pPr>
-        <w:pStyle w:val="ListBullet"/>
-      </w:pPr>
-      <w:r>
-        <w:rPr>
-          <w:b w:val="0"/>
-        </w:rPr>
-        <w:t>장소 : ________</w:t>
-      </w:r>
-    </w:p>
-    <w:p>
-      <w:pPr>
-        <w:pStyle w:val="ListBullet"/>
-      </w:pPr>
-      <w:r>
-        <w:rPr>
-          <w:b w:val="0"/>
-        </w:rPr>
-        <w:t>일시 : ________년 ________월 ________일 ________시</w:t>
-      </w:r>
-    </w:p>
-    <w:p>
-      <w:pPr>
-        <w:pStyle w:val="ListBullet"/>
-      </w:pPr>
-      <w:r>
-        <w:rPr>
-          <w:b w:val="0"/>
-        </w:rPr>
-        <w:t>담당 : ________</w:t>
-      </w:r>
-    </w:p>
-    <w:p>
-      <w:pPr>
-        <w:pStyle w:val="ListBullet"/>
-      </w:pPr>
-      <w:r>
-        <w:rPr>
-          <w:b w:val="0"/>
-        </w:rPr>
-        <w:t>대상 : 유치부·아동부 (예상 인원 ________명: 학생 ________, 교사 ________)</w:t>
-      </w:r>
-    </w:p>
-    <w:p>
-      <w:pPr>
-        <w:pStyle w:val="ListBullet"/>
-      </w:pPr>
-      <w:r>
-        <w:rPr>
-          <w:b w:val="0"/>
-        </w:rPr>
-        <w:t>달란트 적립 기간 : ________부터 ________까지</w:t>
-      </w:r>
-    </w:p>
-    <w:p>
-      <w:pPr>
-        <w:pStyle w:val="Heading2"/>
-      </w:pPr>
-      <w:r>
-        <w:rPr>
-          <w:b w:val="0"/>
-        </w:rPr>
-        <w:t>달란트 적립 기준표</w:t>
+        <w:t>[연도] (교회명) (유치부·아동부) 달란트 시장 계획서</w:t>
       </w:r>
     </w:p>
     <w:tbl>
@@ -146,7 +36,7 @@
               <w:rPr>
                 <w:b/>
               </w:rPr>
-              <w:t>항목</w:t>
+              <w:t>작성일</w:t>
             </w:r>
           </w:p>
         </w:tc>
@@ -159,7 +49,7 @@
               <w:rPr>
                 <w:b/>
               </w:rPr>
-              <w:t>적립 기준</w:t>
+              <w:t>작성자</w:t>
             </w:r>
           </w:p>
         </w:tc>
@@ -172,7 +62,7 @@
               <w:rPr>
                 <w:b/>
               </w:rPr>
-              <w:t>달란트</w:t>
+              <w:t>부서</w:t>
             </w:r>
           </w:p>
         </w:tc>
@@ -185,7 +75,7 @@
               <w:rPr>
                 <w:b/>
               </w:rPr>
-              <w:t>확인 방법</w:t>
+              <w:t>문서 상태(초안/확정)</w:t>
             </w:r>
           </w:p>
         </w:tc>
@@ -200,7 +90,7 @@
               <w:rPr>
                 <w:b w:val="0"/>
               </w:rPr>
-              <w:t>출석</w:t>
+              <w:t>________</w:t>
             </w:r>
           </w:p>
         </w:tc>
@@ -213,7 +103,7 @@
               <w:rPr>
                 <w:b w:val="0"/>
               </w:rPr>
-              <w:t>주일예배 참석, 주 1회</w:t>
+              <w:t>________</w:t>
             </w:r>
           </w:p>
         </w:tc>
@@ -226,7 +116,7 @@
               <w:rPr>
                 <w:b w:val="0"/>
               </w:rPr>
-              <w:t>2</w:t>
+              <w:t>________</w:t>
             </w:r>
           </w:p>
         </w:tc>
@@ -239,248 +129,13 @@
               <w:rPr>
                 <w:b w:val="0"/>
               </w:rPr>
-              <w:t>출석부</w:t>
-            </w:r>
-          </w:p>
-        </w:tc>
-      </w:tr>
-      <w:tr>
-        <w:tc>
-          <w:tcPr>
-            <w:tcW w:type="dxa" w:w="2160"/>
-          </w:tcPr>
-          <w:p>
-            <w:r>
-              <w:rPr>
-                <w:b w:val="0"/>
-              </w:rPr>
-              <w:t>암송</w:t>
-            </w:r>
-          </w:p>
-        </w:tc>
-        <w:tc>
-          <w:tcPr>
-            <w:tcW w:type="dxa" w:w="2160"/>
-          </w:tcPr>
-          <w:p>
-            <w:r>
-              <w:rPr>
-                <w:b w:val="0"/>
-              </w:rPr>
-              <w:t>부서별 정한 말씀 암송, 주 1회</w:t>
-            </w:r>
-          </w:p>
-        </w:tc>
-        <w:tc>
-          <w:tcPr>
-            <w:tcW w:type="dxa" w:w="2160"/>
-          </w:tcPr>
-          <w:p>
-            <w:r>
-              <w:rPr>
-                <w:b w:val="0"/>
-              </w:rPr>
-              <w:t>1</w:t>
-            </w:r>
-          </w:p>
-        </w:tc>
-        <w:tc>
-          <w:tcPr>
-            <w:tcW w:type="dxa" w:w="2160"/>
-          </w:tcPr>
-          <w:p>
-            <w:r>
-              <w:rPr>
-                <w:b w:val="0"/>
-              </w:rPr>
-              <w:t>담당 교사 확인</w:t>
-            </w:r>
-          </w:p>
-        </w:tc>
-      </w:tr>
-      <w:tr>
-        <w:tc>
-          <w:tcPr>
-            <w:tcW w:type="dxa" w:w="2160"/>
-          </w:tcPr>
-          <w:p>
-            <w:r>
-              <w:rPr>
-                <w:b w:val="0"/>
-              </w:rPr>
-              <w:t>전도</w:t>
-            </w:r>
-          </w:p>
-        </w:tc>
-        <w:tc>
-          <w:tcPr>
-            <w:tcW w:type="dxa" w:w="2160"/>
-          </w:tcPr>
-          <w:p>
-            <w:r>
-              <w:rPr>
-                <w:b w:val="0"/>
-              </w:rPr>
-              <w:t>친구에게 초대장 전하기, 주 1회</w:t>
-            </w:r>
-          </w:p>
-        </w:tc>
-        <w:tc>
-          <w:tcPr>
-            <w:tcW w:type="dxa" w:w="2160"/>
-          </w:tcPr>
-          <w:p>
-            <w:r>
-              <w:rPr>
-                <w:b w:val="0"/>
-              </w:rPr>
-              <w:t>1</w:t>
-            </w:r>
-          </w:p>
-        </w:tc>
-        <w:tc>
-          <w:tcPr>
-            <w:tcW w:type="dxa" w:w="2160"/>
-          </w:tcPr>
-          <w:p>
-            <w:r>
-              <w:rPr>
-                <w:b w:val="0"/>
-              </w:rPr>
-              <w:t>학생 이야기 듣기</w:t>
-            </w:r>
-          </w:p>
-        </w:tc>
-      </w:tr>
-      <w:tr>
-        <w:tc>
-          <w:tcPr>
-            <w:tcW w:type="dxa" w:w="2160"/>
-          </w:tcPr>
-          <w:p>
-            <w:r>
-              <w:rPr>
-                <w:b w:val="0"/>
-              </w:rPr>
-              <w:t>헌금</w:t>
-            </w:r>
-          </w:p>
-        </w:tc>
-        <w:tc>
-          <w:tcPr>
-            <w:tcW w:type="dxa" w:w="2160"/>
-          </w:tcPr>
-          <w:p>
-            <w:r>
-              <w:rPr>
-                <w:b w:val="0"/>
-              </w:rPr>
-              <w:t>금액·여부에 따른 차등 적립 없음</w:t>
-            </w:r>
-          </w:p>
-        </w:tc>
-        <w:tc>
-          <w:tcPr>
-            <w:tcW w:type="dxa" w:w="2160"/>
-          </w:tcPr>
-          <w:p>
-            <w:r>
-              <w:rPr>
-                <w:b w:val="0"/>
-              </w:rPr>
-              <w:t>—</w:t>
-            </w:r>
-          </w:p>
-        </w:tc>
-        <w:tc>
-          <w:tcPr>
-            <w:tcW w:type="dxa" w:w="2160"/>
-          </w:tcPr>
-          <w:p>
-            <w:r>
-              <w:rPr>
-                <w:b w:val="0"/>
-              </w:rPr>
-              <w:t>확인·기록하지 않음</w:t>
-            </w:r>
-          </w:p>
-        </w:tc>
-      </w:tr>
-      <w:tr>
-        <w:tc>
-          <w:tcPr>
-            <w:tcW w:type="dxa" w:w="2160"/>
-          </w:tcPr>
-          <w:p>
-            <w:r>
-              <w:rPr>
-                <w:b w:val="0"/>
-              </w:rPr>
-              <w:t>친구 초청</w:t>
-            </w:r>
-          </w:p>
-        </w:tc>
-        <w:tc>
-          <w:tcPr>
-            <w:tcW w:type="dxa" w:w="2160"/>
-          </w:tcPr>
-          <w:p>
-            <w:r>
-              <w:rPr>
-                <w:b w:val="0"/>
-              </w:rPr>
-              <w:t>초대한 친구가 참석한 경우, 기간 중 1회</w:t>
-            </w:r>
-          </w:p>
-        </w:tc>
-        <w:tc>
-          <w:tcPr>
-            <w:tcW w:type="dxa" w:w="2160"/>
-          </w:tcPr>
-          <w:p>
-            <w:r>
-              <w:rPr>
-                <w:b w:val="0"/>
-              </w:rPr>
-              <w:t>2</w:t>
-            </w:r>
-          </w:p>
-        </w:tc>
-        <w:tc>
-          <w:tcPr>
-            <w:tcW w:type="dxa" w:w="2160"/>
-          </w:tcPr>
-          <w:p>
-            <w:r>
-              <w:rPr>
-                <w:b w:val="0"/>
-              </w:rPr>
-              <w:t>담당 교사 확인</w:t>
+              <w:t>________</w:t>
             </w:r>
           </w:p>
         </w:tc>
       </w:tr>
     </w:tbl>
     <w:p/>
-    <w:p>
-      <w:r>
-        <w:rPr>
-          <w:b w:val="0"/>
-        </w:rPr>
-        <w:t>※ 유치부는 따라 말하기·그림 말씀 설명으로 암송을 대신할 수 있다. 전도와 친구 초청은 같은 주에 중복 적립하지 않는다.</w:t>
-      </w:r>
-    </w:p>
-    <w:p>
-      <w:pPr>
-        <w:pStyle w:val="Heading2"/>
-      </w:pPr>
-      <w:r>
-        <w:rPr>
-          <w:b w:val="0"/>
-        </w:rPr>
-        <w:t>준비물</w:t>
-      </w:r>
-    </w:p>
     <w:tbl>
       <w:tblPr>
         <w:tblStyle w:val="TableGrid"/>
@@ -502,7 +157,7 @@
               <w:rPr>
                 <w:b/>
               </w:rPr>
-              <w:t>구분</w:t>
+              <w:t>작성</w:t>
             </w:r>
           </w:p>
         </w:tc>
@@ -515,7 +170,7 @@
               <w:rPr>
                 <w:b/>
               </w:rPr>
-              <w:t>준비물</w:t>
+              <w:t>검토</w:t>
             </w:r>
           </w:p>
         </w:tc>
@@ -528,7 +183,7 @@
               <w:rPr>
                 <w:b/>
               </w:rPr>
-              <w:t>비고</w:t>
+              <w:t>승인</w:t>
             </w:r>
           </w:p>
         </w:tc>
@@ -543,7 +198,7 @@
               <w:rPr>
                 <w:b w:val="0"/>
               </w:rPr>
-              <w:t>운영</w:t>
+              <w:t>________</w:t>
             </w:r>
           </w:p>
         </w:tc>
@@ -556,7 +211,7 @@
               <w:rPr>
                 <w:b w:val="0"/>
               </w:rPr>
-              <w:t>달란트 기록표, 종이 달란트, 필기구</w:t>
+              <w:t>________</w:t>
             </w:r>
           </w:p>
         </w:tc>
@@ -569,7 +224,153 @@
               <w:rPr>
                 <w:b w:val="0"/>
               </w:rPr>
-              <w:t>분실 시 기록표로 확인</w:t>
+              <w:t>________</w:t>
+            </w:r>
+          </w:p>
+        </w:tc>
+      </w:tr>
+    </w:tbl>
+    <w:p/>
+    <w:p>
+      <w:r>
+        <w:rPr>
+          <w:b/>
+        </w:rPr>
+        <w:t>요약</w:t>
+      </w:r>
+    </w:p>
+    <w:p>
+      <w:r>
+        <w:rPr>
+          <w:b w:val="0"/>
+        </w:rPr>
+        <w:t>승인 요청 사항: 달란트 시장 개최, 적립·사용 기준 및 물품 구입 예산 승인을 요청함.</w:t>
+      </w:r>
+    </w:p>
+    <w:p>
+      <w:r>
+        <w:rPr>
+          <w:b w:val="0"/>
+        </w:rPr>
+        <w:t>핵심 개요: 유치부·아동부 어린이를 대상으로 신앙생활을 격려하고 나눔을 경험하는 시장을 운영함.</w:t>
+      </w:r>
+    </w:p>
+    <w:p>
+      <w:r>
+        <w:rPr>
+          <w:b w:val="0"/>
+        </w:rPr>
+        <w:t>운영 원칙: 부서별 발달 수준을 고려하고, 기본 참여 달란트와 동일한 교환 가격을 적용함.</w:t>
+      </w:r>
+    </w:p>
+    <w:p>
+      <w:r>
+        <w:rPr>
+          <w:b w:val="0"/>
+        </w:rPr>
+        <w:t>예산 총액: 금________원(금________원) / 재원: ________.</w:t>
+      </w:r>
+    </w:p>
+    <w:p>
+      <w:pPr>
+        <w:pStyle w:val="Heading2"/>
+      </w:pPr>
+      <w:r>
+        <w:rPr>
+          <w:b w:val="0"/>
+        </w:rPr>
+        <w:t>1. 추진 배경 및 필요성</w:t>
+      </w:r>
+    </w:p>
+    <w:p>
+      <w:r>
+        <w:rPr>
+          <w:b w:val="0"/>
+        </w:rPr>
+        <w:t>가. 예배 출석과 말씀 암송 등 신앙생활의 꾸준한 참여를 격려하고, 교사와 어린이가 함께 기쁨을 나누는 활동이 필요함.</w:t>
+      </w:r>
+    </w:p>
+    <w:p>
+      <w:r>
+        <w:rPr>
+          <w:b w:val="0"/>
+        </w:rPr>
+        <w:t>나. 달란트를 신앙의 우열이나 하나님의 사랑을 평가하는 점수로 사용하지 않으며, 적립 기회의 차이로 어린이가 소외되지 않도록 운영 기준을 사전에 정할 필요가 있음.</w:t>
+      </w:r>
+    </w:p>
+    <w:p>
+      <w:pPr>
+        <w:pStyle w:val="Heading2"/>
+      </w:pPr>
+      <w:r>
+        <w:rPr>
+          <w:b w:val="0"/>
+        </w:rPr>
+        <w:t>2. 목적 및 목표</w:t>
+      </w:r>
+    </w:p>
+    <w:tbl>
+      <w:tblPr>
+        <w:tblStyle w:val="TableGrid"/>
+        <w:tblW w:type="auto" w:w="0"/>
+        <w:tblLook w:firstColumn="1" w:firstRow="1" w:lastColumn="0" w:lastRow="0" w:noHBand="0" w:noVBand="1" w:val="04A0"/>
+      </w:tblPr>
+      <w:tblGrid>
+        <w:gridCol w:w="2160"/>
+        <w:gridCol w:w="2160"/>
+        <w:gridCol w:w="2160"/>
+        <w:gridCol w:w="2160"/>
+      </w:tblGrid>
+      <w:tr>
+        <w:tc>
+          <w:tcPr>
+            <w:tcW w:type="dxa" w:w="2160"/>
+          </w:tcPr>
+          <w:p>
+            <w:r>
+              <w:rPr>
+                <w:b/>
+              </w:rPr>
+              <w:t>구분</w:t>
+            </w:r>
+          </w:p>
+        </w:tc>
+        <w:tc>
+          <w:tcPr>
+            <w:tcW w:type="dxa" w:w="2160"/>
+          </w:tcPr>
+          <w:p>
+            <w:r>
+              <w:rPr>
+                <w:b/>
+              </w:rPr>
+              <w:t>내용</w:t>
+            </w:r>
+          </w:p>
+        </w:tc>
+        <w:tc>
+          <w:tcPr>
+            <w:tcW w:type="dxa" w:w="2160"/>
+          </w:tcPr>
+          <w:p>
+            <w:r>
+              <w:rPr>
+                <w:b/>
+              </w:rPr>
+              <w:t>담당</w:t>
+            </w:r>
+          </w:p>
+        </w:tc>
+        <w:tc>
+          <w:tcPr>
+            <w:tcW w:type="dxa" w:w="2160"/>
+          </w:tcPr>
+          <w:p>
+            <w:r>
+              <w:rPr>
+                <w:b/>
+              </w:rPr>
+              <w:t>확인 기한</w:t>
             </w:r>
           </w:p>
         </w:tc>
@@ -577,40 +378,53 @@
       <w:tr>
         <w:tc>
           <w:tcPr>
-            <w:tcW w:type="dxa" w:w="2880"/>
+            <w:tcW w:type="dxa" w:w="2160"/>
           </w:tcPr>
           <w:p>
             <w:r>
               <w:rPr>
                 <w:b w:val="0"/>
               </w:rPr>
-              <w:t>부스</w:t>
-            </w:r>
-          </w:p>
-        </w:tc>
-        <w:tc>
-          <w:tcPr>
-            <w:tcW w:type="dxa" w:w="2880"/>
+              <w:t>신앙적 목적</w:t>
+            </w:r>
+          </w:p>
+        </w:tc>
+        <w:tc>
+          <w:tcPr>
+            <w:tcW w:type="dxa" w:w="2160"/>
           </w:tcPr>
           <w:p>
             <w:r>
               <w:rPr>
                 <w:b w:val="0"/>
               </w:rPr>
-              <w:t>책상, 가격표, 부스 이름표, 바구니</w:t>
-            </w:r>
-          </w:p>
-        </w:tc>
-        <w:tc>
-          <w:tcPr>
-            <w:tcW w:type="dxa" w:w="2880"/>
+              <w:t>하나님께 받은 은혜에 감사하고 나눔과 배려를 경험하도록 도움</w:t>
+            </w:r>
+          </w:p>
+        </w:tc>
+        <w:tc>
+          <w:tcPr>
+            <w:tcW w:type="dxa" w:w="2160"/>
           </w:tcPr>
           <w:p>
             <w:r>
               <w:rPr>
                 <w:b w:val="0"/>
               </w:rPr>
-              <w:t>가격은 1·2·3·5달란트</w:t>
+              <w:t>________</w:t>
+            </w:r>
+          </w:p>
+        </w:tc>
+        <w:tc>
+          <w:tcPr>
+            <w:tcW w:type="dxa" w:w="2160"/>
+          </w:tcPr>
+          <w:p>
+            <w:r>
+              <w:rPr>
+                <w:b w:val="0"/>
+              </w:rPr>
+              <w:t>________</w:t>
             </w:r>
           </w:p>
         </w:tc>
@@ -618,40 +432,53 @@
       <w:tr>
         <w:tc>
           <w:tcPr>
-            <w:tcW w:type="dxa" w:w="2880"/>
+            <w:tcW w:type="dxa" w:w="2160"/>
           </w:tcPr>
           <w:p>
             <w:r>
               <w:rPr>
                 <w:b w:val="0"/>
               </w:rPr>
-              <w:t>물품</w:t>
-            </w:r>
-          </w:p>
-        </w:tc>
-        <w:tc>
-          <w:tcPr>
-            <w:tcW w:type="dxa" w:w="2880"/>
+              <w:t>확인 가능한 목표</w:t>
+            </w:r>
+          </w:p>
+        </w:tc>
+        <w:tc>
+          <w:tcPr>
+            <w:tcW w:type="dxa" w:w="2160"/>
           </w:tcPr>
           <w:p>
             <w:r>
               <w:rPr>
                 <w:b w:val="0"/>
               </w:rPr>
-              <w:t>문구, 작은 장난감, 간식</w:t>
-            </w:r>
-          </w:p>
-        </w:tc>
-        <w:tc>
-          <w:tcPr>
-            <w:tcW w:type="dxa" w:w="2880"/>
+              <w:t>참여 어린이 전원에게 기본 참여 달란트를 지급하고 이용 기회 제공</w:t>
+            </w:r>
+          </w:p>
+        </w:tc>
+        <w:tc>
+          <w:tcPr>
+            <w:tcW w:type="dxa" w:w="2160"/>
           </w:tcPr>
           <w:p>
             <w:r>
               <w:rPr>
                 <w:b w:val="0"/>
               </w:rPr>
-              <w:t>연령·안전·알레르기 확인</w:t>
+              <w:t>________</w:t>
+            </w:r>
+          </w:p>
+        </w:tc>
+        <w:tc>
+          <w:tcPr>
+            <w:tcW w:type="dxa" w:w="2160"/>
+          </w:tcPr>
+          <w:p>
+            <w:r>
+              <w:rPr>
+                <w:b w:val="0"/>
+              </w:rPr>
+              <w:t>________</w:t>
             </w:r>
           </w:p>
         </w:tc>
@@ -659,40 +486,107 @@
       <w:tr>
         <w:tc>
           <w:tcPr>
-            <w:tcW w:type="dxa" w:w="2880"/>
+            <w:tcW w:type="dxa" w:w="2160"/>
           </w:tcPr>
           <w:p>
             <w:r>
               <w:rPr>
                 <w:b w:val="0"/>
               </w:rPr>
-              <w:t>공통</w:t>
-            </w:r>
-          </w:p>
-        </w:tc>
-        <w:tc>
-          <w:tcPr>
-            <w:tcW w:type="dxa" w:w="2880"/>
+              <w:t>확인 가능한 목표</w:t>
+            </w:r>
+          </w:p>
+        </w:tc>
+        <w:tc>
+          <w:tcPr>
+            <w:tcW w:type="dxa" w:w="2160"/>
           </w:tcPr>
           <w:p>
             <w:r>
               <w:rPr>
                 <w:b w:val="0"/>
               </w:rPr>
-              <w:t>손 소독제, 쓰레기봉투, 구급함</w:t>
-            </w:r>
-          </w:p>
-        </w:tc>
-        <w:tc>
-          <w:tcPr>
-            <w:tcW w:type="dxa" w:w="2880"/>
+              <w:t>모든 부스에 가격표를 게시하고 적립·사용 이의 확인 완료</w:t>
+            </w:r>
+          </w:p>
+        </w:tc>
+        <w:tc>
+          <w:tcPr>
+            <w:tcW w:type="dxa" w:w="2160"/>
           </w:tcPr>
           <w:p>
             <w:r>
               <w:rPr>
                 <w:b w:val="0"/>
               </w:rPr>
-              <w:t>비상 연락망 별도 준비</w:t>
+              <w:t>________</w:t>
+            </w:r>
+          </w:p>
+        </w:tc>
+        <w:tc>
+          <w:tcPr>
+            <w:tcW w:type="dxa" w:w="2160"/>
+          </w:tcPr>
+          <w:p>
+            <w:r>
+              <w:rPr>
+                <w:b w:val="0"/>
+              </w:rPr>
+              <w:t>________</w:t>
+            </w:r>
+          </w:p>
+        </w:tc>
+      </w:tr>
+      <w:tr>
+        <w:tc>
+          <w:tcPr>
+            <w:tcW w:type="dxa" w:w="2160"/>
+          </w:tcPr>
+          <w:p>
+            <w:r>
+              <w:rPr>
+                <w:b w:val="0"/>
+              </w:rPr>
+              <w:t>확인 가능한 목표</w:t>
+            </w:r>
+          </w:p>
+        </w:tc>
+        <w:tc>
+          <w:tcPr>
+            <w:tcW w:type="dxa" w:w="2160"/>
+          </w:tcPr>
+          <w:p>
+            <w:r>
+              <w:rPr>
+                <w:b w:val="0"/>
+              </w:rPr>
+              <w:t>행사 종료 후 참여 인원, 물품 잔량, 예산 집행 결과 보고</w:t>
+            </w:r>
+          </w:p>
+        </w:tc>
+        <w:tc>
+          <w:tcPr>
+            <w:tcW w:type="dxa" w:w="2160"/>
+          </w:tcPr>
+          <w:p>
+            <w:r>
+              <w:rPr>
+                <w:b w:val="0"/>
+              </w:rPr>
+              <w:t>________</w:t>
+            </w:r>
+          </w:p>
+        </w:tc>
+        <w:tc>
+          <w:tcPr>
+            <w:tcW w:type="dxa" w:w="2160"/>
+          </w:tcPr>
+          <w:p>
+            <w:r>
+              <w:rPr>
+                <w:b w:val="0"/>
+              </w:rPr>
+              <w:t>________</w:t>
             </w:r>
           </w:p>
         </w:tc>
@@ -707,7 +601,7 @@
         <w:rPr>
           <w:b w:val="0"/>
         </w:rPr>
-        <w:t>시간표</w:t>
+        <w:t>3. 행사 개요</w:t>
       </w:r>
     </w:p>
     <w:tbl>
@@ -717,47 +611,33 @@
         <w:tblLook w:firstColumn="1" w:firstRow="1" w:lastColumn="0" w:lastRow="0" w:noHBand="0" w:noVBand="1" w:val="04A0"/>
       </w:tblPr>
       <w:tblGrid>
-        <w:gridCol w:w="2880"/>
-        <w:gridCol w:w="2880"/>
-        <w:gridCol w:w="2880"/>
+        <w:gridCol w:w="4320"/>
+        <w:gridCol w:w="4320"/>
       </w:tblGrid>
       <w:tr>
         <w:tc>
           <w:tcPr>
-            <w:tcW w:type="dxa" w:w="2880"/>
+            <w:tcW w:type="dxa" w:w="4320"/>
           </w:tcPr>
           <w:p>
             <w:r>
               <w:rPr>
                 <w:b/>
               </w:rPr>
-              <w:t>시간</w:t>
-            </w:r>
-          </w:p>
-        </w:tc>
-        <w:tc>
-          <w:tcPr>
-            <w:tcW w:type="dxa" w:w="2880"/>
+              <w:t>항목</w:t>
+            </w:r>
+          </w:p>
+        </w:tc>
+        <w:tc>
+          <w:tcPr>
+            <w:tcW w:type="dxa" w:w="4320"/>
           </w:tcPr>
           <w:p>
             <w:r>
               <w:rPr>
                 <w:b/>
               </w:rPr>
-              <w:t>진행 내용</w:t>
-            </w:r>
-          </w:p>
-        </w:tc>
-        <w:tc>
-          <w:tcPr>
-            <w:tcW w:type="dxa" w:w="2880"/>
-          </w:tcPr>
-          <w:p>
-            <w:r>
-              <w:rPr>
-                <w:b/>
-              </w:rPr>
-              <w:t>담당</w:t>
+              <w:t>내용</w:t>
             </w:r>
           </w:p>
         </w:tc>
@@ -765,40 +645,27 @@
       <w:tr>
         <w:tc>
           <w:tcPr>
-            <w:tcW w:type="dxa" w:w="2880"/>
+            <w:tcW w:type="dxa" w:w="4320"/>
           </w:tcPr>
           <w:p>
             <w:r>
               <w:rPr>
                 <w:b w:val="0"/>
               </w:rPr>
-              <w:t>시작 30분 전</w:t>
-            </w:r>
-          </w:p>
-        </w:tc>
-        <w:tc>
-          <w:tcPr>
-            <w:tcW w:type="dxa" w:w="2880"/>
+              <w:t>행사명</w:t>
+            </w:r>
+          </w:p>
+        </w:tc>
+        <w:tc>
+          <w:tcPr>
+            <w:tcW w:type="dxa" w:w="4320"/>
           </w:tcPr>
           <w:p>
             <w:r>
               <w:rPr>
                 <w:b w:val="0"/>
               </w:rPr>
-              <w:t>부스 설치, 수량·가격·안전 점검</w:t>
-            </w:r>
-          </w:p>
-        </w:tc>
-        <w:tc>
-          <w:tcPr>
-            <w:tcW w:type="dxa" w:w="2880"/>
-          </w:tcPr>
-          <w:p>
-            <w:r>
-              <w:rPr>
-                <w:b w:val="0"/>
-              </w:rPr>
-              <w:t>전체 교사</w:t>
+              <w:t>________ 달란트 시장</w:t>
             </w:r>
           </w:p>
         </w:tc>
@@ -806,40 +673,27 @@
       <w:tr>
         <w:tc>
           <w:tcPr>
-            <w:tcW w:type="dxa" w:w="2880"/>
+            <w:tcW w:type="dxa" w:w="4320"/>
           </w:tcPr>
           <w:p>
             <w:r>
               <w:rPr>
                 <w:b w:val="0"/>
               </w:rPr>
-              <w:t>00~10분</w:t>
-            </w:r>
-          </w:p>
-        </w:tc>
-        <w:tc>
-          <w:tcPr>
-            <w:tcW w:type="dxa" w:w="2880"/>
+              <w:t>주제</w:t>
+            </w:r>
+          </w:p>
+        </w:tc>
+        <w:tc>
+          <w:tcPr>
+            <w:tcW w:type="dxa" w:w="4320"/>
           </w:tcPr>
           <w:p>
             <w:r>
               <w:rPr>
                 <w:b w:val="0"/>
               </w:rPr>
-              <w:t>찬양·기도, 목적과 이용 방법 안내</w:t>
-            </w:r>
-          </w:p>
-        </w:tc>
-        <w:tc>
-          <w:tcPr>
-            <w:tcW w:type="dxa" w:w="2880"/>
-          </w:tcPr>
-          <w:p>
-            <w:r>
-              <w:rPr>
-                <w:b w:val="0"/>
-              </w:rPr>
-              <w:t>진행 교사</w:t>
+              <w:t>________</w:t>
             </w:r>
           </w:p>
         </w:tc>
@@ -847,40 +701,27 @@
       <w:tr>
         <w:tc>
           <w:tcPr>
-            <w:tcW w:type="dxa" w:w="2880"/>
+            <w:tcW w:type="dxa" w:w="4320"/>
           </w:tcPr>
           <w:p>
             <w:r>
               <w:rPr>
                 <w:b w:val="0"/>
               </w:rPr>
-              <w:t>10~20분</w:t>
-            </w:r>
-          </w:p>
-        </w:tc>
-        <w:tc>
-          <w:tcPr>
-            <w:tcW w:type="dxa" w:w="2880"/>
+              <w:t>주제 말씀</w:t>
+            </w:r>
+          </w:p>
+        </w:tc>
+        <w:tc>
+          <w:tcPr>
+            <w:tcW w:type="dxa" w:w="4320"/>
           </w:tcPr>
           <w:p>
             <w:r>
               <w:rPr>
                 <w:b w:val="0"/>
               </w:rPr>
-              <w:t>달란트 확인·배부, 부스 소개</w:t>
-            </w:r>
-          </w:p>
-        </w:tc>
-        <w:tc>
-          <w:tcPr>
-            <w:tcW w:type="dxa" w:w="2880"/>
-          </w:tcPr>
-          <w:p>
-            <w:r>
-              <w:rPr>
-                <w:b w:val="0"/>
-              </w:rPr>
-              <w:t>반별 교사</w:t>
+              <w:t>디모데전서 4:12</w:t>
             </w:r>
           </w:p>
         </w:tc>
@@ -888,40 +729,27 @@
       <w:tr>
         <w:tc>
           <w:tcPr>
-            <w:tcW w:type="dxa" w:w="2880"/>
+            <w:tcW w:type="dxa" w:w="4320"/>
           </w:tcPr>
           <w:p>
             <w:r>
               <w:rPr>
                 <w:b w:val="0"/>
               </w:rPr>
-              <w:t>20~45분</w:t>
-            </w:r>
-          </w:p>
-        </w:tc>
-        <w:tc>
-          <w:tcPr>
-            <w:tcW w:type="dxa" w:w="2880"/>
+              <w:t>일시</w:t>
+            </w:r>
+          </w:p>
+        </w:tc>
+        <w:tc>
+          <w:tcPr>
+            <w:tcW w:type="dxa" w:w="4320"/>
           </w:tcPr>
           <w:p>
             <w:r>
               <w:rPr>
                 <w:b w:val="0"/>
               </w:rPr>
-              <w:t>시장 이용, 유치부부터 순차 입장</w:t>
-            </w:r>
-          </w:p>
-        </w:tc>
-        <w:tc>
-          <w:tcPr>
-            <w:tcW w:type="dxa" w:w="2880"/>
-          </w:tcPr>
-          <w:p>
-            <w:r>
-              <w:rPr>
-                <w:b w:val="0"/>
-              </w:rPr>
-              <w:t>부스별 교사</w:t>
+              <w:t>________ / ________~________</w:t>
             </w:r>
           </w:p>
         </w:tc>
@@ -929,40 +757,27 @@
       <w:tr>
         <w:tc>
           <w:tcPr>
-            <w:tcW w:type="dxa" w:w="2880"/>
+            <w:tcW w:type="dxa" w:w="4320"/>
           </w:tcPr>
           <w:p>
             <w:r>
               <w:rPr>
                 <w:b w:val="0"/>
               </w:rPr>
-              <w:t>45~55분</w:t>
-            </w:r>
-          </w:p>
-        </w:tc>
-        <w:tc>
-          <w:tcPr>
-            <w:tcW w:type="dxa" w:w="2880"/>
+              <w:t>장소</w:t>
+            </w:r>
+          </w:p>
+        </w:tc>
+        <w:tc>
+          <w:tcPr>
+            <w:tcW w:type="dxa" w:w="4320"/>
           </w:tcPr>
           <w:p>
             <w:r>
               <w:rPr>
                 <w:b w:val="0"/>
               </w:rPr>
-              <w:t>나눔 활동, 소감 나누기</w:t>
-            </w:r>
-          </w:p>
-        </w:tc>
-        <w:tc>
-          <w:tcPr>
-            <w:tcW w:type="dxa" w:w="2880"/>
-          </w:tcPr>
-          <w:p>
-            <w:r>
-              <w:rPr>
-                <w:b w:val="0"/>
-              </w:rPr>
-              <w:t>반별 교사</w:t>
+              <w:t>________</w:t>
             </w:r>
           </w:p>
         </w:tc>
@@ -970,115 +785,151 @@
       <w:tr>
         <w:tc>
           <w:tcPr>
-            <w:tcW w:type="dxa" w:w="2880"/>
+            <w:tcW w:type="dxa" w:w="4320"/>
           </w:tcPr>
           <w:p>
             <w:r>
               <w:rPr>
                 <w:b w:val="0"/>
               </w:rPr>
-              <w:t>55~60분</w:t>
-            </w:r>
-          </w:p>
-        </w:tc>
-        <w:tc>
-          <w:tcPr>
-            <w:tcW w:type="dxa" w:w="2880"/>
+              <w:t>대상</w:t>
+            </w:r>
+          </w:p>
+        </w:tc>
+        <w:tc>
+          <w:tcPr>
+            <w:tcW w:type="dxa" w:w="4320"/>
           </w:tcPr>
           <w:p>
             <w:r>
               <w:rPr>
                 <w:b w:val="0"/>
               </w:rPr>
-              <w:t>마침 기도, 정리·보호자 인계</w:t>
-            </w:r>
-          </w:p>
-        </w:tc>
-        <w:tc>
-          <w:tcPr>
-            <w:tcW w:type="dxa" w:w="2880"/>
+              <w:t>유치부·아동부 어린이</w:t>
+            </w:r>
+          </w:p>
+        </w:tc>
+      </w:tr>
+      <w:tr>
+        <w:tc>
+          <w:tcPr>
+            <w:tcW w:type="dxa" w:w="4320"/>
           </w:tcPr>
           <w:p>
             <w:r>
               <w:rPr>
                 <w:b w:val="0"/>
               </w:rPr>
-              <w:t>전체 교사</w:t>
+              <w:t>예정 인원</w:t>
+            </w:r>
+          </w:p>
+        </w:tc>
+        <w:tc>
+          <w:tcPr>
+            <w:tcW w:type="dxa" w:w="4320"/>
+          </w:tcPr>
+          <w:p>
+            <w:r>
+              <w:rPr>
+                <w:b w:val="0"/>
+              </w:rPr>
+              <w:t>어린이 ________명, 교사·봉사자 ________명</w:t>
+            </w:r>
+          </w:p>
+        </w:tc>
+      </w:tr>
+      <w:tr>
+        <w:tc>
+          <w:tcPr>
+            <w:tcW w:type="dxa" w:w="4320"/>
+          </w:tcPr>
+          <w:p>
+            <w:r>
+              <w:rPr>
+                <w:b w:val="0"/>
+              </w:rPr>
+              <w:t>적립 기간</w:t>
+            </w:r>
+          </w:p>
+        </w:tc>
+        <w:tc>
+          <w:tcPr>
+            <w:tcW w:type="dxa" w:w="4320"/>
+          </w:tcPr>
+          <w:p>
+            <w:r>
+              <w:rPr>
+                <w:b w:val="0"/>
+              </w:rPr>
+              <w:t>________~________</w:t>
+            </w:r>
+          </w:p>
+        </w:tc>
+      </w:tr>
+      <w:tr>
+        <w:tc>
+          <w:tcPr>
+            <w:tcW w:type="dxa" w:w="4320"/>
+          </w:tcPr>
+          <w:p>
+            <w:r>
+              <w:rPr>
+                <w:b w:val="0"/>
+              </w:rPr>
+              <w:t>주관</w:t>
+            </w:r>
+          </w:p>
+        </w:tc>
+        <w:tc>
+          <w:tcPr>
+            <w:tcW w:type="dxa" w:w="4320"/>
+          </w:tcPr>
+          <w:p>
+            <w:r>
+              <w:rPr>
+                <w:b w:val="0"/>
+              </w:rPr>
+              <w:t>(교회명) (유치부·아동부)</w:t>
+            </w:r>
+          </w:p>
+        </w:tc>
+      </w:tr>
+      <w:tr>
+        <w:tc>
+          <w:tcPr>
+            <w:tcW w:type="dxa" w:w="4320"/>
+          </w:tcPr>
+          <w:p>
+            <w:r>
+              <w:rPr>
+                <w:b w:val="0"/>
+              </w:rPr>
+              <w:t>총괄 담당</w:t>
+            </w:r>
+          </w:p>
+        </w:tc>
+        <w:tc>
+          <w:tcPr>
+            <w:tcW w:type="dxa" w:w="4320"/>
+          </w:tcPr>
+          <w:p>
+            <w:r>
+              <w:rPr>
+                <w:b w:val="0"/>
+              </w:rPr>
+              <w:t>________</w:t>
             </w:r>
           </w:p>
         </w:tc>
       </w:tr>
     </w:tbl>
     <w:p/>
-    <w:p>
-      <w:pPr>
-        <w:pStyle w:val="Heading2"/>
-      </w:pPr>
-      <w:r>
-        <w:rPr>
-          <w:b w:val="0"/>
-        </w:rPr>
-        <w:t>특별활동</w:t>
-      </w:r>
-    </w:p>
     <w:p>
       <w:r>
         <w:rPr>
           <w:b w:val="0"/>
         </w:rPr>
-        <w:t xml:space="preserve">1) </w:t>
-      </w:r>
-      <w:r>
-        <w:rPr>
-          <w:b/>
-        </w:rPr>
-        <w:t>고르기 활동</w:t>
-      </w:r>
-      <w:r>
-        <w:rPr>
-          <w:b w:val="0"/>
-        </w:rPr>
-        <w:t xml:space="preserve"> : 가진 달란트 안에서 필요한 물품을 고르고 값을 계산한다. 유치부는 교사가 함께 돕는다.</w:t>
-      </w:r>
-    </w:p>
-    <w:p>
-      <w:r>
-        <w:rPr>
-          <w:b w:val="0"/>
-        </w:rPr>
-        <w:t xml:space="preserve">2) </w:t>
-      </w:r>
-      <w:r>
-        <w:rPr>
-          <w:b/>
-        </w:rPr>
-        <w:t>나눔 바구니</w:t>
-      </w:r>
-      <w:r>
-        <w:rPr>
-          <w:b w:val="0"/>
-        </w:rPr>
-        <w:t xml:space="preserve"> : 원하는 어린이만 달란트나 물품을 나눈다. 참여 여부와 수량은 공개하지 않는다.</w:t>
-      </w:r>
-    </w:p>
-    <w:p>
-      <w:r>
-        <w:rPr>
-          <w:b w:val="0"/>
-        </w:rPr>
-        <w:t xml:space="preserve">3) </w:t>
-      </w:r>
-      <w:r>
-        <w:rPr>
-          <w:b/>
-        </w:rPr>
-        <w:t>감사 한마디</w:t>
-      </w:r>
-      <w:r>
-        <w:rPr>
-          <w:b w:val="0"/>
-        </w:rPr>
-        <w:t xml:space="preserve"> : 친구·교사에게 감사한 일을 한 가지씩 말한다.</w:t>
+        <w:t>작성 기준: 날짜는 2026. 10. 24.(토), 시간은 09:00 형식으로 기재함.</w:t>
       </w:r>
     </w:p>
     <w:p>
@@ -1089,596 +940,26 @@
         <w:rPr>
           <w:b w:val="0"/>
         </w:rPr>
-        <w:t>부스 배치</w:t>
+        <w:t>4. 세부 추진 계획</w:t>
       </w:r>
     </w:p>
-    <w:tbl>
-      <w:tblPr>
-        <w:tblStyle w:val="TableGrid"/>
-        <w:tblW w:type="auto" w:w="0"/>
-        <w:tblLook w:firstColumn="1" w:firstRow="1" w:lastColumn="0" w:lastRow="0" w:noHBand="0" w:noVBand="1" w:val="04A0"/>
-      </w:tblPr>
-      <w:tblGrid>
-        <w:gridCol w:w="2880"/>
-        <w:gridCol w:w="2880"/>
-        <w:gridCol w:w="2880"/>
-      </w:tblGrid>
-      <w:tr>
-        <w:tc>
-          <w:tcPr>
-            <w:tcW w:type="dxa" w:w="2880"/>
-          </w:tcPr>
-          <w:p>
-            <w:r>
-              <w:rPr>
-                <w:b/>
-              </w:rPr>
-              <w:t>위치</w:t>
-            </w:r>
-          </w:p>
-        </w:tc>
-        <w:tc>
-          <w:tcPr>
-            <w:tcW w:type="dxa" w:w="2880"/>
-          </w:tcPr>
-          <w:p>
-            <w:r>
-              <w:rPr>
-                <w:b/>
-              </w:rPr>
-              <w:t>부스</w:t>
-            </w:r>
-          </w:p>
-        </w:tc>
-        <w:tc>
-          <w:tcPr>
-            <w:tcW w:type="dxa" w:w="2880"/>
-          </w:tcPr>
-          <w:p>
-            <w:r>
-              <w:rPr>
-                <w:b/>
-              </w:rPr>
-              <w:t>운영 방법</w:t>
-            </w:r>
-          </w:p>
-        </w:tc>
-      </w:tr>
-      <w:tr>
-        <w:tc>
-          <w:tcPr>
-            <w:tcW w:type="dxa" w:w="2880"/>
-          </w:tcPr>
-          <w:p>
-            <w:r>
-              <w:rPr>
-                <w:b w:val="0"/>
-              </w:rPr>
-              <w:t>입구</w:t>
-            </w:r>
-          </w:p>
-        </w:tc>
-        <w:tc>
-          <w:tcPr>
-            <w:tcW w:type="dxa" w:w="2880"/>
-          </w:tcPr>
-          <w:p>
-            <w:r>
-              <w:rPr>
-                <w:b w:val="0"/>
-              </w:rPr>
-              <w:t>달란트 확인·안내</w:t>
-            </w:r>
-          </w:p>
-        </w:tc>
-        <w:tc>
-          <w:tcPr>
-            <w:tcW w:type="dxa" w:w="2880"/>
-          </w:tcPr>
-          <w:p>
-            <w:r>
-              <w:rPr>
-                <w:b w:val="0"/>
-              </w:rPr>
-              <w:t>기록 확인 후 배부, 문의 접수</w:t>
-            </w:r>
-          </w:p>
-        </w:tc>
-      </w:tr>
-      <w:tr>
-        <w:tc>
-          <w:tcPr>
-            <w:tcW w:type="dxa" w:w="2880"/>
-          </w:tcPr>
-          <w:p>
-            <w:r>
-              <w:rPr>
-                <w:b w:val="0"/>
-              </w:rPr>
-              <w:t>벽면 ①</w:t>
-            </w:r>
-          </w:p>
-        </w:tc>
-        <w:tc>
-          <w:tcPr>
-            <w:tcW w:type="dxa" w:w="2880"/>
-          </w:tcPr>
-          <w:p>
-            <w:r>
-              <w:rPr>
-                <w:b w:val="0"/>
-              </w:rPr>
-              <w:t>문구</w:t>
-            </w:r>
-          </w:p>
-        </w:tc>
-        <w:tc>
-          <w:tcPr>
-            <w:tcW w:type="dxa" w:w="2880"/>
-          </w:tcPr>
-          <w:p>
-            <w:r>
-              <w:rPr>
-                <w:b w:val="0"/>
-              </w:rPr>
-              <w:t>품목별 가격·수량 표시</w:t>
-            </w:r>
-          </w:p>
-        </w:tc>
-      </w:tr>
-      <w:tr>
-        <w:tc>
-          <w:tcPr>
-            <w:tcW w:type="dxa" w:w="2880"/>
-          </w:tcPr>
-          <w:p>
-            <w:r>
-              <w:rPr>
-                <w:b w:val="0"/>
-              </w:rPr>
-              <w:t>벽면 ②</w:t>
-            </w:r>
-          </w:p>
-        </w:tc>
-        <w:tc>
-          <w:tcPr>
-            <w:tcW w:type="dxa" w:w="2880"/>
-          </w:tcPr>
-          <w:p>
-            <w:r>
-              <w:rPr>
-                <w:b w:val="0"/>
-              </w:rPr>
-              <w:t>장난감</w:t>
-            </w:r>
-          </w:p>
-        </w:tc>
-        <w:tc>
-          <w:tcPr>
-            <w:tcW w:type="dxa" w:w="2880"/>
-          </w:tcPr>
-          <w:p>
-            <w:r>
-              <w:rPr>
-                <w:b w:val="0"/>
-              </w:rPr>
-              <w:t>작은 부품 등 연령 적합성 확인</w:t>
-            </w:r>
-          </w:p>
-        </w:tc>
-      </w:tr>
-      <w:tr>
-        <w:tc>
-          <w:tcPr>
-            <w:tcW w:type="dxa" w:w="2880"/>
-          </w:tcPr>
-          <w:p>
-            <w:r>
-              <w:rPr>
-                <w:b w:val="0"/>
-              </w:rPr>
-              <w:t>벽면 ③</w:t>
-            </w:r>
-          </w:p>
-        </w:tc>
-        <w:tc>
-          <w:tcPr>
-            <w:tcW w:type="dxa" w:w="2880"/>
-          </w:tcPr>
-          <w:p>
-            <w:r>
-              <w:rPr>
-                <w:b w:val="0"/>
-              </w:rPr>
-              <w:t>간식</w:t>
-            </w:r>
-          </w:p>
-        </w:tc>
-        <w:tc>
-          <w:tcPr>
-            <w:tcW w:type="dxa" w:w="2880"/>
-          </w:tcPr>
-          <w:p>
-            <w:r>
-              <w:rPr>
-                <w:b w:val="0"/>
-              </w:rPr>
-              <w:t>알레르기 확인 후 교사가 전달</w:t>
-            </w:r>
-          </w:p>
-        </w:tc>
-      </w:tr>
-      <w:tr>
-        <w:tc>
-          <w:tcPr>
-            <w:tcW w:type="dxa" w:w="2880"/>
-          </w:tcPr>
-          <w:p>
-            <w:r>
-              <w:rPr>
-                <w:b w:val="0"/>
-              </w:rPr>
-              <w:t>출구 옆</w:t>
-            </w:r>
-          </w:p>
-        </w:tc>
-        <w:tc>
-          <w:tcPr>
-            <w:tcW w:type="dxa" w:w="2880"/>
-          </w:tcPr>
-          <w:p>
-            <w:r>
-              <w:rPr>
-                <w:b w:val="0"/>
-              </w:rPr>
-              <w:t>나눔·포장</w:t>
-            </w:r>
-          </w:p>
-        </w:tc>
-        <w:tc>
-          <w:tcPr>
-            <w:tcW w:type="dxa" w:w="2880"/>
-          </w:tcPr>
-          <w:p>
-            <w:r>
-              <w:rPr>
-                <w:b w:val="0"/>
-              </w:rPr>
-              <w:t>자율 나눔, 구입 물품 담기</w:t>
-            </w:r>
-          </w:p>
-        </w:tc>
-      </w:tr>
-      <w:tr>
-        <w:tc>
-          <w:tcPr>
-            <w:tcW w:type="dxa" w:w="2880"/>
-          </w:tcPr>
-          <w:p>
-            <w:r>
-              <w:rPr>
-                <w:b w:val="0"/>
-              </w:rPr>
-              <w:t>중앙</w:t>
-            </w:r>
-          </w:p>
-        </w:tc>
-        <w:tc>
-          <w:tcPr>
-            <w:tcW w:type="dxa" w:w="2880"/>
-          </w:tcPr>
-          <w:p>
-            <w:r>
-              <w:rPr>
-                <w:b w:val="0"/>
-              </w:rPr>
-              <w:t>이동·대기 공간</w:t>
-            </w:r>
-          </w:p>
-        </w:tc>
-        <w:tc>
-          <w:tcPr>
-            <w:tcW w:type="dxa" w:w="2880"/>
-          </w:tcPr>
-          <w:p>
-            <w:r>
-              <w:rPr>
-                <w:b w:val="0"/>
-              </w:rPr>
-              <w:t>출입구와 비상 통로 확보</w:t>
-            </w:r>
-          </w:p>
-        </w:tc>
-      </w:tr>
-    </w:tbl>
-    <w:p/>
     <w:p>
       <w:pPr>
-        <w:pStyle w:val="Heading2"/>
+        <w:pStyle w:val="Heading3"/>
       </w:pPr>
       <w:r>
         <w:rPr>
           <w:b w:val="0"/>
         </w:rPr>
-        <w:t>교사 역할</w:t>
+        <w:t>가. 달란트 적립 및 사용 기준</w:t>
       </w:r>
     </w:p>
-    <w:tbl>
-      <w:tblPr>
-        <w:tblStyle w:val="TableGrid"/>
-        <w:tblW w:type="auto" w:w="0"/>
-        <w:tblLook w:firstColumn="1" w:firstRow="1" w:lastColumn="0" w:lastRow="0" w:noHBand="0" w:noVBand="1" w:val="04A0"/>
-      </w:tblPr>
-      <w:tblGrid>
-        <w:gridCol w:w="2880"/>
-        <w:gridCol w:w="2880"/>
-        <w:gridCol w:w="2880"/>
-      </w:tblGrid>
-      <w:tr>
-        <w:tc>
-          <w:tcPr>
-            <w:tcW w:type="dxa" w:w="2880"/>
-          </w:tcPr>
-          <w:p>
-            <w:r>
-              <w:rPr>
-                <w:b/>
-              </w:rPr>
-              <w:t>역할</w:t>
-            </w:r>
-          </w:p>
-        </w:tc>
-        <w:tc>
-          <w:tcPr>
-            <w:tcW w:type="dxa" w:w="2880"/>
-          </w:tcPr>
-          <w:p>
-            <w:r>
-              <w:rPr>
-                <w:b/>
-              </w:rPr>
-              <w:t>담당</w:t>
-            </w:r>
-          </w:p>
-        </w:tc>
-        <w:tc>
-          <w:tcPr>
-            <w:tcW w:type="dxa" w:w="2880"/>
-          </w:tcPr>
-          <w:p>
-            <w:r>
-              <w:rPr>
-                <w:b/>
-              </w:rPr>
-              <w:t>할 일</w:t>
-            </w:r>
-          </w:p>
-        </w:tc>
-      </w:tr>
-      <w:tr>
-        <w:tc>
-          <w:tcPr>
-            <w:tcW w:type="dxa" w:w="2880"/>
-          </w:tcPr>
-          <w:p>
-            <w:r>
-              <w:rPr>
-                <w:b w:val="0"/>
-              </w:rPr>
-              <w:t>총괄·진행</w:t>
-            </w:r>
-          </w:p>
-        </w:tc>
-        <w:tc>
-          <w:tcPr>
-            <w:tcW w:type="dxa" w:w="2880"/>
-          </w:tcPr>
-          <w:p>
-            <w:r>
-              <w:rPr>
-                <w:b w:val="0"/>
-              </w:rPr>
-              <w:t>________</w:t>
-            </w:r>
-          </w:p>
-        </w:tc>
-        <w:tc>
-          <w:tcPr>
-            <w:tcW w:type="dxa" w:w="2880"/>
-          </w:tcPr>
-          <w:p>
-            <w:r>
-              <w:rPr>
-                <w:b w:val="0"/>
-              </w:rPr>
-              <w:t>일정 안내, 안전 관리, 운영 조정</w:t>
-            </w:r>
-          </w:p>
-        </w:tc>
-      </w:tr>
-      <w:tr>
-        <w:tc>
-          <w:tcPr>
-            <w:tcW w:type="dxa" w:w="2880"/>
-          </w:tcPr>
-          <w:p>
-            <w:r>
-              <w:rPr>
-                <w:b w:val="0"/>
-              </w:rPr>
-              <w:t>기록·달란트 배부</w:t>
-            </w:r>
-          </w:p>
-        </w:tc>
-        <w:tc>
-          <w:tcPr>
-            <w:tcW w:type="dxa" w:w="2880"/>
-          </w:tcPr>
-          <w:p>
-            <w:r>
-              <w:rPr>
-                <w:b w:val="0"/>
-              </w:rPr>
-              <w:t>________</w:t>
-            </w:r>
-          </w:p>
-        </w:tc>
-        <w:tc>
-          <w:tcPr>
-            <w:tcW w:type="dxa" w:w="2880"/>
-          </w:tcPr>
-          <w:p>
-            <w:r>
-              <w:rPr>
-                <w:b w:val="0"/>
-              </w:rPr>
-              <w:t>적립 내역 확인, 누락·분실 처리</w:t>
-            </w:r>
-          </w:p>
-        </w:tc>
-      </w:tr>
-      <w:tr>
-        <w:tc>
-          <w:tcPr>
-            <w:tcW w:type="dxa" w:w="2880"/>
-          </w:tcPr>
-          <w:p>
-            <w:r>
-              <w:rPr>
-                <w:b w:val="0"/>
-              </w:rPr>
-              <w:t>문구·장난감 부스</w:t>
-            </w:r>
-          </w:p>
-        </w:tc>
-        <w:tc>
-          <w:tcPr>
-            <w:tcW w:type="dxa" w:w="2880"/>
-          </w:tcPr>
-          <w:p>
-            <w:r>
-              <w:rPr>
-                <w:b w:val="0"/>
-              </w:rPr>
-              <w:t>________</w:t>
-            </w:r>
-          </w:p>
-        </w:tc>
-        <w:tc>
-          <w:tcPr>
-            <w:tcW w:type="dxa" w:w="2880"/>
-          </w:tcPr>
-          <w:p>
-            <w:r>
-              <w:rPr>
-                <w:b w:val="0"/>
-              </w:rPr>
-              <w:t>판매, 재고·구입 제한 관리</w:t>
-            </w:r>
-          </w:p>
-        </w:tc>
-      </w:tr>
-      <w:tr>
-        <w:tc>
-          <w:tcPr>
-            <w:tcW w:type="dxa" w:w="2880"/>
-          </w:tcPr>
-          <w:p>
-            <w:r>
-              <w:rPr>
-                <w:b w:val="0"/>
-              </w:rPr>
-              <w:t>간식·나눔 부스</w:t>
-            </w:r>
-          </w:p>
-        </w:tc>
-        <w:tc>
-          <w:tcPr>
-            <w:tcW w:type="dxa" w:w="2880"/>
-          </w:tcPr>
-          <w:p>
-            <w:r>
-              <w:rPr>
-                <w:b w:val="0"/>
-              </w:rPr>
-              <w:t>________</w:t>
-            </w:r>
-          </w:p>
-        </w:tc>
-        <w:tc>
-          <w:tcPr>
-            <w:tcW w:type="dxa" w:w="2880"/>
-          </w:tcPr>
-          <w:p>
-            <w:r>
-              <w:rPr>
-                <w:b w:val="0"/>
-              </w:rPr>
-              <w:t>알레르기 확인, 포장 지원</w:t>
-            </w:r>
-          </w:p>
-        </w:tc>
-      </w:tr>
-      <w:tr>
-        <w:tc>
-          <w:tcPr>
-            <w:tcW w:type="dxa" w:w="2880"/>
-          </w:tcPr>
-          <w:p>
-            <w:r>
-              <w:rPr>
-                <w:b w:val="0"/>
-              </w:rPr>
-              <w:t>반별 동행·정리</w:t>
-            </w:r>
-          </w:p>
-        </w:tc>
-        <w:tc>
-          <w:tcPr>
-            <w:tcW w:type="dxa" w:w="2880"/>
-          </w:tcPr>
-          <w:p>
-            <w:r>
-              <w:rPr>
-                <w:b w:val="0"/>
-              </w:rPr>
-              <w:t>________</w:t>
-            </w:r>
-          </w:p>
-        </w:tc>
-        <w:tc>
-          <w:tcPr>
-            <w:tcW w:type="dxa" w:w="2880"/>
-          </w:tcPr>
-          <w:p>
-            <w:r>
-              <w:rPr>
-                <w:b w:val="0"/>
-              </w:rPr>
-              <w:t>유치부 지원, 대기 관리, 보호자 인계</w:t>
-            </w:r>
-          </w:p>
-        </w:tc>
-      </w:tr>
-    </w:tbl>
-    <w:p/>
     <w:p>
       <w:r>
         <w:rPr>
           <w:b w:val="0"/>
         </w:rPr>
-        <w:t>※ 교사가 적으면 문구·장난감 부스를 합치고, 부스는 교사가 지킬 수 있는 수만 운영한다.</w:t>
-      </w:r>
-    </w:p>
-    <w:p>
-      <w:pPr>
-        <w:pStyle w:val="Heading2"/>
-      </w:pPr>
-      <w:r>
-        <w:rPr>
-          <w:b w:val="0"/>
-        </w:rPr>
-        <w:t>예산표</w:t>
+        <w:t>아래 기준은 승인 후 적립 시작 전에 안내하며, 소급하여 불리하게 변경하지 않음. 달란트는 행사 안에서만 사용하는 교환 단위이며 현금으로 환급하지 않음.</w:t>
       </w:r>
     </w:p>
     <w:tbl>
@@ -1717,7 +998,7 @@
               <w:rPr>
                 <w:b/>
               </w:rPr>
-              <w:t>단가</w:t>
+              <w:t>인정 기준 및 공정 운영 기준</w:t>
             </w:r>
           </w:p>
         </w:tc>
@@ -1730,7 +1011,7 @@
               <w:rPr>
                 <w:b/>
               </w:rPr>
-              <w:t>수량</w:t>
+              <w:t>지급량·상한</w:t>
             </w:r>
           </w:p>
         </w:tc>
@@ -1743,7 +1024,7 @@
               <w:rPr>
                 <w:b/>
               </w:rPr>
-              <w:t>금액</w:t>
+              <w:t>확인 담당</w:t>
             </w:r>
           </w:p>
         </w:tc>
@@ -1756,7 +1037,7 @@
               <w:rPr>
                 <w:b/>
               </w:rPr>
-              <w:t>비고</w:t>
+              <w:t>지급·확인 기한</w:t>
             </w:r>
           </w:p>
         </w:tc>
@@ -1771,7 +1052,7 @@
               <w:rPr>
                 <w:b w:val="0"/>
               </w:rPr>
-              <w:t>문구류</w:t>
+              <w:t>기본 참여</w:t>
             </w:r>
           </w:p>
         </w:tc>
@@ -1784,7 +1065,7 @@
               <w:rPr>
                 <w:b w:val="0"/>
               </w:rPr>
-              <w:t>________원</w:t>
+              <w:t>적립 내역과 관계없이 행사 참여 어린이 모두에게 동일 지급</w:t>
             </w:r>
           </w:p>
         </w:tc>
@@ -1797,7 +1078,7 @@
               <w:rPr>
                 <w:b w:val="0"/>
               </w:rPr>
-              <w:t>________개</w:t>
+              <w:t>1인 ________달란트</w:t>
             </w:r>
           </w:p>
         </w:tc>
@@ -1810,7 +1091,7 @@
               <w:rPr>
                 <w:b w:val="0"/>
               </w:rPr>
-              <w:t>________원</w:t>
+              <w:t>________</w:t>
             </w:r>
           </w:p>
         </w:tc>
@@ -1823,7 +1104,7 @@
               <w:rPr>
                 <w:b w:val="0"/>
               </w:rPr>
-              <w:t>연령별 준비</w:t>
+              <w:t>________</w:t>
             </w:r>
           </w:p>
         </w:tc>
@@ -1838,7 +1119,7 @@
               <w:rPr>
                 <w:b w:val="0"/>
               </w:rPr>
-              <w:t>장난감류</w:t>
+              <w:t>출석</w:t>
             </w:r>
           </w:p>
         </w:tc>
@@ -1851,7 +1132,7 @@
               <w:rPr>
                 <w:b w:val="0"/>
               </w:rPr>
-              <w:t>________원</w:t>
+              <w:t>예배 참여 1회 기준. 질병·가정 사정 결석자는 사전 안내한 대체 활동으로 보완 가능</w:t>
             </w:r>
           </w:p>
         </w:tc>
@@ -1864,7 +1145,7 @@
               <w:rPr>
                 <w:b w:val="0"/>
               </w:rPr>
-              <w:t>________개</w:t>
+              <w:t>회당 ________ / 주당 ________</w:t>
             </w:r>
           </w:p>
         </w:tc>
@@ -1877,7 +1158,7 @@
               <w:rPr>
                 <w:b w:val="0"/>
               </w:rPr>
-              <w:t>________원</w:t>
+              <w:t>________</w:t>
             </w:r>
           </w:p>
         </w:tc>
@@ -1890,7 +1171,7 @@
               <w:rPr>
                 <w:b w:val="0"/>
               </w:rPr>
-              <w:t>안전 표시 확인</w:t>
+              <w:t>________</w:t>
             </w:r>
           </w:p>
         </w:tc>
@@ -1905,7 +1186,7 @@
               <w:rPr>
                 <w:b w:val="0"/>
               </w:rPr>
-              <w:t>개별 포장 간식</w:t>
+              <w:t>암송</w:t>
             </w:r>
           </w:p>
         </w:tc>
@@ -1918,7 +1199,7 @@
               <w:rPr>
                 <w:b w:val="0"/>
               </w:rPr>
-              <w:t>________원</w:t>
+              <w:t>부서별 지정 분량 적용. 유치부는 따라 말하기·그림 설명 등 대체 방식 인정</w:t>
             </w:r>
           </w:p>
         </w:tc>
@@ -1931,7 +1212,7 @@
               <w:rPr>
                 <w:b w:val="0"/>
               </w:rPr>
-              <w:t>________개</w:t>
+              <w:t>회당 ________ / 주당 ________</w:t>
             </w:r>
           </w:p>
         </w:tc>
@@ -1944,7 +1225,7 @@
               <w:rPr>
                 <w:b w:val="0"/>
               </w:rPr>
-              <w:t>________원</w:t>
+              <w:t>________</w:t>
             </w:r>
           </w:p>
         </w:tc>
@@ -1957,7 +1238,7 @@
               <w:rPr>
                 <w:b w:val="0"/>
               </w:rPr>
-              <w:t>알레르기 확인</w:t>
+              <w:t>________</w:t>
             </w:r>
           </w:p>
         </w:tc>
@@ -1972,7 +1253,7 @@
               <w:rPr>
                 <w:b w:val="0"/>
               </w:rPr>
-              <w:t>공통 선물</w:t>
+              <w:t>전도</w:t>
             </w:r>
           </w:p>
         </w:tc>
@@ -1985,7 +1266,7 @@
               <w:rPr>
                 <w:b w:val="0"/>
               </w:rPr>
-              <w:t>________원</w:t>
+              <w:t>복음 나눔 활동에 참여한 과정을 인정하며 상대방의 출석·신앙 결정을 조건으로 삼지 않음</w:t>
             </w:r>
           </w:p>
         </w:tc>
@@ -1998,7 +1279,7 @@
               <w:rPr>
                 <w:b w:val="0"/>
               </w:rPr>
-              <w:t>________개</w:t>
+              <w:t>회당 ________ / 기간 중 ________</w:t>
             </w:r>
           </w:p>
         </w:tc>
@@ -2011,7 +1292,7 @@
               <w:rPr>
                 <w:b w:val="0"/>
               </w:rPr>
-              <w:t>________원</w:t>
+              <w:t>________</w:t>
             </w:r>
           </w:p>
         </w:tc>
@@ -2024,7 +1305,7 @@
               <w:rPr>
                 <w:b w:val="0"/>
               </w:rPr>
-              <w:t>참석 어린이 전원</w:t>
+              <w:t>________</w:t>
             </w:r>
           </w:p>
         </w:tc>
@@ -2039,7 +1320,7 @@
               <w:rPr>
                 <w:b w:val="0"/>
               </w:rPr>
-              <w:t>운영·포장 용품</w:t>
+              <w:t>헌금</w:t>
             </w:r>
           </w:p>
         </w:tc>
@@ -2052,7 +1333,7 @@
               <w:rPr>
                 <w:b w:val="0"/>
               </w:rPr>
-              <w:t>________원</w:t>
+              <w:t>금액과 납부 여부에 따른 차등 지급 없음. 감사 표현 활동으로 누구나 동일하게 참여 가능</w:t>
             </w:r>
           </w:p>
         </w:tc>
@@ -2065,7 +1346,7 @@
               <w:rPr>
                 <w:b w:val="0"/>
               </w:rPr>
-              <w:t>________묶음</w:t>
+              <w:t>회당 ________ / 주당 ________</w:t>
             </w:r>
           </w:p>
         </w:tc>
@@ -2078,7 +1359,7 @@
               <w:rPr>
                 <w:b w:val="0"/>
               </w:rPr>
-              <w:t>________원</w:t>
+              <w:t>________</w:t>
             </w:r>
           </w:p>
         </w:tc>
@@ -2091,7 +1372,7 @@
               <w:rPr>
                 <w:b w:val="0"/>
               </w:rPr>
-              <w:t>보유 물품 우선</w:t>
+              <w:t>________</w:t>
             </w:r>
           </w:p>
         </w:tc>
@@ -2106,7 +1387,7 @@
               <w:rPr>
                 <w:b w:val="0"/>
               </w:rPr>
-              <w:t>예비비</w:t>
+              <w:t>친구 초청</w:t>
             </w:r>
           </w:p>
         </w:tc>
@@ -2119,7 +1400,7 @@
               <w:rPr>
                 <w:b w:val="0"/>
               </w:rPr>
-              <w:t>________원</w:t>
+              <w:t>초대장 전달 등 초청 과정을 인정하며 친구의 실제 참석 여부와 무관하게 적용</w:t>
             </w:r>
           </w:p>
         </w:tc>
@@ -2132,7 +1413,7 @@
               <w:rPr>
                 <w:b w:val="0"/>
               </w:rPr>
-              <w:t>1식</w:t>
+              <w:t>회당 ________ / 기간 중 ________</w:t>
             </w:r>
           </w:p>
         </w:tc>
@@ -2145,7 +1426,7 @@
               <w:rPr>
                 <w:b w:val="0"/>
               </w:rPr>
-              <w:t>________원</w:t>
+              <w:t>________</w:t>
             </w:r>
           </w:p>
         </w:tc>
@@ -2158,7 +1439,7 @@
               <w:rPr>
                 <w:b w:val="0"/>
               </w:rPr>
-              <w:t>추가 참석 대비</w:t>
+              <w:t>________</w:t>
             </w:r>
           </w:p>
         </w:tc>
@@ -2171,9 +1452,9 @@
           <w:p>
             <w:r>
               <w:rPr>
-                <w:b/>
-              </w:rPr>
-              <w:t>합계</w:t>
+                <w:b w:val="0"/>
+              </w:rPr>
+              <w:t>중복 방지</w:t>
             </w:r>
           </w:p>
         </w:tc>
@@ -2181,13 +1462,27 @@
           <w:tcPr>
             <w:tcW w:type="dxa" w:w="1728"/>
           </w:tcPr>
-          <w:p/>
+          <w:p>
+            <w:r>
+              <w:rPr>
+                <w:b w:val="0"/>
+              </w:rPr>
+              <w:t>같은 활동은 전도·친구 초청 중 한 항목으로만 인정</w:t>
+            </w:r>
+          </w:p>
         </w:tc>
         <w:tc>
           <w:tcPr>
             <w:tcW w:type="dxa" w:w="1728"/>
           </w:tcPr>
-          <w:p/>
+          <w:p>
+            <w:r>
+              <w:rPr>
+                <w:b w:val="0"/>
+              </w:rPr>
+              <w:t>동일 활동 1회</w:t>
+            </w:r>
+          </w:p>
         </w:tc>
         <w:tc>
           <w:tcPr>
@@ -2196,9 +1491,9 @@
           <w:p>
             <w:r>
               <w:rPr>
-                <w:b/>
-              </w:rPr>
-              <w:t>________원</w:t>
+                <w:b w:val="0"/>
+              </w:rPr>
+              <w:t>________</w:t>
             </w:r>
           </w:p>
         </w:tc>
@@ -2206,20 +1501,51 @@
           <w:tcPr>
             <w:tcW w:type="dxa" w:w="1728"/>
           </w:tcPr>
-          <w:p/>
+          <w:p>
+            <w:r>
+              <w:rPr>
+                <w:b w:val="0"/>
+              </w:rPr>
+              <w:t>________</w:t>
+            </w:r>
+          </w:p>
         </w:tc>
       </w:tr>
     </w:tbl>
     <w:p/>
     <w:p>
+      <w:r>
+        <w:rPr>
+          <w:b w:val="0"/>
+        </w:rPr>
+        <w:t>1) 적립 기록은 교사가 확인하며, 어린이별 누적액과 순위를 공개하지 않음. 담당: ________ / 기한: ________.</w:t>
+      </w:r>
+    </w:p>
+    <w:p>
+      <w:r>
+        <w:rPr>
+          <w:b w:val="0"/>
+        </w:rPr>
+        <w:t>2) 분실·기록 누락은 교사 기록으로 확인하고, 이의는 총괄 담당과 해당 교사가 함께 검토함. 담당: ________ / 처리 기한: ________.</w:t>
+      </w:r>
+    </w:p>
+    <w:p>
+      <w:r>
+        <w:rPr>
+          <w:b w:val="0"/>
+        </w:rPr>
+        <w:t>3) 물품별 가격과 1인 구매 한도를 사전에 정하고, 인기 물품은 회차별로 나누어 공급함. 담당: ________ / 기한: ________.</w:t>
+      </w:r>
+    </w:p>
+    <w:p>
       <w:pPr>
-        <w:pStyle w:val="Heading2"/>
+        <w:pStyle w:val="Heading3"/>
       </w:pPr>
       <w:r>
         <w:rPr>
           <w:b w:val="0"/>
         </w:rPr>
-        <w:t>구입 목록</w:t>
+        <w:t>나. 진행 순서</w:t>
       </w:r>
     </w:p>
     <w:tbl>
@@ -2244,7 +1570,7 @@
               <w:rPr>
                 <w:b/>
               </w:rPr>
-              <w:t>품목</w:t>
+              <w:t>시간</w:t>
             </w:r>
           </w:p>
         </w:tc>
@@ -2257,7 +1583,7 @@
               <w:rPr>
                 <w:b/>
               </w:rPr>
-              <w:t>수량</w:t>
+              <w:t>진행 내용</w:t>
             </w:r>
           </w:p>
         </w:tc>
@@ -2270,7 +1596,7 @@
               <w:rPr>
                 <w:b/>
               </w:rPr>
-              <w:t>구입처</w:t>
+              <w:t>담당</w:t>
             </w:r>
           </w:p>
         </w:tc>
@@ -2283,7 +1609,7 @@
               <w:rPr>
                 <w:b/>
               </w:rPr>
-              <w:t>담당</w:t>
+              <w:t>완료 기한</w:t>
             </w:r>
           </w:p>
         </w:tc>
@@ -2298,7 +1624,7 @@
               <w:rPr>
                 <w:b w:val="0"/>
               </w:rPr>
-              <w:t>연필·지우개·스티커</w:t>
+              <w:t>________~________</w:t>
             </w:r>
           </w:p>
         </w:tc>
@@ -2311,7 +1637,7 @@
               <w:rPr>
                 <w:b w:val="0"/>
               </w:rPr>
-              <w:t>________개</w:t>
+              <w:t>부스 설치, 물품·가격표·이동 통로 점검</w:t>
             </w:r>
           </w:p>
         </w:tc>
@@ -2337,7 +1663,7 @@
               <w:rPr>
                 <w:b w:val="0"/>
               </w:rPr>
-              <w:t>________</w:t>
+              <w:t>개장 전</w:t>
             </w:r>
           </w:p>
         </w:tc>
@@ -2352,7 +1678,7 @@
               <w:rPr>
                 <w:b w:val="0"/>
               </w:rPr>
-              <w:t>연령에 맞는 작은 장난감</w:t>
+              <w:t>________~________</w:t>
             </w:r>
           </w:p>
         </w:tc>
@@ -2365,7 +1691,7 @@
               <w:rPr>
                 <w:b w:val="0"/>
               </w:rPr>
-              <w:t>________개</w:t>
+              <w:t>예배·기도, 취지 및 안전수칙 안내</w:t>
             </w:r>
           </w:p>
         </w:tc>
@@ -2391,7 +1717,7 @@
               <w:rPr>
                 <w:b w:val="0"/>
               </w:rPr>
-              <w:t>________</w:t>
+              <w:t>시장 시작 전</w:t>
             </w:r>
           </w:p>
         </w:tc>
@@ -2406,7 +1732,7 @@
               <w:rPr>
                 <w:b w:val="0"/>
               </w:rPr>
-              <w:t>개별 포장 간식</w:t>
+              <w:t>________~________</w:t>
             </w:r>
           </w:p>
         </w:tc>
@@ -2419,7 +1745,7 @@
               <w:rPr>
                 <w:b w:val="0"/>
               </w:rPr>
-              <w:t>________개</w:t>
+              <w:t>기본 달란트 지급, 개인별 적립액 확인</w:t>
             </w:r>
           </w:p>
         </w:tc>
@@ -2445,7 +1771,7 @@
               <w:rPr>
                 <w:b w:val="0"/>
               </w:rPr>
-              <w:t>________</w:t>
+              <w:t>교환 시작 전</w:t>
             </w:r>
           </w:p>
         </w:tc>
@@ -2460,7 +1786,7 @@
               <w:rPr>
                 <w:b w:val="0"/>
               </w:rPr>
-              <w:t>공통 선물</w:t>
+              <w:t>________~________</w:t>
             </w:r>
           </w:p>
         </w:tc>
@@ -2473,7 +1799,7 @@
               <w:rPr>
                 <w:b w:val="0"/>
               </w:rPr>
-              <w:t>________개</w:t>
+              <w:t>부서·모둠별 순환 이용, 물품 교환</w:t>
             </w:r>
           </w:p>
         </w:tc>
@@ -2499,7 +1825,7 @@
               <w:rPr>
                 <w:b w:val="0"/>
               </w:rPr>
-              <w:t>________</w:t>
+              <w:t>해당 회차 종료</w:t>
             </w:r>
           </w:p>
         </w:tc>
@@ -2514,7 +1840,7 @@
               <w:rPr>
                 <w:b w:val="0"/>
               </w:rPr>
-              <w:t>종이 달란트·포장 봉투</w:t>
+              <w:t>________~________</w:t>
             </w:r>
           </w:p>
         </w:tc>
@@ -2527,7 +1853,983 @@
               <w:rPr>
                 <w:b w:val="0"/>
               </w:rPr>
-              <w:t>________개</w:t>
+              <w:t>선택형 나눔 활동, 잔여 달란트 사용 안내</w:t>
+            </w:r>
+          </w:p>
+        </w:tc>
+        <w:tc>
+          <w:tcPr>
+            <w:tcW w:type="dxa" w:w="2160"/>
+          </w:tcPr>
+          <w:p>
+            <w:r>
+              <w:rPr>
+                <w:b w:val="0"/>
+              </w:rPr>
+              <w:t>________</w:t>
+            </w:r>
+          </w:p>
+        </w:tc>
+        <w:tc>
+          <w:tcPr>
+            <w:tcW w:type="dxa" w:w="2160"/>
+          </w:tcPr>
+          <w:p>
+            <w:r>
+              <w:rPr>
+                <w:b w:val="0"/>
+              </w:rPr>
+              <w:t>폐장 전</w:t>
+            </w:r>
+          </w:p>
+        </w:tc>
+      </w:tr>
+      <w:tr>
+        <w:tc>
+          <w:tcPr>
+            <w:tcW w:type="dxa" w:w="2160"/>
+          </w:tcPr>
+          <w:p>
+            <w:r>
+              <w:rPr>
+                <w:b w:val="0"/>
+              </w:rPr>
+              <w:t>________~________</w:t>
+            </w:r>
+          </w:p>
+        </w:tc>
+        <w:tc>
+          <w:tcPr>
+            <w:tcW w:type="dxa" w:w="2160"/>
+          </w:tcPr>
+          <w:p>
+            <w:r>
+              <w:rPr>
+                <w:b w:val="0"/>
+              </w:rPr>
+              <w:t>마무리 기도, 보호자 인계</w:t>
+            </w:r>
+          </w:p>
+        </w:tc>
+        <w:tc>
+          <w:tcPr>
+            <w:tcW w:type="dxa" w:w="2160"/>
+          </w:tcPr>
+          <w:p>
+            <w:r>
+              <w:rPr>
+                <w:b w:val="0"/>
+              </w:rPr>
+              <w:t>________</w:t>
+            </w:r>
+          </w:p>
+        </w:tc>
+        <w:tc>
+          <w:tcPr>
+            <w:tcW w:type="dxa" w:w="2160"/>
+          </w:tcPr>
+          <w:p>
+            <w:r>
+              <w:rPr>
+                <w:b w:val="0"/>
+              </w:rPr>
+              <w:t>귀가 완료 시</w:t>
+            </w:r>
+          </w:p>
+        </w:tc>
+      </w:tr>
+      <w:tr>
+        <w:tc>
+          <w:tcPr>
+            <w:tcW w:type="dxa" w:w="2160"/>
+          </w:tcPr>
+          <w:p>
+            <w:r>
+              <w:rPr>
+                <w:b w:val="0"/>
+              </w:rPr>
+              <w:t>________~________</w:t>
+            </w:r>
+          </w:p>
+        </w:tc>
+        <w:tc>
+          <w:tcPr>
+            <w:tcW w:type="dxa" w:w="2160"/>
+          </w:tcPr>
+          <w:p>
+            <w:r>
+              <w:rPr>
+                <w:b w:val="0"/>
+              </w:rPr>
+              <w:t>정리, 재고·증빙 확인, 교사 평가</w:t>
+            </w:r>
+          </w:p>
+        </w:tc>
+        <w:tc>
+          <w:tcPr>
+            <w:tcW w:type="dxa" w:w="2160"/>
+          </w:tcPr>
+          <w:p>
+            <w:r>
+              <w:rPr>
+                <w:b w:val="0"/>
+              </w:rPr>
+              <w:t>________</w:t>
+            </w:r>
+          </w:p>
+        </w:tc>
+        <w:tc>
+          <w:tcPr>
+            <w:tcW w:type="dxa" w:w="2160"/>
+          </w:tcPr>
+          <w:p>
+            <w:r>
+              <w:rPr>
+                <w:b w:val="0"/>
+              </w:rPr>
+              <w:t>행사 종료 후 ________까지</w:t>
+            </w:r>
+          </w:p>
+        </w:tc>
+      </w:tr>
+    </w:tbl>
+    <w:p/>
+    <w:p>
+      <w:pPr>
+        <w:pStyle w:val="Heading3"/>
+      </w:pPr>
+      <w:r>
+        <w:rPr>
+          <w:b w:val="0"/>
+        </w:rPr>
+        <w:t>다. 부스 배치</w:t>
+      </w:r>
+    </w:p>
+    <w:p>
+      <w:r>
+        <w:rPr>
+          <w:b w:val="0"/>
+        </w:rPr>
+        <w:t>배치 원칙: 입구 → 확인·달란트 지급 → 물품 부스 → 선택형 나눔 → 출구 순으로 이동하며, 비상구와 통로를 확보함.</w:t>
+      </w:r>
+    </w:p>
+    <w:tbl>
+      <w:tblPr>
+        <w:tblStyle w:val="TableGrid"/>
+        <w:tblW w:type="auto" w:w="0"/>
+        <w:tblLook w:firstColumn="1" w:firstRow="1" w:lastColumn="0" w:lastRow="0" w:noHBand="0" w:noVBand="1" w:val="04A0"/>
+      </w:tblPr>
+      <w:tblGrid>
+        <w:gridCol w:w="2160"/>
+        <w:gridCol w:w="2160"/>
+        <w:gridCol w:w="2160"/>
+        <w:gridCol w:w="2160"/>
+      </w:tblGrid>
+      <w:tr>
+        <w:tc>
+          <w:tcPr>
+            <w:tcW w:type="dxa" w:w="2160"/>
+          </w:tcPr>
+          <w:p>
+            <w:r>
+              <w:rPr>
+                <w:b/>
+              </w:rPr>
+              <w:t>구역</w:t>
+            </w:r>
+          </w:p>
+        </w:tc>
+        <w:tc>
+          <w:tcPr>
+            <w:tcW w:type="dxa" w:w="2160"/>
+          </w:tcPr>
+          <w:p>
+            <w:r>
+              <w:rPr>
+                <w:b/>
+              </w:rPr>
+              <w:t>배치 위치·준비 내용</w:t>
+            </w:r>
+          </w:p>
+        </w:tc>
+        <w:tc>
+          <w:tcPr>
+            <w:tcW w:type="dxa" w:w="2160"/>
+          </w:tcPr>
+          <w:p>
+            <w:r>
+              <w:rPr>
+                <w:b/>
+              </w:rPr>
+              <w:t>담당</w:t>
+            </w:r>
+          </w:p>
+        </w:tc>
+        <w:tc>
+          <w:tcPr>
+            <w:tcW w:type="dxa" w:w="2160"/>
+          </w:tcPr>
+          <w:p>
+            <w:r>
+              <w:rPr>
+                <w:b/>
+              </w:rPr>
+              <w:t>설치 기한</w:t>
+            </w:r>
+          </w:p>
+        </w:tc>
+      </w:tr>
+      <w:tr>
+        <w:tc>
+          <w:tcPr>
+            <w:tcW w:type="dxa" w:w="2160"/>
+          </w:tcPr>
+          <w:p>
+            <w:r>
+              <w:rPr>
+                <w:b w:val="0"/>
+              </w:rPr>
+              <w:t>접수·확인</w:t>
+            </w:r>
+          </w:p>
+        </w:tc>
+        <w:tc>
+          <w:tcPr>
+            <w:tcW w:type="dxa" w:w="2160"/>
+          </w:tcPr>
+          <w:p>
+            <w:r>
+              <w:rPr>
+                <w:b w:val="0"/>
+              </w:rPr>
+              <w:t>입구 ________ / 적립 확인표, 달란트, 필기구</w:t>
+            </w:r>
+          </w:p>
+        </w:tc>
+        <w:tc>
+          <w:tcPr>
+            <w:tcW w:type="dxa" w:w="2160"/>
+          </w:tcPr>
+          <w:p>
+            <w:r>
+              <w:rPr>
+                <w:b w:val="0"/>
+              </w:rPr>
+              <w:t>________</w:t>
+            </w:r>
+          </w:p>
+        </w:tc>
+        <w:tc>
+          <w:tcPr>
+            <w:tcW w:type="dxa" w:w="2160"/>
+          </w:tcPr>
+          <w:p>
+            <w:r>
+              <w:rPr>
+                <w:b w:val="0"/>
+              </w:rPr>
+              <w:t>________</w:t>
+            </w:r>
+          </w:p>
+        </w:tc>
+      </w:tr>
+      <w:tr>
+        <w:tc>
+          <w:tcPr>
+            <w:tcW w:type="dxa" w:w="2160"/>
+          </w:tcPr>
+          <w:p>
+            <w:r>
+              <w:rPr>
+                <w:b w:val="0"/>
+              </w:rPr>
+              <w:t>문구·생활용품</w:t>
+            </w:r>
+          </w:p>
+        </w:tc>
+        <w:tc>
+          <w:tcPr>
+            <w:tcW w:type="dxa" w:w="2160"/>
+          </w:tcPr>
+          <w:p>
+            <w:r>
+              <w:rPr>
+                <w:b w:val="0"/>
+              </w:rPr>
+              <w:t>________ / 품목별 가격표, 교환 바구니</w:t>
+            </w:r>
+          </w:p>
+        </w:tc>
+        <w:tc>
+          <w:tcPr>
+            <w:tcW w:type="dxa" w:w="2160"/>
+          </w:tcPr>
+          <w:p>
+            <w:r>
+              <w:rPr>
+                <w:b w:val="0"/>
+              </w:rPr>
+              <w:t>________</w:t>
+            </w:r>
+          </w:p>
+        </w:tc>
+        <w:tc>
+          <w:tcPr>
+            <w:tcW w:type="dxa" w:w="2160"/>
+          </w:tcPr>
+          <w:p>
+            <w:r>
+              <w:rPr>
+                <w:b w:val="0"/>
+              </w:rPr>
+              <w:t>________</w:t>
+            </w:r>
+          </w:p>
+        </w:tc>
+      </w:tr>
+      <w:tr>
+        <w:tc>
+          <w:tcPr>
+            <w:tcW w:type="dxa" w:w="2160"/>
+          </w:tcPr>
+          <w:p>
+            <w:r>
+              <w:rPr>
+                <w:b w:val="0"/>
+              </w:rPr>
+              <w:t>놀이·도서</w:t>
+            </w:r>
+          </w:p>
+        </w:tc>
+        <w:tc>
+          <w:tcPr>
+            <w:tcW w:type="dxa" w:w="2160"/>
+          </w:tcPr>
+          <w:p>
+            <w:r>
+              <w:rPr>
+                <w:b w:val="0"/>
+              </w:rPr>
+              <w:t>________ / 연령별 물품 구분, 구매 한도 표시</w:t>
+            </w:r>
+          </w:p>
+        </w:tc>
+        <w:tc>
+          <w:tcPr>
+            <w:tcW w:type="dxa" w:w="2160"/>
+          </w:tcPr>
+          <w:p>
+            <w:r>
+              <w:rPr>
+                <w:b w:val="0"/>
+              </w:rPr>
+              <w:t>________</w:t>
+            </w:r>
+          </w:p>
+        </w:tc>
+        <w:tc>
+          <w:tcPr>
+            <w:tcW w:type="dxa" w:w="2160"/>
+          </w:tcPr>
+          <w:p>
+            <w:r>
+              <w:rPr>
+                <w:b w:val="0"/>
+              </w:rPr>
+              <w:t>________</w:t>
+            </w:r>
+          </w:p>
+        </w:tc>
+      </w:tr>
+      <w:tr>
+        <w:tc>
+          <w:tcPr>
+            <w:tcW w:type="dxa" w:w="2160"/>
+          </w:tcPr>
+          <w:p>
+            <w:r>
+              <w:rPr>
+                <w:b w:val="0"/>
+              </w:rPr>
+              <w:t>간식</w:t>
+            </w:r>
+          </w:p>
+        </w:tc>
+        <w:tc>
+          <w:tcPr>
+            <w:tcW w:type="dxa" w:w="2160"/>
+          </w:tcPr>
+          <w:p>
+            <w:r>
+              <w:rPr>
+                <w:b w:val="0"/>
+              </w:rPr>
+              <w:t>________ / 성분 표시 확인, 손 위생 물품</w:t>
+            </w:r>
+          </w:p>
+        </w:tc>
+        <w:tc>
+          <w:tcPr>
+            <w:tcW w:type="dxa" w:w="2160"/>
+          </w:tcPr>
+          <w:p>
+            <w:r>
+              <w:rPr>
+                <w:b w:val="0"/>
+              </w:rPr>
+              <w:t>________</w:t>
+            </w:r>
+          </w:p>
+        </w:tc>
+        <w:tc>
+          <w:tcPr>
+            <w:tcW w:type="dxa" w:w="2160"/>
+          </w:tcPr>
+          <w:p>
+            <w:r>
+              <w:rPr>
+                <w:b w:val="0"/>
+              </w:rPr>
+              <w:t>________</w:t>
+            </w:r>
+          </w:p>
+        </w:tc>
+      </w:tr>
+      <w:tr>
+        <w:tc>
+          <w:tcPr>
+            <w:tcW w:type="dxa" w:w="2160"/>
+          </w:tcPr>
+          <w:p>
+            <w:r>
+              <w:rPr>
+                <w:b w:val="0"/>
+              </w:rPr>
+              <w:t>나눔·쉼</w:t>
+            </w:r>
+          </w:p>
+        </w:tc>
+        <w:tc>
+          <w:tcPr>
+            <w:tcW w:type="dxa" w:w="2160"/>
+          </w:tcPr>
+          <w:p>
+            <w:r>
+              <w:rPr>
+                <w:b w:val="0"/>
+              </w:rPr>
+              <w:t>________ / 자율 참여 안내, 휴식 의자</w:t>
+            </w:r>
+          </w:p>
+        </w:tc>
+        <w:tc>
+          <w:tcPr>
+            <w:tcW w:type="dxa" w:w="2160"/>
+          </w:tcPr>
+          <w:p>
+            <w:r>
+              <w:rPr>
+                <w:b w:val="0"/>
+              </w:rPr>
+              <w:t>________</w:t>
+            </w:r>
+          </w:p>
+        </w:tc>
+        <w:tc>
+          <w:tcPr>
+            <w:tcW w:type="dxa" w:w="2160"/>
+          </w:tcPr>
+          <w:p>
+            <w:r>
+              <w:rPr>
+                <w:b w:val="0"/>
+              </w:rPr>
+              <w:t>________</w:t>
+            </w:r>
+          </w:p>
+        </w:tc>
+      </w:tr>
+      <w:tr>
+        <w:tc>
+          <w:tcPr>
+            <w:tcW w:type="dxa" w:w="2160"/>
+          </w:tcPr>
+          <w:p>
+            <w:r>
+              <w:rPr>
+                <w:b w:val="0"/>
+              </w:rPr>
+              <w:t>출구·인계</w:t>
+            </w:r>
+          </w:p>
+        </w:tc>
+        <w:tc>
+          <w:tcPr>
+            <w:tcW w:type="dxa" w:w="2160"/>
+          </w:tcPr>
+          <w:p>
+            <w:r>
+              <w:rPr>
+                <w:b w:val="0"/>
+              </w:rPr>
+              <w:t>출구 ________ / 보호자 인계 확인 공간</w:t>
+            </w:r>
+          </w:p>
+        </w:tc>
+        <w:tc>
+          <w:tcPr>
+            <w:tcW w:type="dxa" w:w="2160"/>
+          </w:tcPr>
+          <w:p>
+            <w:r>
+              <w:rPr>
+                <w:b w:val="0"/>
+              </w:rPr>
+              <w:t>________</w:t>
+            </w:r>
+          </w:p>
+        </w:tc>
+        <w:tc>
+          <w:tcPr>
+            <w:tcW w:type="dxa" w:w="2160"/>
+          </w:tcPr>
+          <w:p>
+            <w:r>
+              <w:rPr>
+                <w:b w:val="0"/>
+              </w:rPr>
+              <w:t>________</w:t>
+            </w:r>
+          </w:p>
+        </w:tc>
+      </w:tr>
+    </w:tbl>
+    <w:p/>
+    <w:p>
+      <w:pPr>
+        <w:pStyle w:val="Heading3"/>
+      </w:pPr>
+      <w:r>
+        <w:rPr>
+          <w:b w:val="0"/>
+        </w:rPr>
+        <w:t>라. 업무분장</w:t>
+      </w:r>
+    </w:p>
+    <w:tbl>
+      <w:tblPr>
+        <w:tblStyle w:val="TableGrid"/>
+        <w:tblW w:type="auto" w:w="0"/>
+        <w:tblLook w:firstColumn="1" w:firstRow="1" w:lastColumn="0" w:lastRow="0" w:noHBand="0" w:noVBand="1" w:val="04A0"/>
+      </w:tblPr>
+      <w:tblGrid>
+        <w:gridCol w:w="2160"/>
+        <w:gridCol w:w="2160"/>
+        <w:gridCol w:w="2160"/>
+        <w:gridCol w:w="2160"/>
+      </w:tblGrid>
+      <w:tr>
+        <w:tc>
+          <w:tcPr>
+            <w:tcW w:type="dxa" w:w="2160"/>
+          </w:tcPr>
+          <w:p>
+            <w:r>
+              <w:rPr>
+                <w:b/>
+              </w:rPr>
+              <w:t>업무</w:t>
+            </w:r>
+          </w:p>
+        </w:tc>
+        <w:tc>
+          <w:tcPr>
+            <w:tcW w:type="dxa" w:w="2160"/>
+          </w:tcPr>
+          <w:p>
+            <w:r>
+              <w:rPr>
+                <w:b/>
+              </w:rPr>
+              <w:t>담당</w:t>
+            </w:r>
+          </w:p>
+        </w:tc>
+        <w:tc>
+          <w:tcPr>
+            <w:tcW w:type="dxa" w:w="2160"/>
+          </w:tcPr>
+          <w:p>
+            <w:r>
+              <w:rPr>
+                <w:b/>
+              </w:rPr>
+              <w:t>기한</w:t>
+            </w:r>
+          </w:p>
+        </w:tc>
+        <w:tc>
+          <w:tcPr>
+            <w:tcW w:type="dxa" w:w="2160"/>
+          </w:tcPr>
+          <w:p>
+            <w:r>
+              <w:rPr>
+                <w:b/>
+              </w:rPr>
+              <w:t>확인</w:t>
+            </w:r>
+          </w:p>
+        </w:tc>
+      </w:tr>
+      <w:tr>
+        <w:tc>
+          <w:tcPr>
+            <w:tcW w:type="dxa" w:w="2160"/>
+          </w:tcPr>
+          <w:p>
+            <w:r>
+              <w:rPr>
+                <w:b w:val="0"/>
+              </w:rPr>
+              <w:t>계획·적립 기준 승인 및 교사 공유</w:t>
+            </w:r>
+          </w:p>
+        </w:tc>
+        <w:tc>
+          <w:tcPr>
+            <w:tcW w:type="dxa" w:w="2160"/>
+          </w:tcPr>
+          <w:p>
+            <w:r>
+              <w:rPr>
+                <w:b w:val="0"/>
+              </w:rPr>
+              <w:t>________</w:t>
+            </w:r>
+          </w:p>
+        </w:tc>
+        <w:tc>
+          <w:tcPr>
+            <w:tcW w:type="dxa" w:w="2160"/>
+          </w:tcPr>
+          <w:p>
+            <w:r>
+              <w:rPr>
+                <w:b w:val="0"/>
+              </w:rPr>
+              <w:t>________</w:t>
+            </w:r>
+          </w:p>
+        </w:tc>
+        <w:tc>
+          <w:tcPr>
+            <w:tcW w:type="dxa" w:w="2160"/>
+          </w:tcPr>
+          <w:p>
+            <w:r>
+              <w:rPr>
+                <w:b w:val="0"/>
+              </w:rPr>
+              <w:t>________</w:t>
+            </w:r>
+          </w:p>
+        </w:tc>
+      </w:tr>
+      <w:tr>
+        <w:tc>
+          <w:tcPr>
+            <w:tcW w:type="dxa" w:w="2160"/>
+          </w:tcPr>
+          <w:p>
+            <w:r>
+              <w:rPr>
+                <w:b w:val="0"/>
+              </w:rPr>
+              <w:t>가정 안내·참가 회신 취합</w:t>
+            </w:r>
+          </w:p>
+        </w:tc>
+        <w:tc>
+          <w:tcPr>
+            <w:tcW w:type="dxa" w:w="2160"/>
+          </w:tcPr>
+          <w:p>
+            <w:r>
+              <w:rPr>
+                <w:b w:val="0"/>
+              </w:rPr>
+              <w:t>________</w:t>
+            </w:r>
+          </w:p>
+        </w:tc>
+        <w:tc>
+          <w:tcPr>
+            <w:tcW w:type="dxa" w:w="2160"/>
+          </w:tcPr>
+          <w:p>
+            <w:r>
+              <w:rPr>
+                <w:b w:val="0"/>
+              </w:rPr>
+              <w:t>________</w:t>
+            </w:r>
+          </w:p>
+        </w:tc>
+        <w:tc>
+          <w:tcPr>
+            <w:tcW w:type="dxa" w:w="2160"/>
+          </w:tcPr>
+          <w:p>
+            <w:r>
+              <w:rPr>
+                <w:b w:val="0"/>
+              </w:rPr>
+              <w:t>________</w:t>
+            </w:r>
+          </w:p>
+        </w:tc>
+      </w:tr>
+      <w:tr>
+        <w:tc>
+          <w:tcPr>
+            <w:tcW w:type="dxa" w:w="2160"/>
+          </w:tcPr>
+          <w:p>
+            <w:r>
+              <w:rPr>
+                <w:b w:val="0"/>
+              </w:rPr>
+              <w:t>달란트 기록·이의 확인</w:t>
+            </w:r>
+          </w:p>
+        </w:tc>
+        <w:tc>
+          <w:tcPr>
+            <w:tcW w:type="dxa" w:w="2160"/>
+          </w:tcPr>
+          <w:p>
+            <w:r>
+              <w:rPr>
+                <w:b w:val="0"/>
+              </w:rPr>
+              <w:t>________</w:t>
+            </w:r>
+          </w:p>
+        </w:tc>
+        <w:tc>
+          <w:tcPr>
+            <w:tcW w:type="dxa" w:w="2160"/>
+          </w:tcPr>
+          <w:p>
+            <w:r>
+              <w:rPr>
+                <w:b w:val="0"/>
+              </w:rPr>
+              <w:t>________</w:t>
+            </w:r>
+          </w:p>
+        </w:tc>
+        <w:tc>
+          <w:tcPr>
+            <w:tcW w:type="dxa" w:w="2160"/>
+          </w:tcPr>
+          <w:p>
+            <w:r>
+              <w:rPr>
+                <w:b w:val="0"/>
+              </w:rPr>
+              <w:t>________</w:t>
+            </w:r>
+          </w:p>
+        </w:tc>
+      </w:tr>
+      <w:tr>
+        <w:tc>
+          <w:tcPr>
+            <w:tcW w:type="dxa" w:w="2160"/>
+          </w:tcPr>
+          <w:p>
+            <w:r>
+              <w:rPr>
+                <w:b w:val="0"/>
+              </w:rPr>
+              <w:t>물품 구입·검수·가격표 작성</w:t>
+            </w:r>
+          </w:p>
+        </w:tc>
+        <w:tc>
+          <w:tcPr>
+            <w:tcW w:type="dxa" w:w="2160"/>
+          </w:tcPr>
+          <w:p>
+            <w:r>
+              <w:rPr>
+                <w:b w:val="0"/>
+              </w:rPr>
+              <w:t>________</w:t>
+            </w:r>
+          </w:p>
+        </w:tc>
+        <w:tc>
+          <w:tcPr>
+            <w:tcW w:type="dxa" w:w="2160"/>
+          </w:tcPr>
+          <w:p>
+            <w:r>
+              <w:rPr>
+                <w:b w:val="0"/>
+              </w:rPr>
+              <w:t>________</w:t>
+            </w:r>
+          </w:p>
+        </w:tc>
+        <w:tc>
+          <w:tcPr>
+            <w:tcW w:type="dxa" w:w="2160"/>
+          </w:tcPr>
+          <w:p>
+            <w:r>
+              <w:rPr>
+                <w:b w:val="0"/>
+              </w:rPr>
+              <w:t>________</w:t>
+            </w:r>
+          </w:p>
+        </w:tc>
+      </w:tr>
+      <w:tr>
+        <w:tc>
+          <w:tcPr>
+            <w:tcW w:type="dxa" w:w="2160"/>
+          </w:tcPr>
+          <w:p>
+            <w:r>
+              <w:rPr>
+                <w:b w:val="0"/>
+              </w:rPr>
+              <w:t>부스 운영·유치부 이용 보조</w:t>
+            </w:r>
+          </w:p>
+        </w:tc>
+        <w:tc>
+          <w:tcPr>
+            <w:tcW w:type="dxa" w:w="2160"/>
+          </w:tcPr>
+          <w:p>
+            <w:r>
+              <w:rPr>
+                <w:b w:val="0"/>
+              </w:rPr>
+              <w:t>________</w:t>
+            </w:r>
+          </w:p>
+        </w:tc>
+        <w:tc>
+          <w:tcPr>
+            <w:tcW w:type="dxa" w:w="2160"/>
+          </w:tcPr>
+          <w:p>
+            <w:r>
+              <w:rPr>
+                <w:b w:val="0"/>
+              </w:rPr>
+              <w:t>________</w:t>
+            </w:r>
+          </w:p>
+        </w:tc>
+        <w:tc>
+          <w:tcPr>
+            <w:tcW w:type="dxa" w:w="2160"/>
+          </w:tcPr>
+          <w:p>
+            <w:r>
+              <w:rPr>
+                <w:b w:val="0"/>
+              </w:rPr>
+              <w:t>________</w:t>
+            </w:r>
+          </w:p>
+        </w:tc>
+      </w:tr>
+      <w:tr>
+        <w:tc>
+          <w:tcPr>
+            <w:tcW w:type="dxa" w:w="2160"/>
+          </w:tcPr>
+          <w:p>
+            <w:r>
+              <w:rPr>
+                <w:b w:val="0"/>
+              </w:rPr>
+              <w:t>안전 점검·응급 대응·보호자 인계</w:t>
+            </w:r>
+          </w:p>
+        </w:tc>
+        <w:tc>
+          <w:tcPr>
+            <w:tcW w:type="dxa" w:w="2160"/>
+          </w:tcPr>
+          <w:p>
+            <w:r>
+              <w:rPr>
+                <w:b w:val="0"/>
+              </w:rPr>
+              <w:t>________</w:t>
+            </w:r>
+          </w:p>
+        </w:tc>
+        <w:tc>
+          <w:tcPr>
+            <w:tcW w:type="dxa" w:w="2160"/>
+          </w:tcPr>
+          <w:p>
+            <w:r>
+              <w:rPr>
+                <w:b w:val="0"/>
+              </w:rPr>
+              <w:t>________</w:t>
+            </w:r>
+          </w:p>
+        </w:tc>
+        <w:tc>
+          <w:tcPr>
+            <w:tcW w:type="dxa" w:w="2160"/>
+          </w:tcPr>
+          <w:p>
+            <w:r>
+              <w:rPr>
+                <w:b w:val="0"/>
+              </w:rPr>
+              <w:t>________</w:t>
+            </w:r>
+          </w:p>
+        </w:tc>
+      </w:tr>
+      <w:tr>
+        <w:tc>
+          <w:tcPr>
+            <w:tcW w:type="dxa" w:w="2160"/>
+          </w:tcPr>
+          <w:p>
+            <w:r>
+              <w:rPr>
+                <w:b w:val="0"/>
+              </w:rPr>
+              <w:t>재고 확인·정산·결과보고</w:t>
+            </w:r>
+          </w:p>
+        </w:tc>
+        <w:tc>
+          <w:tcPr>
+            <w:tcW w:type="dxa" w:w="2160"/>
+          </w:tcPr>
+          <w:p>
+            <w:r>
+              <w:rPr>
+                <w:b w:val="0"/>
+              </w:rPr>
+              <w:t>________</w:t>
             </w:r>
           </w:p>
         </w:tc>
@@ -2568,84 +2870,2133 @@
         <w:rPr>
           <w:b w:val="0"/>
         </w:rPr>
-        <w:t>공정하게 운영하는 팁</w:t>
+        <w:t>5. 안전관리 계획</w:t>
+      </w:r>
+    </w:p>
+    <w:tbl>
+      <w:tblPr>
+        <w:tblStyle w:val="TableGrid"/>
+        <w:tblW w:type="auto" w:w="0"/>
+        <w:tblLook w:firstColumn="1" w:firstRow="1" w:lastColumn="0" w:lastRow="0" w:noHBand="0" w:noVBand="1" w:val="04A0"/>
+      </w:tblPr>
+      <w:tblGrid>
+        <w:gridCol w:w="2160"/>
+        <w:gridCol w:w="2160"/>
+        <w:gridCol w:w="2160"/>
+        <w:gridCol w:w="2160"/>
+      </w:tblGrid>
+      <w:tr>
+        <w:tc>
+          <w:tcPr>
+            <w:tcW w:type="dxa" w:w="2160"/>
+          </w:tcPr>
+          <w:p>
+            <w:r>
+              <w:rPr>
+                <w:b/>
+              </w:rPr>
+              <w:t>위험요인</w:t>
+            </w:r>
+          </w:p>
+        </w:tc>
+        <w:tc>
+          <w:tcPr>
+            <w:tcW w:type="dxa" w:w="2160"/>
+          </w:tcPr>
+          <w:p>
+            <w:r>
+              <w:rPr>
+                <w:b/>
+              </w:rPr>
+              <w:t>예방조치</w:t>
+            </w:r>
+          </w:p>
+        </w:tc>
+        <w:tc>
+          <w:tcPr>
+            <w:tcW w:type="dxa" w:w="2160"/>
+          </w:tcPr>
+          <w:p>
+            <w:r>
+              <w:rPr>
+                <w:b/>
+              </w:rPr>
+              <w:t>담당</w:t>
+            </w:r>
+          </w:p>
+        </w:tc>
+        <w:tc>
+          <w:tcPr>
+            <w:tcW w:type="dxa" w:w="2160"/>
+          </w:tcPr>
+          <w:p>
+            <w:r>
+              <w:rPr>
+                <w:b/>
+              </w:rPr>
+              <w:t>점검·조치 기한</w:t>
+            </w:r>
+          </w:p>
+        </w:tc>
+      </w:tr>
+      <w:tr>
+        <w:tc>
+          <w:tcPr>
+            <w:tcW w:type="dxa" w:w="2160"/>
+          </w:tcPr>
+          <w:p>
+            <w:r>
+              <w:rPr>
+                <w:b w:val="0"/>
+              </w:rPr>
+              <w:t>혼잡·넘어짐</w:t>
+            </w:r>
+          </w:p>
+        </w:tc>
+        <w:tc>
+          <w:tcPr>
+            <w:tcW w:type="dxa" w:w="2160"/>
+          </w:tcPr>
+          <w:p>
+            <w:r>
+              <w:rPr>
+                <w:b w:val="0"/>
+              </w:rPr>
+              <w:t>모둠별 입장, 통로 확보, 바닥 장애물 제거</w:t>
+            </w:r>
+          </w:p>
+        </w:tc>
+        <w:tc>
+          <w:tcPr>
+            <w:tcW w:type="dxa" w:w="2160"/>
+          </w:tcPr>
+          <w:p>
+            <w:r>
+              <w:rPr>
+                <w:b w:val="0"/>
+              </w:rPr>
+              <w:t>________</w:t>
+            </w:r>
+          </w:p>
+        </w:tc>
+        <w:tc>
+          <w:tcPr>
+            <w:tcW w:type="dxa" w:w="2160"/>
+          </w:tcPr>
+          <w:p>
+            <w:r>
+              <w:rPr>
+                <w:b w:val="0"/>
+              </w:rPr>
+              <w:t>개장 전 및 운영 중</w:t>
+            </w:r>
+          </w:p>
+        </w:tc>
+      </w:tr>
+      <w:tr>
+        <w:tc>
+          <w:tcPr>
+            <w:tcW w:type="dxa" w:w="2160"/>
+          </w:tcPr>
+          <w:p>
+            <w:r>
+              <w:rPr>
+                <w:b w:val="0"/>
+              </w:rPr>
+              <w:t>유치부 작은 부품 삼킴</w:t>
+            </w:r>
+          </w:p>
+        </w:tc>
+        <w:tc>
+          <w:tcPr>
+            <w:tcW w:type="dxa" w:w="2160"/>
+          </w:tcPr>
+          <w:p>
+            <w:r>
+              <w:rPr>
+                <w:b w:val="0"/>
+              </w:rPr>
+              <w:t>연령 적합성·안전표시 확인, 작은 부품 물품 분리</w:t>
+            </w:r>
+          </w:p>
+        </w:tc>
+        <w:tc>
+          <w:tcPr>
+            <w:tcW w:type="dxa" w:w="2160"/>
+          </w:tcPr>
+          <w:p>
+            <w:r>
+              <w:rPr>
+                <w:b w:val="0"/>
+              </w:rPr>
+              <w:t>________</w:t>
+            </w:r>
+          </w:p>
+        </w:tc>
+        <w:tc>
+          <w:tcPr>
+            <w:tcW w:type="dxa" w:w="2160"/>
+          </w:tcPr>
+          <w:p>
+            <w:r>
+              <w:rPr>
+                <w:b w:val="0"/>
+              </w:rPr>
+              <w:t>진열 전</w:t>
+            </w:r>
+          </w:p>
+        </w:tc>
+      </w:tr>
+      <w:tr>
+        <w:tc>
+          <w:tcPr>
+            <w:tcW w:type="dxa" w:w="2160"/>
+          </w:tcPr>
+          <w:p>
+            <w:r>
+              <w:rPr>
+                <w:b w:val="0"/>
+              </w:rPr>
+              <w:t>식품 알레르기·위생</w:t>
+            </w:r>
+          </w:p>
+        </w:tc>
+        <w:tc>
+          <w:tcPr>
+            <w:tcW w:type="dxa" w:w="2160"/>
+          </w:tcPr>
+          <w:p>
+            <w:r>
+              <w:rPr>
+                <w:b w:val="0"/>
+              </w:rPr>
+              <w:t>별도 회신으로 유의사항 확인, 성분 표시 확인, 섭취 지도</w:t>
+            </w:r>
+          </w:p>
+        </w:tc>
+        <w:tc>
+          <w:tcPr>
+            <w:tcW w:type="dxa" w:w="2160"/>
+          </w:tcPr>
+          <w:p>
+            <w:r>
+              <w:rPr>
+                <w:b w:val="0"/>
+              </w:rPr>
+              <w:t>________</w:t>
+            </w:r>
+          </w:p>
+        </w:tc>
+        <w:tc>
+          <w:tcPr>
+            <w:tcW w:type="dxa" w:w="2160"/>
+          </w:tcPr>
+          <w:p>
+            <w:r>
+              <w:rPr>
+                <w:b w:val="0"/>
+              </w:rPr>
+              <w:t>배부 전</w:t>
+            </w:r>
+          </w:p>
+        </w:tc>
+      </w:tr>
+      <w:tr>
+        <w:tc>
+          <w:tcPr>
+            <w:tcW w:type="dxa" w:w="2160"/>
+          </w:tcPr>
+          <w:p>
+            <w:r>
+              <w:rPr>
+                <w:b w:val="0"/>
+              </w:rPr>
+              <w:t>이탈·인계 착오</w:t>
+            </w:r>
+          </w:p>
+        </w:tc>
+        <w:tc>
+          <w:tcPr>
+            <w:tcW w:type="dxa" w:w="2160"/>
+          </w:tcPr>
+          <w:p>
+            <w:r>
+              <w:rPr>
+                <w:b w:val="0"/>
+              </w:rPr>
+              <w:t>이동 시 인원 확인, 지정 보호자에게 인계</w:t>
+            </w:r>
+          </w:p>
+        </w:tc>
+        <w:tc>
+          <w:tcPr>
+            <w:tcW w:type="dxa" w:w="2160"/>
+          </w:tcPr>
+          <w:p>
+            <w:r>
+              <w:rPr>
+                <w:b w:val="0"/>
+              </w:rPr>
+              <w:t>________</w:t>
+            </w:r>
+          </w:p>
+        </w:tc>
+        <w:tc>
+          <w:tcPr>
+            <w:tcW w:type="dxa" w:w="2160"/>
+          </w:tcPr>
+          <w:p>
+            <w:r>
+              <w:rPr>
+                <w:b w:val="0"/>
+              </w:rPr>
+              <w:t>이동·귀가 시</w:t>
+            </w:r>
+          </w:p>
+        </w:tc>
+      </w:tr>
+      <w:tr>
+        <w:tc>
+          <w:tcPr>
+            <w:tcW w:type="dxa" w:w="2160"/>
+          </w:tcPr>
+          <w:p>
+            <w:r>
+              <w:rPr>
+                <w:b w:val="0"/>
+              </w:rPr>
+              <w:t>응급상황</w:t>
+            </w:r>
+          </w:p>
+        </w:tc>
+        <w:tc>
+          <w:tcPr>
+            <w:tcW w:type="dxa" w:w="2160"/>
+          </w:tcPr>
+          <w:p>
+            <w:r>
+              <w:rPr>
+                <w:b w:val="0"/>
+              </w:rPr>
+              <w:t>구급용품·연락 절차 확인, 긴급 시 119 신고 및 보호자 연락</w:t>
+            </w:r>
+          </w:p>
+        </w:tc>
+        <w:tc>
+          <w:tcPr>
+            <w:tcW w:type="dxa" w:w="2160"/>
+          </w:tcPr>
+          <w:p>
+            <w:r>
+              <w:rPr>
+                <w:b w:val="0"/>
+              </w:rPr>
+              <w:t>________</w:t>
+            </w:r>
+          </w:p>
+        </w:tc>
+        <w:tc>
+          <w:tcPr>
+            <w:tcW w:type="dxa" w:w="2160"/>
+          </w:tcPr>
+          <w:p>
+            <w:r>
+              <w:rPr>
+                <w:b w:val="0"/>
+              </w:rPr>
+              <w:t>개장 전·상황 발생 즉시</w:t>
+            </w:r>
+          </w:p>
+        </w:tc>
+      </w:tr>
+      <w:tr>
+        <w:tc>
+          <w:tcPr>
+            <w:tcW w:type="dxa" w:w="2160"/>
+          </w:tcPr>
+          <w:p>
+            <w:r>
+              <w:rPr>
+                <w:b w:val="0"/>
+              </w:rPr>
+              <w:t>개인정보 노출</w:t>
+            </w:r>
+          </w:p>
+        </w:tc>
+        <w:tc>
+          <w:tcPr>
+            <w:tcW w:type="dxa" w:w="2160"/>
+          </w:tcPr>
+          <w:p>
+            <w:r>
+              <w:rPr>
+                <w:b w:val="0"/>
+              </w:rPr>
+              <w:t>연락처·건강정보는 별도 회신서로 수집하고 담당자만 열람</w:t>
+            </w:r>
+          </w:p>
+        </w:tc>
+        <w:tc>
+          <w:tcPr>
+            <w:tcW w:type="dxa" w:w="2160"/>
+          </w:tcPr>
+          <w:p>
+            <w:r>
+              <w:rPr>
+                <w:b w:val="0"/>
+              </w:rPr>
+              <w:t>________</w:t>
+            </w:r>
+          </w:p>
+        </w:tc>
+        <w:tc>
+          <w:tcPr>
+            <w:tcW w:type="dxa" w:w="2160"/>
+          </w:tcPr>
+          <w:p>
+            <w:r>
+              <w:rPr>
+                <w:b w:val="0"/>
+              </w:rPr>
+              <w:t>수집 전~파기 완료</w:t>
+            </w:r>
+          </w:p>
+        </w:tc>
+      </w:tr>
+    </w:tbl>
+    <w:p/>
+    <w:p>
+      <w:r>
+        <w:rPr>
+          <w:b w:val="0"/>
+        </w:rPr>
+        <w:t>별도 회신서 동의 문구: “참가·안전관리 목적으로 보호자 연락처와 건강 유의사항(민감정보는 별도 동의)을 ________까지 수집·이용하며, 동의를 거부할 수 있고 필요한 안전 확인은 담당자와 협의합니다.” 담당: ________ / 회신서 마련 기한: ________.</w:t>
       </w:r>
     </w:p>
     <w:p>
       <w:pPr>
-        <w:pStyle w:val="ListBullet"/>
+        <w:pStyle w:val="Heading2"/>
       </w:pPr>
       <w:r>
         <w:rPr>
           <w:b w:val="0"/>
         </w:rPr>
-        <w:t>적립 기준과 가격은 미리 알리고, 행사 당일 임의로 바꾸지 않는다.</w:t>
+        <w:t>6. 소요 예산 및 재원</w:t>
       </w:r>
     </w:p>
     <w:p>
       <w:pPr>
-        <w:pStyle w:val="ListBullet"/>
+        <w:pStyle w:val="Heading3"/>
       </w:pPr>
       <w:r>
         <w:rPr>
           <w:b w:val="0"/>
         </w:rPr>
-        <w:t>새 친구·늦게 등록한 어린이도 고를 수 있도록 모든 어린이에게 기본 ________달란트를 똑같이 지급한다.</w:t>
+        <w:t>가. 물품 준비 목록 및 예산</w:t>
+      </w:r>
+    </w:p>
+    <w:p>
+      <w:r>
+        <w:rPr>
+          <w:b w:val="0"/>
+        </w:rPr>
+        <w:t>(단위: 원)</w:t>
+      </w:r>
+    </w:p>
+    <w:tbl>
+      <w:tblPr>
+        <w:tblStyle w:val="TableGrid"/>
+        <w:tblW w:type="auto" w:w="0"/>
+        <w:tblLook w:firstColumn="1" w:firstRow="1" w:lastColumn="0" w:lastRow="0" w:noHBand="0" w:noVBand="1" w:val="04A0"/>
+      </w:tblPr>
+      <w:tblGrid>
+        <w:gridCol w:w="1440"/>
+        <w:gridCol w:w="1440"/>
+        <w:gridCol w:w="1440"/>
+        <w:gridCol w:w="1440"/>
+        <w:gridCol w:w="1440"/>
+        <w:gridCol w:w="1440"/>
+      </w:tblGrid>
+      <w:tr>
+        <w:tc>
+          <w:tcPr>
+            <w:tcW w:type="dxa" w:w="1440"/>
+          </w:tcPr>
+          <w:p>
+            <w:r>
+              <w:rPr>
+                <w:b/>
+              </w:rPr>
+              <w:t>항목·준비 물품</w:t>
+            </w:r>
+          </w:p>
+        </w:tc>
+        <w:tc>
+          <w:tcPr>
+            <w:tcW w:type="dxa" w:w="1440"/>
+          </w:tcPr>
+          <w:p>
+            <w:r>
+              <w:rPr>
+                <w:b/>
+              </w:rPr>
+              <w:t>산출근거</w:t>
+            </w:r>
+          </w:p>
+        </w:tc>
+        <w:tc>
+          <w:tcPr>
+            <w:tcW w:type="dxa" w:w="1440"/>
+          </w:tcPr>
+          <w:p>
+            <w:r>
+              <w:rPr>
+                <w:b/>
+              </w:rPr>
+              <w:t>금액</w:t>
+            </w:r>
+          </w:p>
+        </w:tc>
+        <w:tc>
+          <w:tcPr>
+            <w:tcW w:type="dxa" w:w="1440"/>
+          </w:tcPr>
+          <w:p>
+            <w:r>
+              <w:rPr>
+                <w:b/>
+              </w:rPr>
+              <w:t>재원</w:t>
+            </w:r>
+          </w:p>
+        </w:tc>
+        <w:tc>
+          <w:tcPr>
+            <w:tcW w:type="dxa" w:w="1440"/>
+          </w:tcPr>
+          <w:p>
+            <w:r>
+              <w:rPr>
+                <w:b/>
+              </w:rPr>
+              <w:t>준비 담당</w:t>
+            </w:r>
+          </w:p>
+        </w:tc>
+        <w:tc>
+          <w:tcPr>
+            <w:tcW w:type="dxa" w:w="1440"/>
+          </w:tcPr>
+          <w:p>
+            <w:r>
+              <w:rPr>
+                <w:b/>
+              </w:rPr>
+              <w:t>준비 기한</w:t>
+            </w:r>
+          </w:p>
+        </w:tc>
+      </w:tr>
+      <w:tr>
+        <w:tc>
+          <w:tcPr>
+            <w:tcW w:type="dxa" w:w="1440"/>
+          </w:tcPr>
+          <w:p>
+            <w:r>
+              <w:rPr>
+                <w:b w:val="0"/>
+              </w:rPr>
+              <w:t>문구류: 연필·공책 등</w:t>
+            </w:r>
+          </w:p>
+        </w:tc>
+        <w:tc>
+          <w:tcPr>
+            <w:tcW w:type="dxa" w:w="1440"/>
+          </w:tcPr>
+          <w:p>
+            <w:r>
+              <w:rPr>
+                <w:b w:val="0"/>
+              </w:rPr>
+              <w:t>________원 × ________개</w:t>
+            </w:r>
+          </w:p>
+        </w:tc>
+        <w:tc>
+          <w:tcPr>
+            <w:tcW w:type="dxa" w:w="1440"/>
+          </w:tcPr>
+          <w:p>
+            <w:r>
+              <w:rPr>
+                <w:b w:val="0"/>
+              </w:rPr>
+              <w:t>________</w:t>
+            </w:r>
+          </w:p>
+        </w:tc>
+        <w:tc>
+          <w:tcPr>
+            <w:tcW w:type="dxa" w:w="1440"/>
+          </w:tcPr>
+          <w:p>
+            <w:r>
+              <w:rPr>
+                <w:b w:val="0"/>
+              </w:rPr>
+              <w:t>________</w:t>
+            </w:r>
+          </w:p>
+        </w:tc>
+        <w:tc>
+          <w:tcPr>
+            <w:tcW w:type="dxa" w:w="1440"/>
+          </w:tcPr>
+          <w:p>
+            <w:r>
+              <w:rPr>
+                <w:b w:val="0"/>
+              </w:rPr>
+              <w:t>________</w:t>
+            </w:r>
+          </w:p>
+        </w:tc>
+        <w:tc>
+          <w:tcPr>
+            <w:tcW w:type="dxa" w:w="1440"/>
+          </w:tcPr>
+          <w:p>
+            <w:r>
+              <w:rPr>
+                <w:b w:val="0"/>
+              </w:rPr>
+              <w:t>________</w:t>
+            </w:r>
+          </w:p>
+        </w:tc>
+      </w:tr>
+      <w:tr>
+        <w:tc>
+          <w:tcPr>
+            <w:tcW w:type="dxa" w:w="1440"/>
+          </w:tcPr>
+          <w:p>
+            <w:r>
+              <w:rPr>
+                <w:b w:val="0"/>
+              </w:rPr>
+              <w:t>놀이·도서: 연령 적합 물품</w:t>
+            </w:r>
+          </w:p>
+        </w:tc>
+        <w:tc>
+          <w:tcPr>
+            <w:tcW w:type="dxa" w:w="1440"/>
+          </w:tcPr>
+          <w:p>
+            <w:r>
+              <w:rPr>
+                <w:b w:val="0"/>
+              </w:rPr>
+              <w:t>________원 × ________개</w:t>
+            </w:r>
+          </w:p>
+        </w:tc>
+        <w:tc>
+          <w:tcPr>
+            <w:tcW w:type="dxa" w:w="1440"/>
+          </w:tcPr>
+          <w:p>
+            <w:r>
+              <w:rPr>
+                <w:b w:val="0"/>
+              </w:rPr>
+              <w:t>________</w:t>
+            </w:r>
+          </w:p>
+        </w:tc>
+        <w:tc>
+          <w:tcPr>
+            <w:tcW w:type="dxa" w:w="1440"/>
+          </w:tcPr>
+          <w:p>
+            <w:r>
+              <w:rPr>
+                <w:b w:val="0"/>
+              </w:rPr>
+              <w:t>________</w:t>
+            </w:r>
+          </w:p>
+        </w:tc>
+        <w:tc>
+          <w:tcPr>
+            <w:tcW w:type="dxa" w:w="1440"/>
+          </w:tcPr>
+          <w:p>
+            <w:r>
+              <w:rPr>
+                <w:b w:val="0"/>
+              </w:rPr>
+              <w:t>________</w:t>
+            </w:r>
+          </w:p>
+        </w:tc>
+        <w:tc>
+          <w:tcPr>
+            <w:tcW w:type="dxa" w:w="1440"/>
+          </w:tcPr>
+          <w:p>
+            <w:r>
+              <w:rPr>
+                <w:b w:val="0"/>
+              </w:rPr>
+              <w:t>________</w:t>
+            </w:r>
+          </w:p>
+        </w:tc>
+      </w:tr>
+      <w:tr>
+        <w:tc>
+          <w:tcPr>
+            <w:tcW w:type="dxa" w:w="1440"/>
+          </w:tcPr>
+          <w:p>
+            <w:r>
+              <w:rPr>
+                <w:b w:val="0"/>
+              </w:rPr>
+              <w:t>생활용품: ________</w:t>
+            </w:r>
+          </w:p>
+        </w:tc>
+        <w:tc>
+          <w:tcPr>
+            <w:tcW w:type="dxa" w:w="1440"/>
+          </w:tcPr>
+          <w:p>
+            <w:r>
+              <w:rPr>
+                <w:b w:val="0"/>
+              </w:rPr>
+              <w:t>________원 × ________개</w:t>
+            </w:r>
+          </w:p>
+        </w:tc>
+        <w:tc>
+          <w:tcPr>
+            <w:tcW w:type="dxa" w:w="1440"/>
+          </w:tcPr>
+          <w:p>
+            <w:r>
+              <w:rPr>
+                <w:b w:val="0"/>
+              </w:rPr>
+              <w:t>________</w:t>
+            </w:r>
+          </w:p>
+        </w:tc>
+        <w:tc>
+          <w:tcPr>
+            <w:tcW w:type="dxa" w:w="1440"/>
+          </w:tcPr>
+          <w:p>
+            <w:r>
+              <w:rPr>
+                <w:b w:val="0"/>
+              </w:rPr>
+              <w:t>________</w:t>
+            </w:r>
+          </w:p>
+        </w:tc>
+        <w:tc>
+          <w:tcPr>
+            <w:tcW w:type="dxa" w:w="1440"/>
+          </w:tcPr>
+          <w:p>
+            <w:r>
+              <w:rPr>
+                <w:b w:val="0"/>
+              </w:rPr>
+              <w:t>________</w:t>
+            </w:r>
+          </w:p>
+        </w:tc>
+        <w:tc>
+          <w:tcPr>
+            <w:tcW w:type="dxa" w:w="1440"/>
+          </w:tcPr>
+          <w:p>
+            <w:r>
+              <w:rPr>
+                <w:b w:val="0"/>
+              </w:rPr>
+              <w:t>________</w:t>
+            </w:r>
+          </w:p>
+        </w:tc>
+      </w:tr>
+      <w:tr>
+        <w:tc>
+          <w:tcPr>
+            <w:tcW w:type="dxa" w:w="1440"/>
+          </w:tcPr>
+          <w:p>
+            <w:r>
+              <w:rPr>
+                <w:b w:val="0"/>
+              </w:rPr>
+              <w:t>간식: 개별 포장 식품</w:t>
+            </w:r>
+          </w:p>
+        </w:tc>
+        <w:tc>
+          <w:tcPr>
+            <w:tcW w:type="dxa" w:w="1440"/>
+          </w:tcPr>
+          <w:p>
+            <w:r>
+              <w:rPr>
+                <w:b w:val="0"/>
+              </w:rPr>
+              <w:t>________원 × ________명</w:t>
+            </w:r>
+          </w:p>
+        </w:tc>
+        <w:tc>
+          <w:tcPr>
+            <w:tcW w:type="dxa" w:w="1440"/>
+          </w:tcPr>
+          <w:p>
+            <w:r>
+              <w:rPr>
+                <w:b w:val="0"/>
+              </w:rPr>
+              <w:t>________</w:t>
+            </w:r>
+          </w:p>
+        </w:tc>
+        <w:tc>
+          <w:tcPr>
+            <w:tcW w:type="dxa" w:w="1440"/>
+          </w:tcPr>
+          <w:p>
+            <w:r>
+              <w:rPr>
+                <w:b w:val="0"/>
+              </w:rPr>
+              <w:t>________</w:t>
+            </w:r>
+          </w:p>
+        </w:tc>
+        <w:tc>
+          <w:tcPr>
+            <w:tcW w:type="dxa" w:w="1440"/>
+          </w:tcPr>
+          <w:p>
+            <w:r>
+              <w:rPr>
+                <w:b w:val="0"/>
+              </w:rPr>
+              <w:t>________</w:t>
+            </w:r>
+          </w:p>
+        </w:tc>
+        <w:tc>
+          <w:tcPr>
+            <w:tcW w:type="dxa" w:w="1440"/>
+          </w:tcPr>
+          <w:p>
+            <w:r>
+              <w:rPr>
+                <w:b w:val="0"/>
+              </w:rPr>
+              <w:t>________</w:t>
+            </w:r>
+          </w:p>
+        </w:tc>
+      </w:tr>
+      <w:tr>
+        <w:tc>
+          <w:tcPr>
+            <w:tcW w:type="dxa" w:w="1440"/>
+          </w:tcPr>
+          <w:p>
+            <w:r>
+              <w:rPr>
+                <w:b w:val="0"/>
+              </w:rPr>
+              <w:t>운영용품: 달란트·가격표·봉투</w:t>
+            </w:r>
+          </w:p>
+        </w:tc>
+        <w:tc>
+          <w:tcPr>
+            <w:tcW w:type="dxa" w:w="1440"/>
+          </w:tcPr>
+          <w:p>
+            <w:r>
+              <w:rPr>
+                <w:b w:val="0"/>
+              </w:rPr>
+              <w:t>________원 × ________세트</w:t>
+            </w:r>
+          </w:p>
+        </w:tc>
+        <w:tc>
+          <w:tcPr>
+            <w:tcW w:type="dxa" w:w="1440"/>
+          </w:tcPr>
+          <w:p>
+            <w:r>
+              <w:rPr>
+                <w:b w:val="0"/>
+              </w:rPr>
+              <w:t>________</w:t>
+            </w:r>
+          </w:p>
+        </w:tc>
+        <w:tc>
+          <w:tcPr>
+            <w:tcW w:type="dxa" w:w="1440"/>
+          </w:tcPr>
+          <w:p>
+            <w:r>
+              <w:rPr>
+                <w:b w:val="0"/>
+              </w:rPr>
+              <w:t>________</w:t>
+            </w:r>
+          </w:p>
+        </w:tc>
+        <w:tc>
+          <w:tcPr>
+            <w:tcW w:type="dxa" w:w="1440"/>
+          </w:tcPr>
+          <w:p>
+            <w:r>
+              <w:rPr>
+                <w:b w:val="0"/>
+              </w:rPr>
+              <w:t>________</w:t>
+            </w:r>
+          </w:p>
+        </w:tc>
+        <w:tc>
+          <w:tcPr>
+            <w:tcW w:type="dxa" w:w="1440"/>
+          </w:tcPr>
+          <w:p>
+            <w:r>
+              <w:rPr>
+                <w:b w:val="0"/>
+              </w:rPr>
+              <w:t>________</w:t>
+            </w:r>
+          </w:p>
+        </w:tc>
+      </w:tr>
+      <w:tr>
+        <w:tc>
+          <w:tcPr>
+            <w:tcW w:type="dxa" w:w="1440"/>
+          </w:tcPr>
+          <w:p>
+            <w:r>
+              <w:rPr>
+                <w:b w:val="0"/>
+              </w:rPr>
+              <w:t>안전·위생용품: ________</w:t>
+            </w:r>
+          </w:p>
+        </w:tc>
+        <w:tc>
+          <w:tcPr>
+            <w:tcW w:type="dxa" w:w="1440"/>
+          </w:tcPr>
+          <w:p>
+            <w:r>
+              <w:rPr>
+                <w:b w:val="0"/>
+              </w:rPr>
+              <w:t>________원 × ________개</w:t>
+            </w:r>
+          </w:p>
+        </w:tc>
+        <w:tc>
+          <w:tcPr>
+            <w:tcW w:type="dxa" w:w="1440"/>
+          </w:tcPr>
+          <w:p>
+            <w:r>
+              <w:rPr>
+                <w:b w:val="0"/>
+              </w:rPr>
+              <w:t>________</w:t>
+            </w:r>
+          </w:p>
+        </w:tc>
+        <w:tc>
+          <w:tcPr>
+            <w:tcW w:type="dxa" w:w="1440"/>
+          </w:tcPr>
+          <w:p>
+            <w:r>
+              <w:rPr>
+                <w:b w:val="0"/>
+              </w:rPr>
+              <w:t>________</w:t>
+            </w:r>
+          </w:p>
+        </w:tc>
+        <w:tc>
+          <w:tcPr>
+            <w:tcW w:type="dxa" w:w="1440"/>
+          </w:tcPr>
+          <w:p>
+            <w:r>
+              <w:rPr>
+                <w:b w:val="0"/>
+              </w:rPr>
+              <w:t>________</w:t>
+            </w:r>
+          </w:p>
+        </w:tc>
+        <w:tc>
+          <w:tcPr>
+            <w:tcW w:type="dxa" w:w="1440"/>
+          </w:tcPr>
+          <w:p>
+            <w:r>
+              <w:rPr>
+                <w:b w:val="0"/>
+              </w:rPr>
+              <w:t>________</w:t>
+            </w:r>
+          </w:p>
+        </w:tc>
+      </w:tr>
+      <w:tr>
+        <w:tc>
+          <w:tcPr>
+            <w:tcW w:type="dxa" w:w="1440"/>
+          </w:tcPr>
+          <w:p>
+            <w:r>
+              <w:rPr>
+                <w:b w:val="0"/>
+              </w:rPr>
+              <w:t>합계</w:t>
+            </w:r>
+          </w:p>
+        </w:tc>
+        <w:tc>
+          <w:tcPr>
+            <w:tcW w:type="dxa" w:w="1440"/>
+          </w:tcPr>
+          <w:p>
+            <w:r>
+              <w:rPr>
+                <w:b w:val="0"/>
+              </w:rPr>
+              <w:t>수량·단가 합산</w:t>
+            </w:r>
+          </w:p>
+        </w:tc>
+        <w:tc>
+          <w:tcPr>
+            <w:tcW w:type="dxa" w:w="1440"/>
+          </w:tcPr>
+          <w:p>
+            <w:r>
+              <w:rPr>
+                <w:b w:val="0"/>
+              </w:rPr>
+              <w:t>________</w:t>
+            </w:r>
+          </w:p>
+        </w:tc>
+        <w:tc>
+          <w:tcPr>
+            <w:tcW w:type="dxa" w:w="1440"/>
+          </w:tcPr>
+          <w:p>
+            <w:r>
+              <w:rPr>
+                <w:b w:val="0"/>
+              </w:rPr>
+              <w:t>________</w:t>
+            </w:r>
+          </w:p>
+        </w:tc>
+        <w:tc>
+          <w:tcPr>
+            <w:tcW w:type="dxa" w:w="1440"/>
+          </w:tcPr>
+          <w:p>
+            <w:r>
+              <w:rPr>
+                <w:b w:val="0"/>
+              </w:rPr>
+              <w:t>________</w:t>
+            </w:r>
+          </w:p>
+        </w:tc>
+        <w:tc>
+          <w:tcPr>
+            <w:tcW w:type="dxa" w:w="1440"/>
+          </w:tcPr>
+          <w:p>
+            <w:r>
+              <w:rPr>
+                <w:b w:val="0"/>
+              </w:rPr>
+              <w:t>________</w:t>
+            </w:r>
+          </w:p>
+        </w:tc>
+      </w:tr>
+    </w:tbl>
+    <w:p/>
+    <w:p>
+      <w:r>
+        <w:rPr>
+          <w:b w:val="0"/>
+        </w:rPr>
+        <w:t>예산 총액: 금________원(금________원).</w:t>
+      </w:r>
+    </w:p>
+    <w:p>
+      <w:r>
+        <w:rPr>
+          <w:b w:val="0"/>
+        </w:rPr>
+        <w:t>기증 물품은 수량·상태를 별도 기록하고, 구입비와 중복 계상하지 않음. 담당: ________ / 기한: ________.</w:t>
       </w:r>
     </w:p>
     <w:p>
       <w:pPr>
-        <w:pStyle w:val="ListBullet"/>
+        <w:pStyle w:val="Heading3"/>
       </w:pPr>
       <w:r>
         <w:rPr>
           <w:b w:val="0"/>
         </w:rPr>
-        <w:t>달란트 수량이나 순위를 공개하지 않고, 믿음의 크기와 연결해 말하지 않는다.</w:t>
+        <w:t>나. 집행 및 정산 기준</w:t>
       </w:r>
     </w:p>
+    <w:tbl>
+      <w:tblPr>
+        <w:tblStyle w:val="TableGrid"/>
+        <w:tblW w:type="auto" w:w="0"/>
+        <w:tblLook w:firstColumn="1" w:firstRow="1" w:lastColumn="0" w:lastRow="0" w:noHBand="0" w:noVBand="1" w:val="04A0"/>
+      </w:tblPr>
+      <w:tblGrid>
+        <w:gridCol w:w="2880"/>
+        <w:gridCol w:w="2880"/>
+        <w:gridCol w:w="2880"/>
+      </w:tblGrid>
+      <w:tr>
+        <w:tc>
+          <w:tcPr>
+            <w:tcW w:type="dxa" w:w="2880"/>
+          </w:tcPr>
+          <w:p>
+            <w:r>
+              <w:rPr>
+                <w:b/>
+              </w:rPr>
+              <w:t>실행 사항</w:t>
+            </w:r>
+          </w:p>
+        </w:tc>
+        <w:tc>
+          <w:tcPr>
+            <w:tcW w:type="dxa" w:w="2880"/>
+          </w:tcPr>
+          <w:p>
+            <w:r>
+              <w:rPr>
+                <w:b/>
+              </w:rPr>
+              <w:t>담당</w:t>
+            </w:r>
+          </w:p>
+        </w:tc>
+        <w:tc>
+          <w:tcPr>
+            <w:tcW w:type="dxa" w:w="2880"/>
+          </w:tcPr>
+          <w:p>
+            <w:r>
+              <w:rPr>
+                <w:b/>
+              </w:rPr>
+              <w:t>기한</w:t>
+            </w:r>
+          </w:p>
+        </w:tc>
+      </w:tr>
+      <w:tr>
+        <w:tc>
+          <w:tcPr>
+            <w:tcW w:type="dxa" w:w="2880"/>
+          </w:tcPr>
+          <w:p>
+            <w:r>
+              <w:rPr>
+                <w:b w:val="0"/>
+              </w:rPr>
+              <w:t>구입 전 예산·품목 승인, 변경 시 추가 승인</w:t>
+            </w:r>
+          </w:p>
+        </w:tc>
+        <w:tc>
+          <w:tcPr>
+            <w:tcW w:type="dxa" w:w="2880"/>
+          </w:tcPr>
+          <w:p>
+            <w:r>
+              <w:rPr>
+                <w:b w:val="0"/>
+              </w:rPr>
+              <w:t>________</w:t>
+            </w:r>
+          </w:p>
+        </w:tc>
+        <w:tc>
+          <w:tcPr>
+            <w:tcW w:type="dxa" w:w="2880"/>
+          </w:tcPr>
+          <w:p>
+            <w:r>
+              <w:rPr>
+                <w:b w:val="0"/>
+              </w:rPr>
+              <w:t>구입 전</w:t>
+            </w:r>
+          </w:p>
+        </w:tc>
+      </w:tr>
+      <w:tr>
+        <w:tc>
+          <w:tcPr>
+            <w:tcW w:type="dxa" w:w="2880"/>
+          </w:tcPr>
+          <w:p>
+            <w:r>
+              <w:rPr>
+                <w:b w:val="0"/>
+              </w:rPr>
+              <w:t>거래별 일자·품목·금액·지급 수단 기록 및 영수증 번호 연결</w:t>
+            </w:r>
+          </w:p>
+        </w:tc>
+        <w:tc>
+          <w:tcPr>
+            <w:tcW w:type="dxa" w:w="2880"/>
+          </w:tcPr>
+          <w:p>
+            <w:r>
+              <w:rPr>
+                <w:b w:val="0"/>
+              </w:rPr>
+              <w:t>________</w:t>
+            </w:r>
+          </w:p>
+        </w:tc>
+        <w:tc>
+          <w:tcPr>
+            <w:tcW w:type="dxa" w:w="2880"/>
+          </w:tcPr>
+          <w:p>
+            <w:r>
+              <w:rPr>
+                <w:b w:val="0"/>
+              </w:rPr>
+              <w:t>거래 당일</w:t>
+            </w:r>
+          </w:p>
+        </w:tc>
+      </w:tr>
+      <w:tr>
+        <w:tc>
+          <w:tcPr>
+            <w:tcW w:type="dxa" w:w="2880"/>
+          </w:tcPr>
+          <w:p>
+            <w:r>
+              <w:rPr>
+                <w:b w:val="0"/>
+              </w:rPr>
+              <w:t>교회 지정 계좌 사용, 개인 계좌·개인 자금과 혼용 금지</w:t>
+            </w:r>
+          </w:p>
+        </w:tc>
+        <w:tc>
+          <w:tcPr>
+            <w:tcW w:type="dxa" w:w="2880"/>
+          </w:tcPr>
+          <w:p>
+            <w:r>
+              <w:rPr>
+                <w:b w:val="0"/>
+              </w:rPr>
+              <w:t>________</w:t>
+            </w:r>
+          </w:p>
+        </w:tc>
+        <w:tc>
+          <w:tcPr>
+            <w:tcW w:type="dxa" w:w="2880"/>
+          </w:tcPr>
+          <w:p>
+            <w:r>
+              <w:rPr>
+                <w:b w:val="0"/>
+              </w:rPr>
+              <w:t>집행 전 기간</w:t>
+            </w:r>
+          </w:p>
+        </w:tc>
+      </w:tr>
+      <w:tr>
+        <w:tc>
+          <w:tcPr>
+            <w:tcW w:type="dxa" w:w="2880"/>
+          </w:tcPr>
+          <w:p>
+            <w:r>
+              <w:rPr>
+                <w:b w:val="0"/>
+              </w:rPr>
+              <w:t>현금 발생 시 두 사람이 함께 계수하고 공동 서명</w:t>
+            </w:r>
+          </w:p>
+        </w:tc>
+        <w:tc>
+          <w:tcPr>
+            <w:tcW w:type="dxa" w:w="2880"/>
+          </w:tcPr>
+          <w:p>
+            <w:r>
+              <w:rPr>
+                <w:b w:val="0"/>
+              </w:rPr>
+              <w:t>________ / ________</w:t>
+            </w:r>
+          </w:p>
+        </w:tc>
+        <w:tc>
+          <w:tcPr>
+            <w:tcW w:type="dxa" w:w="2880"/>
+          </w:tcPr>
+          <w:p>
+            <w:r>
+              <w:rPr>
+                <w:b w:val="0"/>
+              </w:rPr>
+              <w:t>현금 취급 즉시</w:t>
+            </w:r>
+          </w:p>
+        </w:tc>
+      </w:tr>
+      <w:tr>
+        <w:tc>
+          <w:tcPr>
+            <w:tcW w:type="dxa" w:w="2880"/>
+          </w:tcPr>
+          <w:p>
+            <w:r>
+              <w:rPr>
+                <w:b w:val="0"/>
+              </w:rPr>
+              <w:t>집행자 외 다른 사람이 증빙·잔액 확인</w:t>
+            </w:r>
+          </w:p>
+        </w:tc>
+        <w:tc>
+          <w:tcPr>
+            <w:tcW w:type="dxa" w:w="2880"/>
+          </w:tcPr>
+          <w:p>
+            <w:r>
+              <w:rPr>
+                <w:b w:val="0"/>
+              </w:rPr>
+              <w:t>________</w:t>
+            </w:r>
+          </w:p>
+        </w:tc>
+        <w:tc>
+          <w:tcPr>
+            <w:tcW w:type="dxa" w:w="2880"/>
+          </w:tcPr>
+          <w:p>
+            <w:r>
+              <w:rPr>
+                <w:b w:val="0"/>
+              </w:rPr>
+              <w:t>________</w:t>
+            </w:r>
+          </w:p>
+        </w:tc>
+      </w:tr>
+      <w:tr>
+        <w:tc>
+          <w:tcPr>
+            <w:tcW w:type="dxa" w:w="2880"/>
+          </w:tcPr>
+          <w:p>
+            <w:r>
+              <w:rPr>
+                <w:b w:val="0"/>
+              </w:rPr>
+              <w:t>행사별 정산 후 해당 월 재정 보고에 반영</w:t>
+            </w:r>
+          </w:p>
+        </w:tc>
+        <w:tc>
+          <w:tcPr>
+            <w:tcW w:type="dxa" w:w="2880"/>
+          </w:tcPr>
+          <w:p>
+            <w:r>
+              <w:rPr>
+                <w:b w:val="0"/>
+              </w:rPr>
+              <w:t>________</w:t>
+            </w:r>
+          </w:p>
+        </w:tc>
+        <w:tc>
+          <w:tcPr>
+            <w:tcW w:type="dxa" w:w="2880"/>
+          </w:tcPr>
+          <w:p>
+            <w:r>
+              <w:rPr>
+                <w:b w:val="0"/>
+              </w:rPr>
+              <w:t>________</w:t>
+            </w:r>
+          </w:p>
+        </w:tc>
+      </w:tr>
+    </w:tbl>
+    <w:p/>
     <w:p>
       <w:pPr>
-        <w:pStyle w:val="ListBullet"/>
+        <w:pStyle w:val="Heading2"/>
       </w:pPr>
       <w:r>
         <w:rPr>
           <w:b w:val="0"/>
         </w:rPr>
-        <w:t>인기 물품은 1인 1개로 제한하고, 입장 순서별로 재고를 나누어 둔다.</w:t>
+        <w:t>7. 기대 효과 및 평가 방법</w:t>
       </w:r>
     </w:p>
     <w:p>
+      <w:r>
+        <w:rPr>
+          <w:b w:val="0"/>
+        </w:rPr>
+        <w:t>가. 신앙적 기대 효과: 감사와 배려를 표현하고 공동체의 돌봄을 경험하도록 도움. 신앙의 성장 정도를 달란트 수량으로 판정하지 않음.</w:t>
+      </w:r>
+    </w:p>
+    <w:p>
+      <w:r>
+        <w:rPr>
+          <w:b w:val="0"/>
+        </w:rPr>
+        <w:t>나. 확인 가능한 결과 및 공정 운영 점검</w:t>
+      </w:r>
+    </w:p>
+    <w:tbl>
+      <w:tblPr>
+        <w:tblStyle w:val="TableGrid"/>
+        <w:tblW w:type="auto" w:w="0"/>
+        <w:tblLook w:firstColumn="1" w:firstRow="1" w:lastColumn="0" w:lastRow="0" w:noHBand="0" w:noVBand="1" w:val="04A0"/>
+      </w:tblPr>
+      <w:tblGrid>
+        <w:gridCol w:w="2160"/>
+        <w:gridCol w:w="2160"/>
+        <w:gridCol w:w="2160"/>
+        <w:gridCol w:w="2160"/>
+      </w:tblGrid>
+      <w:tr>
+        <w:tc>
+          <w:tcPr>
+            <w:tcW w:type="dxa" w:w="2160"/>
+          </w:tcPr>
+          <w:p>
+            <w:r>
+              <w:rPr>
+                <w:b/>
+              </w:rPr>
+              <w:t>평가 항목</w:t>
+            </w:r>
+          </w:p>
+        </w:tc>
+        <w:tc>
+          <w:tcPr>
+            <w:tcW w:type="dxa" w:w="2160"/>
+          </w:tcPr>
+          <w:p>
+            <w:r>
+              <w:rPr>
+                <w:b/>
+              </w:rPr>
+              <w:t>확인 방법·운영 요령</w:t>
+            </w:r>
+          </w:p>
+        </w:tc>
+        <w:tc>
+          <w:tcPr>
+            <w:tcW w:type="dxa" w:w="2160"/>
+          </w:tcPr>
+          <w:p>
+            <w:r>
+              <w:rPr>
+                <w:b/>
+              </w:rPr>
+              <w:t>담당</w:t>
+            </w:r>
+          </w:p>
+        </w:tc>
+        <w:tc>
+          <w:tcPr>
+            <w:tcW w:type="dxa" w:w="2160"/>
+          </w:tcPr>
+          <w:p>
+            <w:r>
+              <w:rPr>
+                <w:b/>
+              </w:rPr>
+              <w:t>확인 기한</w:t>
+            </w:r>
+          </w:p>
+        </w:tc>
+      </w:tr>
+      <w:tr>
+        <w:tc>
+          <w:tcPr>
+            <w:tcW w:type="dxa" w:w="2160"/>
+          </w:tcPr>
+          <w:p>
+            <w:r>
+              <w:rPr>
+                <w:b w:val="0"/>
+              </w:rPr>
+              <w:t>참여 기회</w:t>
+            </w:r>
+          </w:p>
+        </w:tc>
+        <w:tc>
+          <w:tcPr>
+            <w:tcW w:type="dxa" w:w="2160"/>
+          </w:tcPr>
+          <w:p>
+            <w:r>
+              <w:rPr>
+                <w:b w:val="0"/>
+              </w:rPr>
+              <w:t>참여 인원·기본 달란트 지급 인원 대조</w:t>
+            </w:r>
+          </w:p>
+        </w:tc>
+        <w:tc>
+          <w:tcPr>
+            <w:tcW w:type="dxa" w:w="2160"/>
+          </w:tcPr>
+          <w:p>
+            <w:r>
+              <w:rPr>
+                <w:b w:val="0"/>
+              </w:rPr>
+              <w:t>________</w:t>
+            </w:r>
+          </w:p>
+        </w:tc>
+        <w:tc>
+          <w:tcPr>
+            <w:tcW w:type="dxa" w:w="2160"/>
+          </w:tcPr>
+          <w:p>
+            <w:r>
+              <w:rPr>
+                <w:b w:val="0"/>
+              </w:rPr>
+              <w:t>________</w:t>
+            </w:r>
+          </w:p>
+        </w:tc>
+      </w:tr>
+      <w:tr>
+        <w:tc>
+          <w:tcPr>
+            <w:tcW w:type="dxa" w:w="2160"/>
+          </w:tcPr>
+          <w:p>
+            <w:r>
+              <w:rPr>
+                <w:b w:val="0"/>
+              </w:rPr>
+              <w:t>교환의 공정성</w:t>
+            </w:r>
+          </w:p>
+        </w:tc>
+        <w:tc>
+          <w:tcPr>
+            <w:tcW w:type="dxa" w:w="2160"/>
+          </w:tcPr>
+          <w:p>
+            <w:r>
+              <w:rPr>
+                <w:b w:val="0"/>
+              </w:rPr>
+              <w:t>가격표·구매 한도 동일 적용, 임의 할인·추가 지급 여부 확인</w:t>
+            </w:r>
+          </w:p>
+        </w:tc>
+        <w:tc>
+          <w:tcPr>
+            <w:tcW w:type="dxa" w:w="2160"/>
+          </w:tcPr>
+          <w:p>
+            <w:r>
+              <w:rPr>
+                <w:b w:val="0"/>
+              </w:rPr>
+              <w:t>________</w:t>
+            </w:r>
+          </w:p>
+        </w:tc>
+        <w:tc>
+          <w:tcPr>
+            <w:tcW w:type="dxa" w:w="2160"/>
+          </w:tcPr>
+          <w:p>
+            <w:r>
+              <w:rPr>
+                <w:b w:val="0"/>
+              </w:rPr>
+              <w:t>________</w:t>
+            </w:r>
+          </w:p>
+        </w:tc>
+      </w:tr>
+      <w:tr>
+        <w:tc>
+          <w:tcPr>
+            <w:tcW w:type="dxa" w:w="2160"/>
+          </w:tcPr>
+          <w:p>
+            <w:r>
+              <w:rPr>
+                <w:b w:val="0"/>
+              </w:rPr>
+              <w:t>연령별 이용 편의</w:t>
+            </w:r>
+          </w:p>
+        </w:tc>
+        <w:tc>
+          <w:tcPr>
+            <w:tcW w:type="dxa" w:w="2160"/>
+          </w:tcPr>
+          <w:p>
+            <w:r>
+              <w:rPr>
+                <w:b w:val="0"/>
+              </w:rPr>
+              <w:t>유치부 그림 가격표·교사 동행, 부서별 첫 입장 순서 교대</w:t>
+            </w:r>
+          </w:p>
+        </w:tc>
+        <w:tc>
+          <w:tcPr>
+            <w:tcW w:type="dxa" w:w="2160"/>
+          </w:tcPr>
+          <w:p>
+            <w:r>
+              <w:rPr>
+                <w:b w:val="0"/>
+              </w:rPr>
+              <w:t>________</w:t>
+            </w:r>
+          </w:p>
+        </w:tc>
+        <w:tc>
+          <w:tcPr>
+            <w:tcW w:type="dxa" w:w="2160"/>
+          </w:tcPr>
+          <w:p>
+            <w:r>
+              <w:rPr>
+                <w:b w:val="0"/>
+              </w:rPr>
+              <w:t>________</w:t>
+            </w:r>
+          </w:p>
+        </w:tc>
+      </w:tr>
+      <w:tr>
+        <w:tc>
+          <w:tcPr>
+            <w:tcW w:type="dxa" w:w="2160"/>
+          </w:tcPr>
+          <w:p>
+            <w:r>
+              <w:rPr>
+                <w:b w:val="0"/>
+              </w:rPr>
+              <w:t>소외·경쟁 예방</w:t>
+            </w:r>
+          </w:p>
+        </w:tc>
+        <w:tc>
+          <w:tcPr>
+            <w:tcW w:type="dxa" w:w="2160"/>
+          </w:tcPr>
+          <w:p>
+            <w:r>
+              <w:rPr>
+                <w:b w:val="0"/>
+              </w:rPr>
+              <w:t>공개 순위·비교 발언 금지, 나눔 참여 강요 금지</w:t>
+            </w:r>
+          </w:p>
+        </w:tc>
+        <w:tc>
+          <w:tcPr>
+            <w:tcW w:type="dxa" w:w="2160"/>
+          </w:tcPr>
+          <w:p>
+            <w:r>
+              <w:rPr>
+                <w:b w:val="0"/>
+              </w:rPr>
+              <w:t>________</w:t>
+            </w:r>
+          </w:p>
+        </w:tc>
+        <w:tc>
+          <w:tcPr>
+            <w:tcW w:type="dxa" w:w="2160"/>
+          </w:tcPr>
+          <w:p>
+            <w:r>
+              <w:rPr>
+                <w:b w:val="0"/>
+              </w:rPr>
+              <w:t>________</w:t>
+            </w:r>
+          </w:p>
+        </w:tc>
+      </w:tr>
+      <w:tr>
+        <w:tc>
+          <w:tcPr>
+            <w:tcW w:type="dxa" w:w="2160"/>
+          </w:tcPr>
+          <w:p>
+            <w:r>
+              <w:rPr>
+                <w:b w:val="0"/>
+              </w:rPr>
+              <w:t>물품·예산 관리</w:t>
+            </w:r>
+          </w:p>
+        </w:tc>
+        <w:tc>
+          <w:tcPr>
+            <w:tcW w:type="dxa" w:w="2160"/>
+          </w:tcPr>
+          <w:p>
+            <w:r>
+              <w:rPr>
+                <w:b w:val="0"/>
+              </w:rPr>
+              <w:t>준비량·교환량·잔량 대조, 증빙·집행액 확인</w:t>
+            </w:r>
+          </w:p>
+        </w:tc>
+        <w:tc>
+          <w:tcPr>
+            <w:tcW w:type="dxa" w:w="2160"/>
+          </w:tcPr>
+          <w:p>
+            <w:r>
+              <w:rPr>
+                <w:b w:val="0"/>
+              </w:rPr>
+              <w:t>________</w:t>
+            </w:r>
+          </w:p>
+        </w:tc>
+        <w:tc>
+          <w:tcPr>
+            <w:tcW w:type="dxa" w:w="2160"/>
+          </w:tcPr>
+          <w:p>
+            <w:r>
+              <w:rPr>
+                <w:b w:val="0"/>
+              </w:rPr>
+              <w:t>________</w:t>
+            </w:r>
+          </w:p>
+        </w:tc>
+      </w:tr>
+      <w:tr>
+        <w:tc>
+          <w:tcPr>
+            <w:tcW w:type="dxa" w:w="2160"/>
+          </w:tcPr>
+          <w:p>
+            <w:r>
+              <w:rPr>
+                <w:b w:val="0"/>
+              </w:rPr>
+              <w:t>개선 의견</w:t>
+            </w:r>
+          </w:p>
+        </w:tc>
+        <w:tc>
+          <w:tcPr>
+            <w:tcW w:type="dxa" w:w="2160"/>
+          </w:tcPr>
+          <w:p>
+            <w:r>
+              <w:rPr>
+                <w:b w:val="0"/>
+              </w:rPr>
+              <w:t>어린이·교사 의견과 이의 처리 결과 기록</w:t>
+            </w:r>
+          </w:p>
+        </w:tc>
+        <w:tc>
+          <w:tcPr>
+            <w:tcW w:type="dxa" w:w="2160"/>
+          </w:tcPr>
+          <w:p>
+            <w:r>
+              <w:rPr>
+                <w:b w:val="0"/>
+              </w:rPr>
+              <w:t>________</w:t>
+            </w:r>
+          </w:p>
+        </w:tc>
+        <w:tc>
+          <w:tcPr>
+            <w:tcW w:type="dxa" w:w="2160"/>
+          </w:tcPr>
+          <w:p>
+            <w:r>
+              <w:rPr>
+                <w:b w:val="0"/>
+              </w:rPr>
+              <w:t>________</w:t>
+            </w:r>
+          </w:p>
+        </w:tc>
+      </w:tr>
+    </w:tbl>
+    <w:p/>
+    <w:p>
       <w:pPr>
-        <w:pStyle w:val="ListBullet"/>
+        <w:pStyle w:val="Heading2"/>
       </w:pPr>
       <w:r>
         <w:rPr>
           <w:b w:val="0"/>
         </w:rPr>
-        <w:t>질병·가정 사정으로 결석한 어린이에게는 가정 말씀 활동 등 대체 참여 기회를 안내한다.</w:t>
+        <w:t>8. 향후 일정</w:t>
       </w:r>
     </w:p>
+    <w:tbl>
+      <w:tblPr>
+        <w:tblStyle w:val="TableGrid"/>
+        <w:tblW w:type="auto" w:w="0"/>
+        <w:tblLook w:firstColumn="1" w:firstRow="1" w:lastColumn="0" w:lastRow="0" w:noHBand="0" w:noVBand="1" w:val="04A0"/>
+      </w:tblPr>
+      <w:tblGrid>
+        <w:gridCol w:w="2880"/>
+        <w:gridCol w:w="2880"/>
+        <w:gridCol w:w="2880"/>
+      </w:tblGrid>
+      <w:tr>
+        <w:tc>
+          <w:tcPr>
+            <w:tcW w:type="dxa" w:w="2880"/>
+          </w:tcPr>
+          <w:p>
+            <w:r>
+              <w:rPr>
+                <w:b/>
+              </w:rPr>
+              <w:t>내용</w:t>
+            </w:r>
+          </w:p>
+        </w:tc>
+        <w:tc>
+          <w:tcPr>
+            <w:tcW w:type="dxa" w:w="2880"/>
+          </w:tcPr>
+          <w:p>
+            <w:r>
+              <w:rPr>
+                <w:b/>
+              </w:rPr>
+              <w:t>담당</w:t>
+            </w:r>
+          </w:p>
+        </w:tc>
+        <w:tc>
+          <w:tcPr>
+            <w:tcW w:type="dxa" w:w="2880"/>
+          </w:tcPr>
+          <w:p>
+            <w:r>
+              <w:rPr>
+                <w:b/>
+              </w:rPr>
+              <w:t>기한</w:t>
+            </w:r>
+          </w:p>
+        </w:tc>
+      </w:tr>
+      <w:tr>
+        <w:tc>
+          <w:tcPr>
+            <w:tcW w:type="dxa" w:w="2880"/>
+          </w:tcPr>
+          <w:p>
+            <w:r>
+              <w:rPr>
+                <w:b w:val="0"/>
+              </w:rPr>
+              <w:t>계획 승인 및 적립 기준 안내</w:t>
+            </w:r>
+          </w:p>
+        </w:tc>
+        <w:tc>
+          <w:tcPr>
+            <w:tcW w:type="dxa" w:w="2880"/>
+          </w:tcPr>
+          <w:p>
+            <w:r>
+              <w:rPr>
+                <w:b w:val="0"/>
+              </w:rPr>
+              <w:t>________</w:t>
+            </w:r>
+          </w:p>
+        </w:tc>
+        <w:tc>
+          <w:tcPr>
+            <w:tcW w:type="dxa" w:w="2880"/>
+          </w:tcPr>
+          <w:p>
+            <w:r>
+              <w:rPr>
+                <w:b w:val="0"/>
+              </w:rPr>
+              <w:t>적립 시작 전 ________</w:t>
+            </w:r>
+          </w:p>
+        </w:tc>
+      </w:tr>
+      <w:tr>
+        <w:tc>
+          <w:tcPr>
+            <w:tcW w:type="dxa" w:w="2880"/>
+          </w:tcPr>
+          <w:p>
+            <w:r>
+              <w:rPr>
+                <w:b w:val="0"/>
+              </w:rPr>
+              <w:t>적립 기록 마감·이의 확인</w:t>
+            </w:r>
+          </w:p>
+        </w:tc>
+        <w:tc>
+          <w:tcPr>
+            <w:tcW w:type="dxa" w:w="2880"/>
+          </w:tcPr>
+          <w:p>
+            <w:r>
+              <w:rPr>
+                <w:b w:val="0"/>
+              </w:rPr>
+              <w:t>________</w:t>
+            </w:r>
+          </w:p>
+        </w:tc>
+        <w:tc>
+          <w:tcPr>
+            <w:tcW w:type="dxa" w:w="2880"/>
+          </w:tcPr>
+          <w:p>
+            <w:r>
+              <w:rPr>
+                <w:b w:val="0"/>
+              </w:rPr>
+              <w:t>행사 전 ________</w:t>
+            </w:r>
+          </w:p>
+        </w:tc>
+      </w:tr>
+      <w:tr>
+        <w:tc>
+          <w:tcPr>
+            <w:tcW w:type="dxa" w:w="2880"/>
+          </w:tcPr>
+          <w:p>
+            <w:r>
+              <w:rPr>
+                <w:b w:val="0"/>
+              </w:rPr>
+              <w:t>물품 검수·배치·안전 점검</w:t>
+            </w:r>
+          </w:p>
+        </w:tc>
+        <w:tc>
+          <w:tcPr>
+            <w:tcW w:type="dxa" w:w="2880"/>
+          </w:tcPr>
+          <w:p>
+            <w:r>
+              <w:rPr>
+                <w:b w:val="0"/>
+              </w:rPr>
+              <w:t>________</w:t>
+            </w:r>
+          </w:p>
+        </w:tc>
+        <w:tc>
+          <w:tcPr>
+            <w:tcW w:type="dxa" w:w="2880"/>
+          </w:tcPr>
+          <w:p>
+            <w:r>
+              <w:rPr>
+                <w:b w:val="0"/>
+              </w:rPr>
+              <w:t>행사 전 ________</w:t>
+            </w:r>
+          </w:p>
+        </w:tc>
+      </w:tr>
+      <w:tr>
+        <w:tc>
+          <w:tcPr>
+            <w:tcW w:type="dxa" w:w="2880"/>
+          </w:tcPr>
+          <w:p>
+            <w:r>
+              <w:rPr>
+                <w:b w:val="0"/>
+              </w:rPr>
+              <w:t>잔여 물품 처리 승인·보관, 회신서 보관 기한 확인</w:t>
+            </w:r>
+          </w:p>
+        </w:tc>
+        <w:tc>
+          <w:tcPr>
+            <w:tcW w:type="dxa" w:w="2880"/>
+          </w:tcPr>
+          <w:p>
+            <w:r>
+              <w:rPr>
+                <w:b w:val="0"/>
+              </w:rPr>
+              <w:t>________</w:t>
+            </w:r>
+          </w:p>
+        </w:tc>
+        <w:tc>
+          <w:tcPr>
+            <w:tcW w:type="dxa" w:w="2880"/>
+          </w:tcPr>
+          <w:p>
+            <w:r>
+              <w:rPr>
+                <w:b w:val="0"/>
+              </w:rPr>
+              <w:t>행사 후 ________</w:t>
+            </w:r>
+          </w:p>
+        </w:tc>
+      </w:tr>
+      <w:tr>
+        <w:tc>
+          <w:tcPr>
+            <w:tcW w:type="dxa" w:w="2880"/>
+          </w:tcPr>
+          <w:p>
+            <w:r>
+              <w:rPr>
+                <w:b w:val="0"/>
+              </w:rPr>
+              <w:t>정산·결과보고 및 보관 기간 종료 개인정보 파기</w:t>
+            </w:r>
+          </w:p>
+        </w:tc>
+        <w:tc>
+          <w:tcPr>
+            <w:tcW w:type="dxa" w:w="2880"/>
+          </w:tcPr>
+          <w:p>
+            <w:r>
+              <w:rPr>
+                <w:b w:val="0"/>
+              </w:rPr>
+              <w:t>________</w:t>
+            </w:r>
+          </w:p>
+        </w:tc>
+        <w:tc>
+          <w:tcPr>
+            <w:tcW w:type="dxa" w:w="2880"/>
+          </w:tcPr>
+          <w:p>
+            <w:r>
+              <w:rPr>
+                <w:b w:val="0"/>
+              </w:rPr>
+              <w:t>________</w:t>
+            </w:r>
+          </w:p>
+        </w:tc>
+      </w:tr>
+    </w:tbl>
+    <w:p/>
     <w:p>
-      <w:pPr>
-        <w:pStyle w:val="ListBullet"/>
-      </w:pPr>
       <w:r>
         <w:rPr>
           <w:b w:val="0"/>
         </w:rPr>
-        <w:t>기록 누락은 담당 교사가 조용히 확인한다. 개인 간 달란트 거래·빌려주기는 하지 않는다.</w:t>
+        <w:t>붙임 1. 개인별 달란트 적립·확인표 1부.</w:t>
       </w:r>
     </w:p>
     <w:p>
-      <w:pPr>
-        <w:pStyle w:val="ListBullet"/>
-      </w:pPr>
       <w:r>
         <w:rPr>
           <w:b w:val="0"/>
         </w:rPr>
-        <w:t>공통 선물은 달란트와 관계없이 모든 어린이에게 지급한다.</w:t>
+        <w:t>붙임 2. 참가·안전 회신서 및 개인정보 수집·이용 동의서 1부.</w:t>
+      </w:r>
+    </w:p>
+    <w:p>
+      <w:r>
+        <w:rPr>
+          <w:b w:val="0"/>
+        </w:rPr>
+        <w:t>붙임 3. 물품 수불·거래별 지출 및 증빙 목록 1부.</w:t>
       </w:r>
     </w:p>
     <w:sectPr>
